--- a/downloads/student/ai-1-week-04.docx
+++ b/downloads/student/ai-1-week-04.docx
@@ -2006,6 +2006,16 @@
       </w:r>
     </w:p>
     <w:p>
+      <w:r>
+        <w:t>Read the labelled picture: Show which stage used labels and which stage used only the new measurement.</w:t>
+      </w:r>
+    </w:p>
+    <w:p>
+      <w:r>
+        <w:t>Change one thing: Give a new pebble diameter 5 instead of 4. Predict the result before checking the explanation. What remains the same?</w:t>
+      </w:r>
+    </w:p>
+    <w:p>
       <w:pPr>
         <w:pStyle w:val="Heading1"/>
       </w:pPr>
@@ -3737,6 +3747,187 @@
     <w:p>
       <w:r>
         <w:t>Attempt the independent case before hints. Record whether you worked alone, used a hint or followed a model. After feedback, fix the first unsupported step and explain why it changed. A later check uses a changed case, not a copied answer.</w:t>
+      </w:r>
+    </w:p>
+    <w:p>
+      <w:pPr>
+        <w:pStyle w:val="Heading1"/>
+      </w:pPr>
+      <w:r>
+        <w:t>15. Your lesson route</w:t>
+      </w:r>
+    </w:p>
+    <w:p>
+      <w:r>
+        <w:t>Start with this question: A fictional paper sorter learns a size boundary for toy pebbles.</w:t>
+      </w:r>
+    </w:p>
+    <w:tbl>
+      <w:tblPr>
+        <w:tblStyle w:val="LightShading-Accent1"/>
+        <w:tblW w:type="auto" w:w="0"/>
+        <w:tblLook w:firstColumn="1" w:firstRow="1" w:lastColumn="0" w:lastRow="0" w:noHBand="0" w:noVBand="1" w:val="04A0"/>
+      </w:tblPr>
+      <w:tblGrid>
+        <w:gridCol w:w="5112"/>
+        <w:gridCol w:w="5112"/>
+      </w:tblGrid>
+      <w:tr>
+        <w:trPr>
+          <w:tblHeader/>
+        </w:trPr>
+        <w:tc>
+          <w:tcPr>
+            <w:tcW w:type="dxa" w:w="5112"/>
+          </w:tcPr>
+          <w:p>
+            <w:r>
+              <w:t>By the end, I can</w:t>
+            </w:r>
+          </w:p>
+        </w:tc>
+        <w:tc>
+          <w:tcPr>
+            <w:tcW w:type="dxa" w:w="5112"/>
+          </w:tcPr>
+          <w:p>
+            <w:r>
+              <w:t>How I will show it</w:t>
+            </w:r>
+          </w:p>
+        </w:tc>
+      </w:tr>
+      <w:tr>
+        <w:tc>
+          <w:tcPr>
+            <w:tcW w:type="dxa" w:w="5112"/>
+          </w:tcPr>
+          <w:p>
+            <w:r>
+              <w:t>Execute a stated rule including its boundary</w:t>
+            </w:r>
+          </w:p>
+        </w:tc>
+        <w:tc>
+          <w:tcPr>
+            <w:tcW w:type="dxa" w:w="5112"/>
+          </w:tcPr>
+          <w:p>
+            <w:r>
+              <w:t>Explain the deciding step, show a trace or test, and state one limit.</w:t>
+            </w:r>
+          </w:p>
+        </w:tc>
+      </w:tr>
+      <w:tr>
+        <w:tc>
+          <w:tcPr>
+            <w:tcW w:type="dxa" w:w="5112"/>
+          </w:tcPr>
+          <w:p>
+            <w:r>
+              <w:t>Select a rule by comparing errors on labelled examples</w:t>
+            </w:r>
+          </w:p>
+        </w:tc>
+        <w:tc>
+          <w:tcPr>
+            <w:tcW w:type="dxa" w:w="5112"/>
+          </w:tcPr>
+          <w:p>
+            <w:r>
+              <w:t>Explain the deciding step, show a trace or test, and state one limit.</w:t>
+            </w:r>
+          </w:p>
+        </w:tc>
+      </w:tr>
+      <w:tr>
+        <w:tc>
+          <w:tcPr>
+            <w:tcW w:type="dxa" w:w="5112"/>
+          </w:tcPr>
+          <w:p>
+            <w:r>
+              <w:t>Explain why agreement with fitting examples does not establish performance on new cases</w:t>
+            </w:r>
+          </w:p>
+        </w:tc>
+        <w:tc>
+          <w:tcPr>
+            <w:tcW w:type="dxa" w:w="5112"/>
+          </w:tcPr>
+          <w:p>
+            <w:r>
+              <w:t>Explain the deciding step, show a trace or test, and state one limit.</w:t>
+            </w:r>
+          </w:p>
+        </w:tc>
+      </w:tr>
+    </w:tbl>
+    <w:p>
+      <w:r>
+        <w:t>Remember → watch and explain → try with help → investigate → try independently → keep project evidence. Your teacher may spread this lesson across several classes.</w:t>
+      </w:r>
+    </w:p>
+    <w:p>
+      <w:r>
+        <w:t>Keep your first prediction. Compare it with what the evidence shows and explain any change.</w:t>
+      </w:r>
+    </w:p>
+    <w:p>
+      <w:pPr>
+        <w:pStyle w:val="Heading1"/>
+      </w:pPr>
+      <w:r>
+        <w:t>16. Finish and return</w:t>
+      </w:r>
+    </w:p>
+    <w:p>
+      <w:r>
+        <w:t>Close your notes. Explain this goal in your own words: Execute a stated rule including its boundary</w:t>
+      </w:r>
+    </w:p>
+    <w:p>
+      <w:pPr>
+        <w:pStyle w:val="Heading3"/>
+      </w:pPr>
+      <w:r>
+        <w:t>My deciding step, evidence and one remaining question</w:t>
+      </w:r>
+    </w:p>
+    <w:p>
+      <w:r>
+        <w:t>________________________________________________________________</w:t>
+      </w:r>
+    </w:p>
+    <w:p>
+      <w:r>
+        <w:t>________________________________________________________________</w:t>
+      </w:r>
+    </w:p>
+    <w:p>
+      <w:r>
+        <w:t>________________________________________________________________</w:t>
+      </w:r>
+    </w:p>
+    <w:p>
+      <w:r>
+        <w:t>________________________________________________________________</w:t>
+      </w:r>
+    </w:p>
+    <w:p>
+      <w:r>
+        <w:t>________________________________________________________________</w:t>
+      </w:r>
+    </w:p>
+    <w:p>
+      <w:r>
+        <w:t>If you are unsure, return to the worked picture and explain one arrow. If you are ready, change an input or assumption and justify your prediction.</w:t>
+      </w:r>
+    </w:p>
+    <w:p>
+      <w:r>
+        <w:t>Save your workbook evidence. At the next review, try a different case before opening your old answer.</w:t>
       </w:r>
     </w:p>
     <w:sectPr>

--- a/downloads/student/ai-1-week-04.docx
+++ b/downloads/student/ai-1-week-04.docx
@@ -3928,6 +3928,202 @@
     <w:p>
       <w:r>
         <w:t>Save your workbook evidence. At the next review, try a different case before opening your old answer.</w:t>
+      </w:r>
+    </w:p>
+    <w:p>
+      <w:pPr>
+        <w:pStyle w:val="Heading1"/>
+      </w:pPr>
+      <w:r>
+        <w:t>17. Supported practice, repair and portfolio</w:t>
+      </w:r>
+    </w:p>
+    <w:p>
+      <w:r>
+        <w:t>Use this supported practice once, in the browser or on paper. Keep the reserved independent assessment for a separate first attempt before teacher feedback.</w:t>
+      </w:r>
+    </w:p>
+    <w:p>
+      <w:r>
+        <w:t>A fictional paper sorter learns a size boundary for toy pebbles.</w:t>
+      </w:r>
+    </w:p>
+    <w:p>
+      <w:pPr>
+        <w:pStyle w:val="Heading3"/>
+      </w:pPr>
+      <w:r>
+        <w:t>Practice 1: explain the deciding evidence</w:t>
+      </w:r>
+    </w:p>
+    <w:p>
+      <w:r>
+        <w:t>Which labelled step matches this detail? Selected boundary 5 predicts small for a new diameter 4.</w:t>
+      </w:r>
+    </w:p>
+    <w:p>
+      <w:r>
+        <w:t>1. Training examples</w:t>
+      </w:r>
+    </w:p>
+    <w:p>
+      <w:r>
+        <w:t>2. Candidate 3</w:t>
+      </w:r>
+    </w:p>
+    <w:p>
+      <w:r>
+        <w:t>3. Candidate 5</w:t>
+      </w:r>
+    </w:p>
+    <w:p>
+      <w:r>
+        <w:t>4. New pebble</w:t>
+      </w:r>
+    </w:p>
+    <w:p>
+      <w:pPr>
+        <w:pStyle w:val="Heading3"/>
+      </w:pPr>
+      <w:r>
+        <w:t>My selected conclusion, deciding fact and explanation</w:t>
+      </w:r>
+    </w:p>
+    <w:p>
+      <w:r>
+        <w:t>________________________________________________________________</w:t>
+      </w:r>
+    </w:p>
+    <w:p>
+      <w:r>
+        <w:t>________________________________________________________________</w:t>
+      </w:r>
+    </w:p>
+    <w:p>
+      <w:r>
+        <w:t>________________________________________________________________</w:t>
+      </w:r>
+    </w:p>
+    <w:p>
+      <w:r>
+        <w:t>________________________________________________________________</w:t>
+      </w:r>
+    </w:p>
+    <w:p>
+      <w:r>
+        <w:t>________________________________________________________________</w:t>
+      </w:r>
+    </w:p>
+    <w:p>
+      <w:r>
+        <w:t>Hint if needed: Read the steps in the pictorial case. Match the supplied detail to the stage that performs or records it.</w:t>
+      </w:r>
+    </w:p>
+    <w:p>
+      <w:r>
+        <w:t>After your attempt, compare with the supported explanation: New pebble Selected boundary 5 predicts small for a new diameter 4. The learning procedure compares candidate rules against supplied examples and selects boundary 5. Applying that boundary to diameter 4 is a later prediction step. An explicit threshold can be selected from data; being easy to write does not make its origin unknowable.</w:t>
+      </w:r>
+    </w:p>
+    <w:p>
+      <w:pPr>
+        <w:pStyle w:val="Heading3"/>
+      </w:pPr>
+      <w:r>
+        <w:t>Practice 2: explain the deciding evidence</w:t>
+      </w:r>
+    </w:p>
+    <w:p>
+      <w:r>
+        <w:t>Changed-case practice: Give a new pebble diameter 5 instead of 4. Which conclusion is supported by the supplied facts?</w:t>
+      </w:r>
+    </w:p>
+    <w:p>
+      <w:r>
+        <w:t>1. The selected rule predicts large.</w:t>
+      </w:r>
+    </w:p>
+    <w:p>
+      <w:r>
+        <w:t>2. We can decide the result without examining the changed input or the procedure.</w:t>
+      </w:r>
+    </w:p>
+    <w:p>
+      <w:r>
+        <w:t>3. This one example guarantees correct results for every future input.</w:t>
+      </w:r>
+    </w:p>
+    <w:p>
+      <w:pPr>
+        <w:pStyle w:val="Heading3"/>
+      </w:pPr>
+      <w:r>
+        <w:t>My selected conclusion, deciding fact and explanation</w:t>
+      </w:r>
+    </w:p>
+    <w:p>
+      <w:r>
+        <w:t>________________________________________________________________</w:t>
+      </w:r>
+    </w:p>
+    <w:p>
+      <w:r>
+        <w:t>________________________________________________________________</w:t>
+      </w:r>
+    </w:p>
+    <w:p>
+      <w:r>
+        <w:t>________________________________________________________________</w:t>
+      </w:r>
+    </w:p>
+    <w:p>
+      <w:r>
+        <w:t>________________________________________________________________</w:t>
+      </w:r>
+    </w:p>
+    <w:p>
+      <w:r>
+        <w:t>________________________________________________________________</w:t>
+      </w:r>
+    </w:p>
+    <w:p>
+      <w:r>
+        <w:t>Hint if needed: Use the changed condition and the deciding step in the pictorial trace. The answer must say what follows from those facts.</w:t>
+      </w:r>
+    </w:p>
+    <w:p>
+      <w:r>
+        <w:t>After your attempt, compare with the supported explanation: The selected rule predicts large. At least includes equality, so 5 meets the boundary.</w:t>
+      </w:r>
+    </w:p>
+    <w:p>
+      <w:pPr>
+        <w:pStyle w:val="Heading3"/>
+      </w:pPr>
+      <w:r>
+        <w:t>Repair a missing building block</w:t>
+      </w:r>
+    </w:p>
+    <w:p>
+      <w:r>
+        <w:t>Review Sensors Are Messengers (ai-1/3). Goal: Describe a measurement using its quantity, value, unit and conditions. Short practice: Why can we calculate the earlier gap but not predict an exact new B reading?. Return to this week and explain what you changed.</w:t>
+      </w:r>
+    </w:p>
+    <w:p>
+      <w:r>
+        <w:t>Review AI or Not? (ai-1/1). Goal: Distinguish an observed result from an explanation of how it was produced. Short practice: Point to the learned stage. Does the changed display prove the weather forecast changed?. Return to this week and explain what you changed.</w:t>
+      </w:r>
+    </w:p>
+    <w:p>
+      <w:pPr>
+        <w:pStyle w:val="Heading3"/>
+      </w:pPr>
+      <w:r>
+        <w:t>Keep your completed work</w:t>
+      </w:r>
+    </w:p>
+    <w:p>
+      <w:r>
+        <w:t>Use Download completed work in the hosted lesson to export your answers, reflections, practice feedback and code-run evidence. Open the HTML copy to read or print it. Drafts stay in this browser when storage is available; clear drafts on a shared device.</w:t>
       </w:r>
     </w:p>
     <w:sectPr>

--- a/downloads/student/ai-1-week-04.docx
+++ b/downloads/student/ai-1-week-04.docx
@@ -42,6 +42,11 @@
       </w:r>
     </w:p>
     <w:p>
+      <w:r>
+        <w:t>Start with the target: Execute a stated rule including its boundary. Try the recall before opening notes.</w:t>
+      </w:r>
+    </w:p>
+    <w:p>
       <w:pPr>
         <w:pStyle w:val="Heading3"/>
       </w:pPr>
@@ -50,18 +55,60 @@
       </w:r>
     </w:p>
     <w:p>
-      <w:r>
+      <w:pPr>
+        <w:spacing w:line="336" w:lineRule="auto" w:after="180"/>
+      </w:pPr>
+      <w:r>
+        <w:rPr>
+          <w:b w:val="0"/>
+        </w:rPr>
         <w:t>I can execute a stated rule including its boundary.</w:t>
       </w:r>
     </w:p>
     <w:p>
-      <w:r>
-        <w:t>I can select a rule by comparing errors on labelled examples.</w:t>
-      </w:r>
-    </w:p>
-    <w:p>
-      <w:r>
-        <w:t>I can explain why agreement with fitting examples does not establish performance on new cases.</w:t>
+      <w:pPr>
+        <w:spacing w:line="336" w:lineRule="auto" w:after="180"/>
+      </w:pPr>
+      <w:r>
+        <w:rPr>
+          <w:b w:val="0"/>
+        </w:rPr>
+        <w:t xml:space="preserve">I can select a rule by comparing errors on </w:t>
+      </w:r>
+      <w:r>
+        <w:rPr>
+          <w:b/>
+        </w:rPr>
+        <w:t>label</w:t>
+      </w:r>
+      <w:r>
+        <w:rPr>
+          <w:b w:val="0"/>
+        </w:rPr>
+        <w:t>led examples.</w:t>
+      </w:r>
+    </w:p>
+    <w:p>
+      <w:pPr>
+        <w:spacing w:line="336" w:lineRule="auto" w:after="180"/>
+      </w:pPr>
+      <w:r>
+        <w:rPr>
+          <w:b w:val="0"/>
+        </w:rPr>
+        <w:t xml:space="preserve">I can explain why agreement with </w:t>
+      </w:r>
+      <w:r>
+        <w:rPr>
+          <w:b/>
+        </w:rPr>
+        <w:t>fitting</w:t>
+      </w:r>
+      <w:r>
+        <w:rPr>
+          <w:b w:val="0"/>
+        </w:rPr>
+        <w:t xml:space="preserve"> examples does not establish performance on new cases.</w:t>
       </w:r>
     </w:p>
     <w:p>
@@ -73,27 +120,69 @@
       </w:r>
     </w:p>
     <w:p>
-      <w:r>
+      <w:pPr>
+        <w:spacing w:line="336" w:lineRule="auto" w:after="180"/>
+      </w:pPr>
+      <w:r>
+        <w:rPr>
+          <w:b w:val="0"/>
+        </w:rPr>
         <w:t>Close your notes first. A rough first answer helps us choose the right starting point; it is not a score for your ability.</w:t>
       </w:r>
     </w:p>
     <w:p>
-      <w:r>
+      <w:pPr>
+        <w:spacing w:line="336" w:lineRule="auto" w:after="180"/>
+      </w:pPr>
+      <w:r>
+        <w:rPr>
+          <w:b w:val="0"/>
+        </w:rPr>
         <w:t>Without opening the old lesson, explain one key idea from Sensors Are Messengers. Give an example and a mistake that the idea helps you avoid.</w:t>
       </w:r>
     </w:p>
     <w:p>
-      <w:r>
+      <w:pPr>
+        <w:spacing w:line="336" w:lineRule="auto" w:after="180"/>
+      </w:pPr>
+      <w:r>
+        <w:rPr>
+          <w:b w:val="0"/>
+        </w:rPr>
         <w:t>Without opening the old lesson, explain one key idea from AI or Not?. Give an example and a mistake that the idea helps you avoid.</w:t>
       </w:r>
     </w:p>
     <w:p>
-      <w:r>
-        <w:t>After trying, check the relevant lesson or ask your teacher. Change the part of your explanation that the evidence shows was wrong.</w:t>
-      </w:r>
-    </w:p>
-    <w:p>
-      <w:r>
+      <w:pPr>
+        <w:spacing w:line="336" w:lineRule="auto" w:after="180"/>
+      </w:pPr>
+      <w:r>
+        <w:rPr>
+          <w:b w:val="0"/>
+        </w:rPr>
+        <w:t xml:space="preserve">After trying, check the relevant lesson or ask your teacher. Change the part of your explanation that the </w:t>
+      </w:r>
+      <w:r>
+        <w:rPr>
+          <w:b/>
+        </w:rPr>
+        <w:t>evidence</w:t>
+      </w:r>
+      <w:r>
+        <w:rPr>
+          <w:b w:val="0"/>
+        </w:rPr>
+        <w:t xml:space="preserve"> shows was wrong.</w:t>
+      </w:r>
+    </w:p>
+    <w:p>
+      <w:pPr>
+        <w:spacing w:line="336" w:lineRule="auto" w:after="180"/>
+      </w:pPr>
+      <w:r>
+        <w:rPr>
+          <w:b w:val="0"/>
+        </w:rPr>
         <w:t>Fixed instructions and learned behavior can look similar but arise differently.</w:t>
       </w:r>
     </w:p>
@@ -134,12 +223,93 @@
       </w:r>
     </w:p>
     <w:p>
-      <w:r>
-        <w:t>LEARNING TARGET  Sorter A follows 'red left, blue right'. Sorter B was trained using labelled red and blue cards. Both send a purple card left. Does their shared output show that they used the same process? What evidence is missing?</w:t>
-      </w:r>
-    </w:p>
-    <w:p>
-      <w:r>
+      <w:pPr>
+        <w:pStyle w:val="Heading3"/>
+      </w:pPr>
+      <w:r>
+        <w:t>Your target</w:t>
+      </w:r>
+    </w:p>
+    <w:p>
+      <w:pPr>
+        <w:spacing w:line="336" w:lineRule="auto" w:after="180"/>
+        <w:shd w:fill="EDF7F3"/>
+      </w:pPr>
+      <w:r>
+        <w:rPr>
+          <w:b w:val="0"/>
+        </w:rPr>
+        <w:t xml:space="preserve">LEARNING TARGET  Sorter A follows 'red left, blue right'. Sorter B was trained using </w:t>
+      </w:r>
+      <w:r>
+        <w:rPr>
+          <w:b/>
+        </w:rPr>
+        <w:t>label</w:t>
+      </w:r>
+      <w:r>
+        <w:rPr>
+          <w:b w:val="0"/>
+        </w:rPr>
+        <w:t xml:space="preserve">led red and blue cards. Both send a purple card left. Does their shared </w:t>
+      </w:r>
+      <w:r>
+        <w:rPr>
+          <w:b/>
+        </w:rPr>
+        <w:t>output</w:t>
+      </w:r>
+      <w:r>
+        <w:rPr>
+          <w:b w:val="0"/>
+        </w:rPr>
+        <w:t xml:space="preserve"> show that they used the same </w:t>
+      </w:r>
+      <w:r>
+        <w:rPr>
+          <w:b/>
+        </w:rPr>
+        <w:t>process</w:t>
+      </w:r>
+      <w:r>
+        <w:rPr>
+          <w:b w:val="0"/>
+        </w:rPr>
+        <w:t>?</w:t>
+      </w:r>
+    </w:p>
+    <w:p>
+      <w:pPr>
+        <w:spacing w:line="336" w:lineRule="auto" w:after="180"/>
+        <w:shd w:fill="EDF7F3"/>
+      </w:pPr>
+      <w:r>
+        <w:rPr>
+          <w:b w:val="0"/>
+        </w:rPr>
+        <w:t xml:space="preserve">What </w:t>
+      </w:r>
+      <w:r>
+        <w:rPr>
+          <w:b/>
+        </w:rPr>
+        <w:t>evidence</w:t>
+      </w:r>
+      <w:r>
+        <w:rPr>
+          <w:b w:val="0"/>
+        </w:rPr>
+        <w:t xml:space="preserve"> is missing?</w:t>
+      </w:r>
+    </w:p>
+    <w:p>
+      <w:pPr>
+        <w:spacing w:line="336" w:lineRule="auto" w:after="180"/>
+      </w:pPr>
+      <w:r>
+        <w:rPr>
+          <w:b w:val="0"/>
+        </w:rPr>
         <w:t>Learner name:</w:t>
       </w:r>
     </w:p>
@@ -152,7 +322,14 @@
       </w:r>
     </w:p>
     <w:p>
-      <w:r>
+      <w:pPr>
+        <w:spacing w:line="336" w:lineRule="auto" w:after="180"/>
+        <w:shd w:fill="F5F1FB"/>
+      </w:pPr>
+      <w:r>
+        <w:rPr>
+          <w:b w:val="0"/>
+        </w:rPr>
         <w:t>A warning uses temperature greater than 28 degrees C. What happens at exactly 28, and what must be checked before comparing a recorded number with 28?</w:t>
       </w:r>
     </w:p>
@@ -165,7 +342,13 @@
       </w:r>
     </w:p>
     <w:p>
-      <w:r>
+      <w:pPr>
+        <w:spacing w:line="336" w:lineRule="auto" w:after="180"/>
+      </w:pPr>
+      <w:r>
+        <w:rPr>
+          <w:b w:val="0"/>
+        </w:rPr>
         <w:t>By the end, I can distinguish choosing a rule from applying an already chosen rule.</w:t>
       </w:r>
     </w:p>
@@ -179,6 +362,17 @@
     </w:p>
     <w:p>
       <w:r>
+        <w:t>Investigate the supplied Rules or Learned Patterns? case. Separate observations, given facts and assumptions before choosing an explanation.</w:t>
+      </w:r>
+    </w:p>
+    <w:p>
+      <w:pPr>
+        <w:spacing w:line="336" w:lineRule="auto" w:after="180"/>
+      </w:pPr>
+      <w:r>
+        <w:rPr>
+          <w:b/>
+        </w:rPr>
         <w:t>PICTURE STORY</w:t>
       </w:r>
     </w:p>
@@ -191,8 +385,26 @@
       </w:r>
     </w:p>
     <w:p>
-      <w:r>
-        <w:t>Pictures give clues; evidence tells us what the clues mean.</w:t>
+      <w:pPr>
+        <w:spacing w:line="336" w:lineRule="auto" w:after="180"/>
+      </w:pPr>
+      <w:r>
+        <w:rPr>
+          <w:b w:val="0"/>
+        </w:rPr>
+        <w:t xml:space="preserve">Pictures give clues; </w:t>
+      </w:r>
+      <w:r>
+        <w:rPr>
+          <w:b/>
+        </w:rPr>
+        <w:t>evidence</w:t>
+      </w:r>
+      <w:r>
+        <w:rPr>
+          <w:b w:val="0"/>
+        </w:rPr>
+        <w:t xml:space="preserve"> tells us what the clues mean.</w:t>
       </w:r>
     </w:p>
     <w:p>
@@ -232,46 +444,146 @@
       </w:r>
     </w:p>
     <w:p>
-      <w:r>
-        <w:t>MYSTERY  A motion light and an animal recognizer both react to input, but one checks a written condition while the other uses patterns learned from examples.</w:t>
-      </w:r>
-    </w:p>
-    <w:p>
       <w:pPr>
         <w:pStyle w:val="Heading3"/>
       </w:pPr>
       <w:r>
+        <w:t>Start with this puzzle</w:t>
+      </w:r>
+    </w:p>
+    <w:p>
+      <w:pPr>
+        <w:spacing w:line="336" w:lineRule="auto" w:after="180"/>
+        <w:shd w:fill="F1F6FC"/>
+      </w:pPr>
+      <w:r>
+        <w:rPr>
+          <w:b w:val="0"/>
+        </w:rPr>
+        <w:t xml:space="preserve">MYSTERY  A motion light and an animal recognizer both react to </w:t>
+      </w:r>
+      <w:r>
+        <w:rPr>
+          <w:b/>
+        </w:rPr>
+        <w:t>input</w:t>
+      </w:r>
+      <w:r>
+        <w:rPr>
+          <w:b w:val="0"/>
+        </w:rPr>
+        <w:t>, but one checks a written condition while the other uses patterns learned from examples.</w:t>
+      </w:r>
+    </w:p>
+    <w:p>
+      <w:pPr>
+        <w:pStyle w:val="Heading3"/>
+      </w:pPr>
+      <w:r>
         <w:t>What do you notice?</w:t>
       </w:r>
     </w:p>
     <w:p>
-      <w:r>
+      <w:pPr>
+        <w:spacing w:line="336" w:lineRule="auto" w:after="180"/>
+      </w:pPr>
+      <w:r>
+        <w:rPr>
+          <w:b w:val="0"/>
+        </w:rPr>
         <w:t>Name three visible details without explaining them yet.</w:t>
       </w:r>
     </w:p>
     <w:p>
-      <w:r>
+      <w:pPr>
+        <w:spacing w:line="336" w:lineRule="auto" w:after="180"/>
+      </w:pPr>
+      <w:r>
+        <w:rPr>
+          <w:b w:val="0"/>
+        </w:rPr>
         <w:t>Circle the detail most connected to the system's decision.</w:t>
       </w:r>
     </w:p>
     <w:p>
-      <w:r>
+      <w:pPr>
+        <w:spacing w:line="336" w:lineRule="auto" w:after="180"/>
+      </w:pPr>
+      <w:r>
+        <w:rPr>
+          <w:b w:val="0"/>
+        </w:rPr>
         <w:t>Name one detail that may be decoration or distraction.</w:t>
       </w:r>
     </w:p>
     <w:p>
-      <w:r>
-        <w:t>Make a first prediction and state the clue that supports it.</w:t>
-      </w:r>
-    </w:p>
-    <w:p>
-      <w:r>
-        <w:t>My observations, prediction, and evidence:</w:t>
-      </w:r>
-    </w:p>
-    <w:p>
-      <w:r>
-        <w:t>GOOD THINKING  A prediction can change when stronger evidence appears.</w:t>
+      <w:pPr>
+        <w:spacing w:line="336" w:lineRule="auto" w:after="180"/>
+      </w:pPr>
+      <w:r>
+        <w:rPr>
+          <w:b w:val="0"/>
+        </w:rPr>
+        <w:t xml:space="preserve">Make a first </w:t>
+      </w:r>
+      <w:r>
+        <w:rPr>
+          <w:b/>
+        </w:rPr>
+        <w:t>prediction</w:t>
+      </w:r>
+      <w:r>
+        <w:rPr>
+          <w:b w:val="0"/>
+        </w:rPr>
+        <w:t xml:space="preserve"> and state the clue that supports it.</w:t>
+      </w:r>
+    </w:p>
+    <w:p>
+      <w:pPr>
+        <w:spacing w:line="336" w:lineRule="auto" w:after="180"/>
+      </w:pPr>
+      <w:r>
+        <w:rPr>
+          <w:b w:val="0"/>
+        </w:rPr>
+        <w:t xml:space="preserve">My </w:t>
+      </w:r>
+      <w:r>
+        <w:rPr>
+          <w:b/>
+        </w:rPr>
+        <w:t>observation</w:t>
+      </w:r>
+      <w:r>
+        <w:rPr>
+          <w:b w:val="0"/>
+        </w:rPr>
+        <w:t xml:space="preserve">s, </w:t>
+      </w:r>
+      <w:r>
+        <w:rPr>
+          <w:b/>
+        </w:rPr>
+        <w:t>prediction</w:t>
+      </w:r>
+      <w:r>
+        <w:rPr>
+          <w:b w:val="0"/>
+        </w:rPr>
+        <w:t xml:space="preserve">, and </w:t>
+      </w:r>
+      <w:r>
+        <w:rPr>
+          <w:b/>
+        </w:rPr>
+        <w:t>evidence</w:t>
+      </w:r>
+      <w:r>
+        <w:rPr>
+          <w:b w:val="0"/>
+        </w:rPr>
+        <w:t>:</w:t>
       </w:r>
     </w:p>
     <w:p>
@@ -279,22 +591,225 @@
         <w:pStyle w:val="Heading3"/>
       </w:pPr>
       <w:r>
+        <w:t>Thinking habit</w:t>
+      </w:r>
+    </w:p>
+    <w:p>
+      <w:pPr>
+        <w:spacing w:line="336" w:lineRule="auto" w:after="180"/>
+        <w:shd w:fill="EDF7F3"/>
+      </w:pPr>
+      <w:r>
+        <w:rPr>
+          <w:b w:val="0"/>
+        </w:rPr>
+        <w:t xml:space="preserve">GOOD THINKING  A </w:t>
+      </w:r>
+      <w:r>
+        <w:rPr>
+          <w:b/>
+        </w:rPr>
+        <w:t>prediction</w:t>
+      </w:r>
+      <w:r>
+        <w:rPr>
+          <w:b w:val="0"/>
+        </w:rPr>
+        <w:t xml:space="preserve"> can change when stronger </w:t>
+      </w:r>
+      <w:r>
+        <w:rPr>
+          <w:b/>
+        </w:rPr>
+        <w:t>evidence</w:t>
+      </w:r>
+      <w:r>
+        <w:rPr>
+          <w:b w:val="0"/>
+        </w:rPr>
+        <w:t xml:space="preserve"> appears.</w:t>
+      </w:r>
+    </w:p>
+    <w:p>
+      <w:pPr>
+        <w:pStyle w:val="Heading3"/>
+      </w:pPr>
+      <w:r>
         <w:t>A closer explanation</w:t>
       </w:r>
     </w:p>
     <w:p>
-      <w:r>
-        <w:t>A paper sorting task describes imaginary cards. Each card has a width in centimetres and a recorded label, narrow or wide. One person writes a rule from a design requirement: label a card wide when its width is at least 5 cm. Another person compares several candidate thresholds with labelled examples and chooses the one with fewest disagreements. Both may end up using the same threshold, but they selected it in different ways.</w:t>
-      </w:r>
-    </w:p>
-    <w:p>
-      <w:r>
-        <w:t>Executing a rule means applying it to an input. Fitting means using examples to select or adjust the rule or model. A fitted model can be very simple. We do not need a brain-like picture or a complicated computer to study the difference between selecting a rule and using it.</w:t>
-      </w:r>
-    </w:p>
-    <w:p>
-      <w:r>
-        <w:t>In this exercise the labels are supplied by the task designer. They are not a universal definition of wide, and a centimetre value alone would not determine every possible meaning of that word. State what the recorded labels mean in the task before counting disagreements.</w:t>
+      <w:pPr>
+        <w:spacing w:line="336" w:lineRule="auto" w:after="180"/>
+      </w:pPr>
+      <w:r>
+        <w:rPr>
+          <w:b w:val="0"/>
+        </w:rPr>
+        <w:t xml:space="preserve">A paper sorting task describes imaginary cards. Each card has a width in centimetres and a recorded </w:t>
+      </w:r>
+      <w:r>
+        <w:rPr>
+          <w:b/>
+        </w:rPr>
+        <w:t>label</w:t>
+      </w:r>
+      <w:r>
+        <w:rPr>
+          <w:b w:val="0"/>
+        </w:rPr>
+        <w:t xml:space="preserve">, narrow or wide. One person writes a rule from a design requirement: </w:t>
+      </w:r>
+      <w:r>
+        <w:rPr>
+          <w:b/>
+        </w:rPr>
+        <w:t>label</w:t>
+      </w:r>
+      <w:r>
+        <w:rPr>
+          <w:b w:val="0"/>
+        </w:rPr>
+        <w:t xml:space="preserve"> a card wide when its width is at least 5 cm.</w:t>
+      </w:r>
+    </w:p>
+    <w:p>
+      <w:pPr>
+        <w:spacing w:line="336" w:lineRule="auto" w:after="180"/>
+      </w:pPr>
+      <w:r>
+        <w:rPr>
+          <w:b w:val="0"/>
+        </w:rPr>
+        <w:t xml:space="preserve">Another person compares several candidate </w:t>
+      </w:r>
+      <w:r>
+        <w:rPr>
+          <w:b/>
+        </w:rPr>
+        <w:t>threshold</w:t>
+      </w:r>
+      <w:r>
+        <w:rPr>
+          <w:b w:val="0"/>
+        </w:rPr>
+        <w:t xml:space="preserve">s with </w:t>
+      </w:r>
+      <w:r>
+        <w:rPr>
+          <w:b/>
+        </w:rPr>
+        <w:t>label</w:t>
+      </w:r>
+      <w:r>
+        <w:rPr>
+          <w:b w:val="0"/>
+        </w:rPr>
+        <w:t xml:space="preserve">led examples and chooses the one with fewest disagreements. Both may end up using the same </w:t>
+      </w:r>
+      <w:r>
+        <w:rPr>
+          <w:b/>
+        </w:rPr>
+        <w:t>threshold</w:t>
+      </w:r>
+      <w:r>
+        <w:rPr>
+          <w:b w:val="0"/>
+        </w:rPr>
+        <w:t>, but they selected it in different ways.</w:t>
+      </w:r>
+    </w:p>
+    <w:p>
+      <w:pPr>
+        <w:spacing w:line="336" w:lineRule="auto" w:after="180"/>
+      </w:pPr>
+      <w:r>
+        <w:rPr>
+          <w:b w:val="0"/>
+        </w:rPr>
+        <w:t xml:space="preserve">Executing a rule means applying it to an </w:t>
+      </w:r>
+      <w:r>
+        <w:rPr>
+          <w:b/>
+        </w:rPr>
+        <w:t>input</w:t>
+      </w:r>
+      <w:r>
+        <w:rPr>
+          <w:b w:val="0"/>
+        </w:rPr>
+        <w:t xml:space="preserve">. </w:t>
+      </w:r>
+      <w:r>
+        <w:rPr>
+          <w:b/>
+        </w:rPr>
+        <w:t>Fitting</w:t>
+      </w:r>
+      <w:r>
+        <w:rPr>
+          <w:b w:val="0"/>
+        </w:rPr>
+        <w:t xml:space="preserve"> means using examples to select or adjust the rule or model. A fitted model can be very simple.</w:t>
+      </w:r>
+    </w:p>
+    <w:p>
+      <w:pPr>
+        <w:spacing w:line="336" w:lineRule="auto" w:after="180"/>
+      </w:pPr>
+      <w:r>
+        <w:rPr>
+          <w:b w:val="0"/>
+        </w:rPr>
+        <w:t>We do not need a brain-like picture or a complicated computer to study the difference between selecting a rule and using it.</w:t>
+      </w:r>
+    </w:p>
+    <w:p>
+      <w:pPr>
+        <w:spacing w:line="336" w:lineRule="auto" w:after="180"/>
+      </w:pPr>
+      <w:r>
+        <w:rPr>
+          <w:b w:val="0"/>
+        </w:rPr>
+        <w:t xml:space="preserve">In this exercise the </w:t>
+      </w:r>
+      <w:r>
+        <w:rPr>
+          <w:b/>
+        </w:rPr>
+        <w:t>label</w:t>
+      </w:r>
+      <w:r>
+        <w:rPr>
+          <w:b w:val="0"/>
+        </w:rPr>
+        <w:t>s are supplied by the task designer. They are not a universal definition of wide, and a centimetre value alone would not determine every possible meaning of that word.</w:t>
+      </w:r>
+    </w:p>
+    <w:p>
+      <w:pPr>
+        <w:spacing w:line="336" w:lineRule="auto" w:after="180"/>
+      </w:pPr>
+      <w:r>
+        <w:rPr>
+          <w:b w:val="0"/>
+        </w:rPr>
+        <w:t xml:space="preserve">State what the recorded </w:t>
+      </w:r>
+      <w:r>
+        <w:rPr>
+          <w:b/>
+        </w:rPr>
+        <w:t>label</w:t>
+      </w:r>
+      <w:r>
+        <w:rPr>
+          <w:b w:val="0"/>
+        </w:rPr>
+        <w:t>s mean in the task before counting disagreements.</w:t>
       </w:r>
     </w:p>
     <w:p>
@@ -307,7 +822,24 @@
     </w:p>
     <w:p>
       <w:r>
-        <w:t>VISUAL MECHANISM</w:t>
+        <w:t>Follow the mechanism for Rules or Learned Patterns?. Connect each labelled input, deciding step and result.</w:t>
+      </w:r>
+    </w:p>
+    <w:p>
+      <w:pPr>
+        <w:spacing w:line="336" w:lineRule="auto" w:after="180"/>
+      </w:pPr>
+      <w:r>
+        <w:rPr>
+          <w:b/>
+        </w:rPr>
+        <w:t xml:space="preserve">VISUAL </w:t>
+      </w:r>
+      <w:r>
+        <w:rPr>
+          <w:b/>
+        </w:rPr>
+        <w:t>MECHANISM</w:t>
       </w:r>
     </w:p>
     <w:p>
@@ -319,7 +851,13 @@
       </w:r>
     </w:p>
     <w:p>
-      <w:r>
+      <w:pPr>
+        <w:spacing w:line="336" w:lineRule="auto" w:after="180"/>
+      </w:pPr>
+      <w:r>
+        <w:rPr>
+          <w:b w:val="0"/>
+        </w:rPr>
         <w:t>Follow the information instead of imagining magic inside the machine.</w:t>
       </w:r>
     </w:p>
@@ -432,32 +970,134 @@
       </w:r>
     </w:p>
     <w:p>
-      <w:r>
-        <w:t>INPUT  a motion value or image values</w:t>
-      </w:r>
-    </w:p>
-    <w:p>
-      <w:r>
-        <w:t>PROCESS  run an explicit if/then rule or a learned classifier</w:t>
-      </w:r>
-    </w:p>
-    <w:p>
-      <w:r>
-        <w:t>OUTPUT  turn on a light or predict an animal label</w:t>
-      </w:r>
-    </w:p>
-    <w:p>
-      <w:r>
+      <w:pPr>
+        <w:spacing w:line="336" w:lineRule="auto" w:after="180"/>
+      </w:pPr>
+      <w:r>
+        <w:rPr>
+          <w:b/>
+        </w:rPr>
+        <w:t>INPUT</w:t>
+      </w:r>
+      <w:r>
+        <w:rPr>
+          <w:b w:val="0"/>
+        </w:rPr>
+        <w:t xml:space="preserve">  a motion value or image values</w:t>
+      </w:r>
+    </w:p>
+    <w:p>
+      <w:pPr>
+        <w:spacing w:line="336" w:lineRule="auto" w:after="180"/>
+      </w:pPr>
+      <w:r>
+        <w:rPr>
+          <w:b/>
+        </w:rPr>
+        <w:t>PROCESS</w:t>
+      </w:r>
+      <w:r>
+        <w:rPr>
+          <w:b w:val="0"/>
+        </w:rPr>
+        <w:t xml:space="preserve">  run an explicit if/then rule or a learned classifier</w:t>
+      </w:r>
+    </w:p>
+    <w:p>
+      <w:pPr>
+        <w:spacing w:line="336" w:lineRule="auto" w:after="180"/>
+      </w:pPr>
+      <w:r>
+        <w:rPr>
+          <w:b/>
+        </w:rPr>
+        <w:t>OUTPUT</w:t>
+      </w:r>
+      <w:r>
+        <w:rPr>
+          <w:b w:val="0"/>
+        </w:rPr>
+        <w:t xml:space="preserve">  turn on a light or predict an animal </w:t>
+      </w:r>
+      <w:r>
+        <w:rPr>
+          <w:b/>
+        </w:rPr>
+        <w:t>label</w:t>
+      </w:r>
+    </w:p>
+    <w:p>
+      <w:pPr>
+        <w:pStyle w:val="Heading3"/>
+      </w:pPr>
+      <w:r>
+        <w:t>Key idea</w:t>
+      </w:r>
+    </w:p>
+    <w:p>
+      <w:pPr>
+        <w:spacing w:line="336" w:lineRule="auto" w:after="180"/>
+        <w:shd w:fill="EDF7F3"/>
+      </w:pPr>
+      <w:r>
+        <w:rPr>
+          <w:b w:val="0"/>
+        </w:rPr>
         <w:t>CORE IDEA  Fixed instructions and learned behavior can look similar but arise differently.</w:t>
       </w:r>
     </w:p>
     <w:p>
-      <w:r>
-        <w:t>UNDER THE HOOD  A fixed program's decision logic is specified directly by people. A learned model's parameters are fitted from examples. Both are software, both may be complex, and both can fail; the distinction is how the decision behavior was produced.</w:t>
-      </w:r>
-    </w:p>
-    <w:p>
-      <w:r>
+      <w:pPr>
+        <w:pStyle w:val="Heading3"/>
+      </w:pPr>
+      <w:r>
+        <w:t>How the mechanism works</w:t>
+      </w:r>
+    </w:p>
+    <w:p>
+      <w:pPr>
+        <w:spacing w:line="336" w:lineRule="auto" w:after="180"/>
+        <w:shd w:fill="F1F6F8"/>
+      </w:pPr>
+      <w:r>
+        <w:rPr>
+          <w:b w:val="0"/>
+        </w:rPr>
+        <w:t xml:space="preserve">UNDER THE HOOD  A fixed program's decision logic is specified directly by people. A </w:t>
+      </w:r>
+      <w:r>
+        <w:rPr>
+          <w:b/>
+        </w:rPr>
+        <w:t>learned model</w:t>
+      </w:r>
+      <w:r>
+        <w:rPr>
+          <w:b w:val="0"/>
+        </w:rPr>
+        <w:t>'s parameters are fitted from examples.</w:t>
+      </w:r>
+    </w:p>
+    <w:p>
+      <w:pPr>
+        <w:spacing w:line="336" w:lineRule="auto" w:after="180"/>
+        <w:shd w:fill="F1F6F8"/>
+      </w:pPr>
+      <w:r>
+        <w:rPr>
+          <w:b w:val="0"/>
+        </w:rPr>
+        <w:t>Both are software, both may be complex, and both can fail; the distinction is how the decision behavior was produced.</w:t>
+      </w:r>
+    </w:p>
+    <w:p>
+      <w:pPr>
+        <w:spacing w:line="336" w:lineRule="auto" w:after="180"/>
+      </w:pPr>
+      <w:r>
+        <w:rPr>
+          <w:b w:val="0"/>
+        </w:rPr>
         <w:t>Draw a fresh example with all three stages:</w:t>
       </w:r>
     </w:p>
@@ -626,13 +1266,109 @@
       </w:r>
     </w:p>
     <w:p>
-      <w:r>
-        <w:t>For threshold t, our rule predicts wide when width is at least t and narrow otherwise. At least includes equality: with t=5, width 5 is wide. Changing at least to greater than changes the rule and may change the error count.</w:t>
-      </w:r>
-    </w:p>
-    <w:p>
-      <w:r>
-        <w:t>A fitting procedure also contains choices people made: the feature, candidate thresholds, label definition and way of counting errors. Calling a threshold learned does not remove human responsibility for those choices.</w:t>
+      <w:pPr>
+        <w:spacing w:line="336" w:lineRule="auto" w:after="180"/>
+      </w:pPr>
+      <w:r>
+        <w:rPr>
+          <w:b w:val="0"/>
+        </w:rPr>
+        <w:t xml:space="preserve">For </w:t>
+      </w:r>
+      <w:r>
+        <w:rPr>
+          <w:b/>
+        </w:rPr>
+        <w:t>threshold</w:t>
+      </w:r>
+      <w:r>
+        <w:rPr>
+          <w:b w:val="0"/>
+        </w:rPr>
+        <w:t xml:space="preserve"> t, our rule predicts wide when width is at least t and narrow otherwise. At least includes equality: with t=5, width 5 is wide. Changing at least to greater than changes the rule and may change the </w:t>
+      </w:r>
+      <w:r>
+        <w:rPr>
+          <w:b/>
+        </w:rPr>
+        <w:t>error count</w:t>
+      </w:r>
+      <w:r>
+        <w:rPr>
+          <w:b w:val="0"/>
+        </w:rPr>
+        <w:t>.</w:t>
+      </w:r>
+    </w:p>
+    <w:p>
+      <w:pPr>
+        <w:spacing w:line="336" w:lineRule="auto" w:after="180"/>
+      </w:pPr>
+      <w:r>
+        <w:rPr>
+          <w:b w:val="0"/>
+        </w:rPr>
+        <w:t xml:space="preserve">A </w:t>
+      </w:r>
+      <w:r>
+        <w:rPr>
+          <w:b/>
+        </w:rPr>
+        <w:t>fitting</w:t>
+      </w:r>
+      <w:r>
+        <w:rPr>
+          <w:b w:val="0"/>
+        </w:rPr>
+        <w:t xml:space="preserve"> procedure also contains choices people made: the </w:t>
+      </w:r>
+      <w:r>
+        <w:rPr>
+          <w:b/>
+        </w:rPr>
+        <w:t>feature</w:t>
+      </w:r>
+      <w:r>
+        <w:rPr>
+          <w:b w:val="0"/>
+        </w:rPr>
+        <w:t xml:space="preserve">, candidate </w:t>
+      </w:r>
+      <w:r>
+        <w:rPr>
+          <w:b/>
+        </w:rPr>
+        <w:t>threshold</w:t>
+      </w:r>
+      <w:r>
+        <w:rPr>
+          <w:b w:val="0"/>
+        </w:rPr>
+        <w:t xml:space="preserve">s, </w:t>
+      </w:r>
+      <w:r>
+        <w:rPr>
+          <w:b/>
+        </w:rPr>
+        <w:t>label</w:t>
+      </w:r>
+      <w:r>
+        <w:rPr>
+          <w:b w:val="0"/>
+        </w:rPr>
+        <w:t xml:space="preserve"> definition and way of counting errors. Calling a </w:t>
+      </w:r>
+      <w:r>
+        <w:rPr>
+          <w:b/>
+        </w:rPr>
+        <w:t>threshold</w:t>
+      </w:r>
+      <w:r>
+        <w:rPr>
+          <w:b w:val="0"/>
+        </w:rPr>
+        <w:t xml:space="preserve"> learned does not remove human responsibility for those choices.</w:t>
       </w:r>
     </w:p>
     <w:p>
@@ -644,8 +1380,26 @@
       </w:r>
     </w:p>
     <w:p>
-      <w:r>
-        <w:t>Point to the input, the deciding step and the result in this week’s visual. Explain the same step in ordinary words. A picture helps when you can say what each part represents.</w:t>
+      <w:pPr>
+        <w:spacing w:line="336" w:lineRule="auto" w:after="180"/>
+      </w:pPr>
+      <w:r>
+        <w:rPr>
+          <w:b w:val="0"/>
+        </w:rPr>
+        <w:t xml:space="preserve">Point to the </w:t>
+      </w:r>
+      <w:r>
+        <w:rPr>
+          <w:b/>
+        </w:rPr>
+        <w:t>input</w:t>
+      </w:r>
+      <w:r>
+        <w:rPr>
+          <w:b w:val="0"/>
+        </w:rPr>
+        <w:t>, the deciding step and the result in this week’s visual. Explain the same step in ordinary words. A picture helps when you can say what each part represents.</w:t>
       </w:r>
     </w:p>
     <w:p>
@@ -658,6 +1412,17 @@
     </w:p>
     <w:p>
       <w:r>
+        <w:t>Compare the supplied cases for Rules or Learned Patterns?. Identify the detail that changes the conclusion.</w:t>
+      </w:r>
+    </w:p>
+    <w:p>
+      <w:pPr>
+        <w:spacing w:line="336" w:lineRule="auto" w:after="180"/>
+      </w:pPr>
+      <w:r>
+        <w:rPr>
+          <w:b/>
+        </w:rPr>
         <w:t>PICTURE GALLERY</w:t>
       </w:r>
     </w:p>
@@ -670,8 +1435,26 @@
       </w:r>
     </w:p>
     <w:p>
-      <w:r>
-        <w:t>Use the visual cue, then read the evidence carefully.</w:t>
+      <w:pPr>
+        <w:spacing w:line="336" w:lineRule="auto" w:after="180"/>
+      </w:pPr>
+      <w:r>
+        <w:rPr>
+          <w:b w:val="0"/>
+        </w:rPr>
+        <w:t xml:space="preserve">Use the visual cue, then read the </w:t>
+      </w:r>
+      <w:r>
+        <w:rPr>
+          <w:b/>
+        </w:rPr>
+        <w:t>evidence</w:t>
+      </w:r>
+      <w:r>
+        <w:rPr>
+          <w:b w:val="0"/>
+        </w:rPr>
+        <w:t xml:space="preserve"> carefully.</w:t>
       </w:r>
     </w:p>
     <w:p>
@@ -819,33 +1602,175 @@
       </w:r>
     </w:p>
     <w:p>
-      <w:r>
-        <w:t>CASE 1 — Motion light  Clue: IF motion, THEN light on. Meaning: fixed rule.</w:t>
-      </w:r>
-    </w:p>
-    <w:p>
-      <w:r>
-        <w:t>CASE 2 — Animal recognizer  Clue: trained on labeled images. Meaning: learned pattern.</w:t>
-      </w:r>
-    </w:p>
-    <w:p>
-      <w:r>
+      <w:pPr>
+        <w:pStyle w:val="Heading3"/>
+      </w:pPr>
+      <w:r>
+        <w:t>The case to investigate</w:t>
+      </w:r>
+    </w:p>
+    <w:p>
+      <w:pPr>
+        <w:spacing w:line="336" w:lineRule="auto" w:after="180"/>
+        <w:shd w:fill="F1F6FC"/>
+      </w:pPr>
+      <w:r>
+        <w:rPr>
+          <w:b w:val="0"/>
+        </w:rPr>
+        <w:t xml:space="preserve">CASE 1 — Motion light  Clue: IF motion, THEN light on. Meaning: </w:t>
+      </w:r>
+      <w:r>
+        <w:rPr>
+          <w:b/>
+        </w:rPr>
+        <w:t>fixed rule</w:t>
+      </w:r>
+      <w:r>
+        <w:rPr>
+          <w:b w:val="0"/>
+        </w:rPr>
+        <w:t>.</w:t>
+      </w:r>
+    </w:p>
+    <w:p>
+      <w:pPr>
+        <w:pStyle w:val="Heading3"/>
+      </w:pPr>
+      <w:r>
+        <w:t>The case to investigate</w:t>
+      </w:r>
+    </w:p>
+    <w:p>
+      <w:pPr>
+        <w:spacing w:line="336" w:lineRule="auto" w:after="180"/>
+        <w:shd w:fill="F1F6FC"/>
+      </w:pPr>
+      <w:r>
+        <w:rPr>
+          <w:b w:val="0"/>
+        </w:rPr>
+        <w:t xml:space="preserve">CASE 2 — Animal recognizer  Clue: trained on </w:t>
+      </w:r>
+      <w:r>
+        <w:rPr>
+          <w:b/>
+        </w:rPr>
+        <w:t>label</w:t>
+      </w:r>
+      <w:r>
+        <w:rPr>
+          <w:b w:val="0"/>
+        </w:rPr>
+        <w:t xml:space="preserve">ed images. Meaning: </w:t>
+      </w:r>
+      <w:r>
+        <w:rPr>
+          <w:b/>
+        </w:rPr>
+        <w:t>learned pattern</w:t>
+      </w:r>
+      <w:r>
+        <w:rPr>
+          <w:b w:val="0"/>
+        </w:rPr>
+        <w:t>.</w:t>
+      </w:r>
+    </w:p>
+    <w:p>
+      <w:pPr>
+        <w:pStyle w:val="Heading3"/>
+      </w:pPr>
+      <w:r>
+        <w:t>The case to investigate</w:t>
+      </w:r>
+    </w:p>
+    <w:p>
+      <w:pPr>
+        <w:spacing w:line="336" w:lineRule="auto" w:after="180"/>
+        <w:shd w:fill="F1F6FC"/>
+      </w:pPr>
+      <w:r>
+        <w:rPr>
+          <w:b w:val="0"/>
+        </w:rPr>
         <w:t>CASE 3 — Calculator  Clue: follows arithmetic procedures. Meaning: fixed even when complex.</w:t>
       </w:r>
     </w:p>
     <w:p>
-      <w:r>
-        <w:t>CASE 4 — Robot vacuum  Clue: behavior alone is incomplete evidence. Meaning: could be fixed, learned, or mixed.</w:t>
-      </w:r>
-    </w:p>
-    <w:p>
-      <w:r>
+      <w:pPr>
+        <w:pStyle w:val="Heading3"/>
+      </w:pPr>
+      <w:r>
+        <w:t>The case to investigate</w:t>
+      </w:r>
+    </w:p>
+    <w:p>
+      <w:pPr>
+        <w:spacing w:line="336" w:lineRule="auto" w:after="180"/>
+        <w:shd w:fill="F1F6FC"/>
+      </w:pPr>
+      <w:r>
+        <w:rPr>
+          <w:b w:val="0"/>
+        </w:rPr>
+        <w:t xml:space="preserve">CASE 4 — Robot vacuum  Clue: behavior alone is incomplete </w:t>
+      </w:r>
+      <w:r>
+        <w:rPr>
+          <w:b/>
+        </w:rPr>
+        <w:t>evidence</w:t>
+      </w:r>
+      <w:r>
+        <w:rPr>
+          <w:b w:val="0"/>
+        </w:rPr>
+        <w:t>. Meaning: could be fixed, learned, or mixed.</w:t>
+      </w:r>
+    </w:p>
+    <w:p>
+      <w:pPr>
+        <w:pStyle w:val="Heading3"/>
+      </w:pPr>
+      <w:r>
+        <w:t>Keep this boundary clear</w:t>
+      </w:r>
+    </w:p>
+    <w:p>
+      <w:pPr>
+        <w:spacing w:line="336" w:lineRule="auto" w:after="180"/>
+        <w:shd w:fill="FFF5E6"/>
+      </w:pPr>
+      <w:r>
+        <w:rPr>
+          <w:b w:val="0"/>
+        </w:rPr>
         <w:t>BOUNDARY  Do not use complicated versus simple as a substitute for fixed versus learned.</w:t>
       </w:r>
     </w:p>
     <w:p>
-      <w:r>
-        <w:t>Which two pictures are easiest to confuse? What evidence separates them?</w:t>
+      <w:pPr>
+        <w:spacing w:line="336" w:lineRule="auto" w:after="180"/>
+        <w:shd w:fill="F5F1FB"/>
+      </w:pPr>
+      <w:r>
+        <w:rPr>
+          <w:b w:val="0"/>
+        </w:rPr>
+        <w:t xml:space="preserve">Which two pictures are easiest to confuse? What </w:t>
+      </w:r>
+      <w:r>
+        <w:rPr>
+          <w:b/>
+        </w:rPr>
+        <w:t>evidence</w:t>
+      </w:r>
+      <w:r>
+        <w:rPr>
+          <w:b w:val="0"/>
+        </w:rPr>
+        <w:t xml:space="preserve"> separates them?</w:t>
       </w:r>
     </w:p>
     <w:p>
@@ -857,17 +1782,68 @@
       </w:r>
     </w:p>
     <w:p>
-      <w:r>
+      <w:pPr>
+        <w:pStyle w:val="Heading3"/>
+      </w:pPr>
+      <w:r>
+        <w:t>Change one thing</w:t>
+      </w:r>
+    </w:p>
+    <w:p>
+      <w:pPr>
+        <w:spacing w:line="336" w:lineRule="auto" w:after="180"/>
+        <w:shd w:fill="F5F1FB"/>
+      </w:pPr>
+      <w:r>
+        <w:rPr>
+          <w:b w:val="0"/>
+        </w:rPr>
         <w:t>Change: Give a new pebble diameter 5 instead of 4.</w:t>
       </w:r>
     </w:p>
     <w:p>
-      <w:r>
-        <w:t>Prediction: The selected rule predicts large.</w:t>
-      </w:r>
-    </w:p>
-    <w:p>
-      <w:r>
+      <w:pPr>
+        <w:pStyle w:val="Heading3"/>
+      </w:pPr>
+      <w:r>
+        <w:t>Predicted result</w:t>
+      </w:r>
+    </w:p>
+    <w:p>
+      <w:pPr>
+        <w:spacing w:line="336" w:lineRule="auto" w:after="180"/>
+        <w:shd w:fill="F1F6FC"/>
+      </w:pPr>
+      <w:r>
+        <w:rPr>
+          <w:b/>
+        </w:rPr>
+        <w:t>Prediction</w:t>
+      </w:r>
+      <w:r>
+        <w:rPr>
+          <w:b w:val="0"/>
+        </w:rPr>
+        <w:t>: The selected rule predicts large.</w:t>
+      </w:r>
+    </w:p>
+    <w:p>
+      <w:pPr>
+        <w:pStyle w:val="Heading3"/>
+      </w:pPr>
+      <w:r>
+        <w:t>Why the result follows</w:t>
+      </w:r>
+    </w:p>
+    <w:p>
+      <w:pPr>
+        <w:spacing w:line="336" w:lineRule="auto" w:after="180"/>
+        <w:shd w:fill="F1F6FC"/>
+      </w:pPr>
+      <w:r>
+        <w:rPr>
+          <w:b w:val="0"/>
+        </w:rPr>
         <w:t>Reason: At least includes equality, so 5 meets the boundary.</w:t>
       </w:r>
     </w:p>
@@ -881,6 +1857,17 @@
     </w:p>
     <w:p>
       <w:r>
+        <w:t>Use the vocabulary of Rules or Learned Patterns? to explain a concrete decision, rather than only memorising definitions.</w:t>
+      </w:r>
+    </w:p>
+    <w:p>
+      <w:pPr>
+        <w:spacing w:line="336" w:lineRule="auto" w:after="180"/>
+      </w:pPr>
+      <w:r>
+        <w:rPr>
+          <w:b/>
+        </w:rPr>
         <w:t>VOCABULARY</w:t>
       </w:r>
     </w:p>
@@ -893,7 +1880,13 @@
       </w:r>
     </w:p>
     <w:p>
-      <w:r>
+      <w:pPr>
+        <w:spacing w:line="336" w:lineRule="auto" w:after="180"/>
+      </w:pPr>
+      <w:r>
+        <w:rPr>
+          <w:b w:val="0"/>
+        </w:rPr>
         <w:t>The badge is a memory cue; the definition does the real thinking work.</w:t>
       </w:r>
     </w:p>
@@ -1217,17 +2210,69 @@
       </w:r>
     </w:p>
     <w:p>
-      <w:r>
-        <w:t>CLAIM TO REPAIR  If the output changes, the system must be learning.</w:t>
-      </w:r>
-    </w:p>
-    <w:p>
-      <w:r>
-        <w:t>Use one vocabulary word and one piece of evidence to repair it:</w:t>
-      </w:r>
-    </w:p>
-    <w:p>
-      <w:r>
+      <w:pPr>
+        <w:pStyle w:val="Heading3"/>
+      </w:pPr>
+      <w:r>
+        <w:t>Find the unsupported claim</w:t>
+      </w:r>
+    </w:p>
+    <w:p>
+      <w:pPr>
+        <w:spacing w:line="336" w:lineRule="auto" w:after="180"/>
+        <w:shd w:fill="F5F1FB"/>
+      </w:pPr>
+      <w:r>
+        <w:rPr>
+          <w:b w:val="0"/>
+        </w:rPr>
+        <w:t xml:space="preserve">CLAIM TO REPAIR  If the </w:t>
+      </w:r>
+      <w:r>
+        <w:rPr>
+          <w:b/>
+        </w:rPr>
+        <w:t>output</w:t>
+      </w:r>
+      <w:r>
+        <w:rPr>
+          <w:b w:val="0"/>
+        </w:rPr>
+        <w:t xml:space="preserve"> changes, the system must be learning.</w:t>
+      </w:r>
+    </w:p>
+    <w:p>
+      <w:pPr>
+        <w:spacing w:line="336" w:lineRule="auto" w:after="180"/>
+      </w:pPr>
+      <w:r>
+        <w:rPr>
+          <w:b w:val="0"/>
+        </w:rPr>
+        <w:t xml:space="preserve">Use one vocabulary word and one piece of </w:t>
+      </w:r>
+      <w:r>
+        <w:rPr>
+          <w:b/>
+        </w:rPr>
+        <w:t>evidence</w:t>
+      </w:r>
+      <w:r>
+        <w:rPr>
+          <w:b w:val="0"/>
+        </w:rPr>
+        <w:t xml:space="preserve"> to repair it:</w:t>
+      </w:r>
+    </w:p>
+    <w:p>
+      <w:pPr>
+        <w:spacing w:line="336" w:lineRule="auto" w:after="180"/>
+        <w:shd w:fill="EDF7F3"/>
+      </w:pPr>
+      <w:r>
+        <w:rPr>
+          <w:b w:val="0"/>
+        </w:rPr>
         <w:t>WORD POWER  A strong definition helps you decide something in a new case.</w:t>
       </w:r>
     </w:p>
@@ -1395,6 +2440,17 @@
     </w:p>
     <w:p>
       <w:r>
+        <w:t>Follow the worked trace for Rules or Learned Patterns?, predict a step, then compare with its explanation.</w:t>
+      </w:r>
+    </w:p>
+    <w:p>
+      <w:pPr>
+        <w:spacing w:line="336" w:lineRule="auto" w:after="180"/>
+      </w:pPr>
+      <w:r>
+        <w:rPr>
+          <w:b/>
+        </w:rPr>
         <w:t>WORKED EXAMPLE</w:t>
       </w:r>
     </w:p>
@@ -1407,8 +2463,26 @@
       </w:r>
     </w:p>
     <w:p>
-      <w:r>
-        <w:t>Every step connects a claim to observable evidence.</w:t>
+      <w:pPr>
+        <w:spacing w:line="336" w:lineRule="auto" w:after="180"/>
+      </w:pPr>
+      <w:r>
+        <w:rPr>
+          <w:b w:val="0"/>
+        </w:rPr>
+        <w:t xml:space="preserve">Every step connects a claim to observable </w:t>
+      </w:r>
+      <w:r>
+        <w:rPr>
+          <w:b/>
+        </w:rPr>
+        <w:t>evidence</w:t>
+      </w:r>
+      <w:r>
+        <w:rPr>
+          <w:b w:val="0"/>
+        </w:rPr>
+        <w:t>.</w:t>
       </w:r>
     </w:p>
     <w:p>
@@ -1448,38 +2522,201 @@
       </w:r>
     </w:p>
     <w:p>
-      <w:r>
-        <w:t>CASE  A motion light and an animal recognizer both react to input, but one checks a written condition while the other uses patterns learned from examples.</w:t>
-      </w:r>
-    </w:p>
-    <w:p>
-      <w:r>
+      <w:pPr>
+        <w:pStyle w:val="Heading3"/>
+      </w:pPr>
+      <w:r>
+        <w:t>The case to investigate</w:t>
+      </w:r>
+    </w:p>
+    <w:p>
+      <w:pPr>
+        <w:spacing w:line="336" w:lineRule="auto" w:after="180"/>
+        <w:shd w:fill="F1F6FC"/>
+      </w:pPr>
+      <w:r>
+        <w:rPr>
+          <w:b w:val="0"/>
+        </w:rPr>
+        <w:t xml:space="preserve">CASE  A motion light and an animal recognizer both react to </w:t>
+      </w:r>
+      <w:r>
+        <w:rPr>
+          <w:b/>
+        </w:rPr>
+        <w:t>input</w:t>
+      </w:r>
+      <w:r>
+        <w:rPr>
+          <w:b w:val="0"/>
+        </w:rPr>
+        <w:t>, but one checks a written condition while the other uses patterns learned from examples.</w:t>
+      </w:r>
+    </w:p>
+    <w:p>
+      <w:pPr>
+        <w:pStyle w:val="Heading3"/>
+      </w:pPr>
+      <w:r>
+        <w:t>Step 1</w:t>
+      </w:r>
+    </w:p>
+    <w:p>
+      <w:pPr>
+        <w:spacing w:line="336" w:lineRule="auto" w:after="180"/>
+        <w:shd w:fill="F4F9FC"/>
+      </w:pPr>
+      <w:r>
+        <w:rPr>
+          <w:b w:val="0"/>
+        </w:rPr>
         <w:t>STEP 1 — OBSERVE  a motion value or image values</w:t>
       </w:r>
     </w:p>
     <w:p>
-      <w:r>
+      <w:pPr>
+        <w:pStyle w:val="Heading3"/>
+      </w:pPr>
+      <w:r>
+        <w:t>Step 2</w:t>
+      </w:r>
+    </w:p>
+    <w:p>
+      <w:pPr>
+        <w:spacing w:line="336" w:lineRule="auto" w:after="180"/>
+        <w:shd w:fill="F4F9FC"/>
+      </w:pPr>
+      <w:r>
+        <w:rPr>
+          <w:b w:val="0"/>
+        </w:rPr>
         <w:t>STEP 2 — TRACE  run an explicit if/then rule or a learned classifier</w:t>
       </w:r>
     </w:p>
     <w:p>
-      <w:r>
-        <w:t>STEP 3 — CONCLUDE  turn on a light or predict an animal label</w:t>
-      </w:r>
-    </w:p>
-    <w:p>
-      <w:r>
-        <w:t>MODEL REASONING  The motion light follows a directly written sensor condition. The animal recogniser uses a model fitted on labelled examples. Observing that both react to input does not tell us how their decisions were produced.</w:t>
-      </w:r>
-    </w:p>
-    <w:p>
-      <w:r>
+      <w:pPr>
+        <w:pStyle w:val="Heading3"/>
+      </w:pPr>
+      <w:r>
+        <w:t>Step 3</w:t>
+      </w:r>
+    </w:p>
+    <w:p>
+      <w:pPr>
+        <w:spacing w:line="336" w:lineRule="auto" w:after="180"/>
+        <w:shd w:fill="F4F9FC"/>
+      </w:pPr>
+      <w:r>
+        <w:rPr>
+          <w:b w:val="0"/>
+        </w:rPr>
+        <w:t xml:space="preserve">STEP 3 — CONCLUDE  turn on a light or predict an animal </w:t>
+      </w:r>
+      <w:r>
+        <w:rPr>
+          <w:b/>
+        </w:rPr>
+        <w:t>label</w:t>
+      </w:r>
+    </w:p>
+    <w:p>
+      <w:pPr>
+        <w:pStyle w:val="Heading3"/>
+      </w:pPr>
+      <w:r>
+        <w:t>Model answer</w:t>
+      </w:r>
+    </w:p>
+    <w:p>
+      <w:pPr>
+        <w:spacing w:line="336" w:lineRule="auto" w:after="180"/>
+        <w:shd w:fill="F1F6FC"/>
+      </w:pPr>
+      <w:r>
+        <w:rPr>
+          <w:b w:val="0"/>
+        </w:rPr>
+        <w:t xml:space="preserve">MODEL REASONING  The motion light follows a directly written sensor condition. The animal recogniser uses a model fitted on </w:t>
+      </w:r>
+      <w:r>
+        <w:rPr>
+          <w:b/>
+        </w:rPr>
+        <w:t>label</w:t>
+      </w:r>
+      <w:r>
+        <w:rPr>
+          <w:b w:val="0"/>
+        </w:rPr>
+        <w:t>led examples.</w:t>
+      </w:r>
+    </w:p>
+    <w:p>
+      <w:pPr>
+        <w:spacing w:line="336" w:lineRule="auto" w:after="180"/>
+        <w:shd w:fill="F1F6FC"/>
+      </w:pPr>
+      <w:r>
+        <w:rPr>
+          <w:b w:val="0"/>
+        </w:rPr>
+        <w:t xml:space="preserve">Observing that both react to </w:t>
+      </w:r>
+      <w:r>
+        <w:rPr>
+          <w:b/>
+        </w:rPr>
+        <w:t>input</w:t>
+      </w:r>
+      <w:r>
+        <w:rPr>
+          <w:b w:val="0"/>
+        </w:rPr>
+        <w:t xml:space="preserve"> does not tell us how their decisions were produced.</w:t>
+      </w:r>
+    </w:p>
+    <w:p>
+      <w:pPr>
+        <w:pStyle w:val="Heading3"/>
+      </w:pPr>
+      <w:r>
+        <w:t>A claim to avoid</w:t>
+      </w:r>
+    </w:p>
+    <w:p>
+      <w:pPr>
+        <w:spacing w:line="336" w:lineRule="auto" w:after="180"/>
+        <w:shd w:fill="FFF5E6"/>
+      </w:pPr>
+      <w:r>
+        <w:rPr>
+          <w:b w:val="0"/>
+        </w:rPr>
         <w:t>DO NOT OVERCLAIM  Do not use complicated versus simple as a substitute for fixed versus learned.</w:t>
       </w:r>
     </w:p>
     <w:p>
-      <w:r>
-        <w:t>What new evidence could change this answer?</w:t>
+      <w:pPr>
+        <w:spacing w:line="336" w:lineRule="auto" w:after="180"/>
+        <w:shd w:fill="F5F1FB"/>
+      </w:pPr>
+      <w:r>
+        <w:rPr>
+          <w:b w:val="0"/>
+        </w:rPr>
+        <w:t xml:space="preserve">What new </w:t>
+      </w:r>
+      <w:r>
+        <w:rPr>
+          <w:b/>
+        </w:rPr>
+        <w:t>evidence</w:t>
+      </w:r>
+      <w:r>
+        <w:rPr>
+          <w:b w:val="0"/>
+        </w:rPr>
+        <w:t xml:space="preserve"> could change this answer?</w:t>
       </w:r>
     </w:p>
     <w:p>
@@ -1717,25 +2954,205 @@
       </w:tr>
     </w:tbl>
     <w:p>
-      <w:r>
-        <w:t>Apply threshold 3 to each width before checking the label. Only width 4 disagrees, so its error count is 1. Threshold 5 agrees on all four examples, so its error count is 0. Of these two candidates, this procedure selects 5. Zero disagreements here means it fits these four labels; it is not a guarantee about all future cards.</w:t>
-      </w:r>
-    </w:p>
-    <w:p>
-      <w:r>
-        <w:t>There can be ties. Threshold 6 also agrees on these four examples because 6 is included by at least. Thresholds 5 and 6 predict differently for width 5, which is absent from the fitting set. The available examples therefore do not uniquely determine how that width should be labelled. A procedure needs an explicit tie rule, and we should record the unresolved case.</w:t>
-      </w:r>
-    </w:p>
-    <w:p>
       <w:pPr>
         <w:pStyle w:val="Heading3"/>
       </w:pPr>
       <w:r>
+        <w:t>Worked explanation · Rules or Learned Patterns?</w:t>
+      </w:r>
+    </w:p>
+    <w:p>
+      <w:pPr>
+        <w:spacing w:line="336" w:lineRule="auto" w:after="180"/>
+        <w:shd w:fill="F1F6FC"/>
+      </w:pPr>
+      <w:r>
+        <w:rPr>
+          <w:b w:val="0"/>
+        </w:rPr>
+        <w:t xml:space="preserve">Apply </w:t>
+      </w:r>
+      <w:r>
+        <w:rPr>
+          <w:b/>
+        </w:rPr>
+        <w:t>threshold</w:t>
+      </w:r>
+      <w:r>
+        <w:rPr>
+          <w:b w:val="0"/>
+        </w:rPr>
+        <w:t xml:space="preserve"> 3 to each width before checking the </w:t>
+      </w:r>
+      <w:r>
+        <w:rPr>
+          <w:b/>
+        </w:rPr>
+        <w:t>label</w:t>
+      </w:r>
+      <w:r>
+        <w:rPr>
+          <w:b w:val="0"/>
+        </w:rPr>
+        <w:t xml:space="preserve">. Only width 4 disagrees, so its </w:t>
+      </w:r>
+      <w:r>
+        <w:rPr>
+          <w:b/>
+        </w:rPr>
+        <w:t>error count</w:t>
+      </w:r>
+      <w:r>
+        <w:rPr>
+          <w:b w:val="0"/>
+        </w:rPr>
+        <w:t xml:space="preserve"> is 1. </w:t>
+      </w:r>
+      <w:r>
+        <w:rPr>
+          <w:b/>
+        </w:rPr>
+        <w:t>Threshold</w:t>
+      </w:r>
+      <w:r>
+        <w:rPr>
+          <w:b w:val="0"/>
+        </w:rPr>
+        <w:t xml:space="preserve"> 5 agrees on all four examples, so its </w:t>
+      </w:r>
+      <w:r>
+        <w:rPr>
+          <w:b/>
+        </w:rPr>
+        <w:t>error count</w:t>
+      </w:r>
+      <w:r>
+        <w:rPr>
+          <w:b w:val="0"/>
+        </w:rPr>
+        <w:t xml:space="preserve"> is 0. Of these two candidates, this procedure selects 5.</w:t>
+      </w:r>
+    </w:p>
+    <w:p>
+      <w:pPr>
+        <w:spacing w:line="336" w:lineRule="auto" w:after="180"/>
+        <w:shd w:fill="F1F6FC"/>
+      </w:pPr>
+      <w:r>
+        <w:rPr>
+          <w:b w:val="0"/>
+        </w:rPr>
+        <w:t xml:space="preserve">Zero disagreements here means it fits these four </w:t>
+      </w:r>
+      <w:r>
+        <w:rPr>
+          <w:b/>
+        </w:rPr>
+        <w:t>label</w:t>
+      </w:r>
+      <w:r>
+        <w:rPr>
+          <w:b w:val="0"/>
+        </w:rPr>
+        <w:t>s; it is not a guarantee about all future cards.</w:t>
+      </w:r>
+    </w:p>
+    <w:p>
+      <w:pPr>
+        <w:pStyle w:val="Heading3"/>
+      </w:pPr>
+      <w:r>
+        <w:t>Worked explanation · Rules or Learned Patterns?</w:t>
+      </w:r>
+    </w:p>
+    <w:p>
+      <w:pPr>
+        <w:spacing w:line="336" w:lineRule="auto" w:after="180"/>
+        <w:shd w:fill="F1F6FC"/>
+      </w:pPr>
+      <w:r>
+        <w:rPr>
+          <w:b w:val="0"/>
+        </w:rPr>
+        <w:t xml:space="preserve">There can be ties. </w:t>
+      </w:r>
+      <w:r>
+        <w:rPr>
+          <w:b/>
+        </w:rPr>
+        <w:t>Threshold</w:t>
+      </w:r>
+      <w:r>
+        <w:rPr>
+          <w:b w:val="0"/>
+        </w:rPr>
+        <w:t xml:space="preserve"> 6 also agrees on these four examples because 6 is included by at least. </w:t>
+      </w:r>
+      <w:r>
+        <w:rPr>
+          <w:b/>
+        </w:rPr>
+        <w:t>Threshold</w:t>
+      </w:r>
+      <w:r>
+        <w:rPr>
+          <w:b w:val="0"/>
+        </w:rPr>
+        <w:t xml:space="preserve">s 5 and 6 predict differently for width 5, which is absent from the </w:t>
+      </w:r>
+      <w:r>
+        <w:rPr>
+          <w:b/>
+        </w:rPr>
+        <w:t>fitting</w:t>
+      </w:r>
+      <w:r>
+        <w:rPr>
+          <w:b w:val="0"/>
+        </w:rPr>
+        <w:t xml:space="preserve"> set.</w:t>
+      </w:r>
+    </w:p>
+    <w:p>
+      <w:pPr>
+        <w:spacing w:line="336" w:lineRule="auto" w:after="180"/>
+        <w:shd w:fill="F1F6FC"/>
+      </w:pPr>
+      <w:r>
+        <w:rPr>
+          <w:b w:val="0"/>
+        </w:rPr>
+        <w:t xml:space="preserve">The available examples therefore do not uniquely determine how that width should be </w:t>
+      </w:r>
+      <w:r>
+        <w:rPr>
+          <w:b/>
+        </w:rPr>
+        <w:t>label</w:t>
+      </w:r>
+      <w:r>
+        <w:rPr>
+          <w:b w:val="0"/>
+        </w:rPr>
+        <w:t>led. A procedure needs an explicit tie rule, and we should record the unresolved case.</w:t>
+      </w:r>
+    </w:p>
+    <w:p>
+      <w:pPr>
+        <w:pStyle w:val="Heading3"/>
+      </w:pPr>
+      <w:r>
         <w:t>Learn from the worked case</w:t>
       </w:r>
     </w:p>
     <w:p>
-      <w:r>
+      <w:pPr>
+        <w:spacing w:line="336" w:lineRule="auto" w:after="180"/>
+      </w:pPr>
+      <w:r>
+        <w:rPr>
+          <w:b w:val="0"/>
+        </w:rPr>
         <w:t>Cover the result before checking it. Say what is given, choose the procedure, and follow one step at a time. Then uncover the result and explain your first mismatch. Ask why a step is allowed, not only what number it produces.</w:t>
       </w:r>
     </w:p>
@@ -1748,7 +3165,13 @@
       </w:r>
     </w:p>
     <w:p>
-      <w:r>
+      <w:pPr>
+        <w:spacing w:line="336" w:lineRule="auto" w:after="180"/>
+      </w:pPr>
+      <w:r>
+        <w:rPr>
+          <w:b w:val="0"/>
+        </w:rPr>
         <w:t>A fictional paper sorter learns a size boundary for toy pebbles.</w:t>
       </w:r>
     </w:p>
@@ -1761,12 +3184,60 @@
       </w:r>
     </w:p>
     <w:p>
-      <w:r>
-        <w:t>Training diameters are 1,3,5,7 cm with labels small,small,large,large.</w:t>
-      </w:r>
-    </w:p>
-    <w:p>
-      <w:r>
+      <w:pPr>
+        <w:pStyle w:val="Heading3"/>
+      </w:pPr>
+      <w:r>
+        <w:t>Supplied facts</w:t>
+      </w:r>
+    </w:p>
+    <w:p>
+      <w:pPr>
+        <w:spacing w:line="336" w:lineRule="auto" w:after="180"/>
+        <w:shd w:fill="F1F6FC"/>
+      </w:pPr>
+      <w:r>
+        <w:rPr>
+          <w:b/>
+        </w:rPr>
+        <w:t>Training</w:t>
+      </w:r>
+      <w:r>
+        <w:rPr>
+          <w:b w:val="0"/>
+        </w:rPr>
+        <w:t xml:space="preserve"> diameters are 1,3,5,7 cm with </w:t>
+      </w:r>
+      <w:r>
+        <w:rPr>
+          <w:b/>
+        </w:rPr>
+        <w:t>label</w:t>
+      </w:r>
+      <w:r>
+        <w:rPr>
+          <w:b w:val="0"/>
+        </w:rPr>
+        <w:t>s small,small,large,large.</w:t>
+      </w:r>
+    </w:p>
+    <w:p>
+      <w:pPr>
+        <w:pStyle w:val="Heading3"/>
+      </w:pPr>
+      <w:r>
+        <w:t>Supplied facts</w:t>
+      </w:r>
+    </w:p>
+    <w:p>
+      <w:pPr>
+        <w:spacing w:line="336" w:lineRule="auto" w:after="180"/>
+        <w:shd w:fill="F1F6FC"/>
+      </w:pPr>
+      <w:r>
+        <w:rPr>
+          <w:b w:val="0"/>
+        </w:rPr>
         <w:t>Compare large-at-least-3 with large-at-least-5; choose fewer errors.</w:t>
       </w:r>
     </w:p>
@@ -1988,30 +3459,174 @@
       </w:r>
     </w:p>
     <w:p>
-      <w:r>
-        <w:t>The learning procedure compares candidate rules against supplied examples and selects boundary 5. Applying that boundary to diameter 4 is a later prediction step. An explicit threshold can be selected from data; being easy to write does not make its origin unknowable.</w:t>
-      </w:r>
-    </w:p>
-    <w:p>
       <w:pPr>
         <w:pStyle w:val="Heading3"/>
       </w:pPr>
       <w:r>
+        <w:t>Why the result follows</w:t>
+      </w:r>
+    </w:p>
+    <w:p>
+      <w:pPr>
+        <w:spacing w:line="336" w:lineRule="auto" w:after="180"/>
+        <w:shd w:fill="F1F6FC"/>
+      </w:pPr>
+      <w:r>
+        <w:rPr>
+          <w:b w:val="0"/>
+        </w:rPr>
+        <w:t xml:space="preserve">The learning procedure compares candidate rules against supplied examples and selects boundary 5. Applying that boundary to diameter 4 is a later </w:t>
+      </w:r>
+      <w:r>
+        <w:rPr>
+          <w:b/>
+        </w:rPr>
+        <w:t>prediction</w:t>
+      </w:r>
+      <w:r>
+        <w:rPr>
+          <w:b w:val="0"/>
+        </w:rPr>
+        <w:t xml:space="preserve"> step.</w:t>
+      </w:r>
+    </w:p>
+    <w:p>
+      <w:pPr>
+        <w:spacing w:line="336" w:lineRule="auto" w:after="180"/>
+        <w:shd w:fill="F1F6FC"/>
+      </w:pPr>
+      <w:r>
+        <w:rPr>
+          <w:b w:val="0"/>
+        </w:rPr>
+        <w:t xml:space="preserve">An explicit </w:t>
+      </w:r>
+      <w:r>
+        <w:rPr>
+          <w:b/>
+        </w:rPr>
+        <w:t>threshold</w:t>
+      </w:r>
+      <w:r>
+        <w:rPr>
+          <w:b w:val="0"/>
+        </w:rPr>
+        <w:t xml:space="preserve"> can be selected from data; being easy to write does not make its origin unknowable.</w:t>
+      </w:r>
+    </w:p>
+    <w:p>
+      <w:pPr>
+        <w:pStyle w:val="Heading3"/>
+      </w:pPr>
+      <w:r>
         <w:t>What this example does not establish</w:t>
       </w:r>
     </w:p>
     <w:p>
-      <w:r>
-        <w:t>Zero training disagreements do not prove every future pebble receives the correct label.</w:t>
-      </w:r>
-    </w:p>
-    <w:p>
-      <w:r>
-        <w:t>Read the labelled picture: Show which stage used labels and which stage used only the new measurement.</w:t>
-      </w:r>
-    </w:p>
-    <w:p>
-      <w:r>
+      <w:pPr>
+        <w:pStyle w:val="Heading3"/>
+      </w:pPr>
+      <w:r>
+        <w:t>Keep the stated limit</w:t>
+      </w:r>
+    </w:p>
+    <w:p>
+      <w:pPr>
+        <w:spacing w:line="336" w:lineRule="auto" w:after="180"/>
+        <w:shd w:fill="FFF5E6"/>
+      </w:pPr>
+      <w:r>
+        <w:rPr>
+          <w:b w:val="0"/>
+        </w:rPr>
+        <w:t xml:space="preserve">Zero </w:t>
+      </w:r>
+      <w:r>
+        <w:rPr>
+          <w:b/>
+        </w:rPr>
+        <w:t>training</w:t>
+      </w:r>
+      <w:r>
+        <w:rPr>
+          <w:b w:val="0"/>
+        </w:rPr>
+        <w:t xml:space="preserve"> disagreements do not prove every future pebble receives the correct </w:t>
+      </w:r>
+      <w:r>
+        <w:rPr>
+          <w:b/>
+        </w:rPr>
+        <w:t>label</w:t>
+      </w:r>
+      <w:r>
+        <w:rPr>
+          <w:b w:val="0"/>
+        </w:rPr>
+        <w:t>.</w:t>
+      </w:r>
+    </w:p>
+    <w:p>
+      <w:pPr>
+        <w:pStyle w:val="Heading3"/>
+      </w:pPr>
+      <w:r>
+        <w:t>Keep the stated limit</w:t>
+      </w:r>
+    </w:p>
+    <w:p>
+      <w:pPr>
+        <w:spacing w:line="336" w:lineRule="auto" w:after="180"/>
+        <w:shd w:fill="FFF5E6"/>
+      </w:pPr>
+      <w:r>
+        <w:rPr>
+          <w:b w:val="0"/>
+        </w:rPr>
+        <w:t xml:space="preserve">Read the </w:t>
+      </w:r>
+      <w:r>
+        <w:rPr>
+          <w:b/>
+        </w:rPr>
+        <w:t>label</w:t>
+      </w:r>
+      <w:r>
+        <w:rPr>
+          <w:b w:val="0"/>
+        </w:rPr>
+        <w:t xml:space="preserve">led picture: Show which stage used </w:t>
+      </w:r>
+      <w:r>
+        <w:rPr>
+          <w:b/>
+        </w:rPr>
+        <w:t>label</w:t>
+      </w:r>
+      <w:r>
+        <w:rPr>
+          <w:b w:val="0"/>
+        </w:rPr>
+        <w:t>s and which stage used only the new measurement.</w:t>
+      </w:r>
+    </w:p>
+    <w:p>
+      <w:pPr>
+        <w:pStyle w:val="Heading3"/>
+      </w:pPr>
+      <w:r>
+        <w:t>Keep the stated limit</w:t>
+      </w:r>
+    </w:p>
+    <w:p>
+      <w:pPr>
+        <w:spacing w:line="336" w:lineRule="auto" w:after="180"/>
+        <w:shd w:fill="FFF5E6"/>
+      </w:pPr>
+      <w:r>
+        <w:rPr>
+          <w:b w:val="0"/>
+        </w:rPr>
         <w:t>Change one thing: Give a new pebble diameter 5 instead of 4. Predict the result before checking the explanation. What remains the same?</w:t>
       </w:r>
     </w:p>
@@ -2025,6 +3640,17 @@
     </w:p>
     <w:p>
       <w:r>
+        <w:t>Find the unsupported step in the Rules or Learned Patterns? claim and explain a repair using the supplied evidence.</w:t>
+      </w:r>
+    </w:p>
+    <w:p>
+      <w:pPr>
+        <w:spacing w:line="336" w:lineRule="auto" w:after="180"/>
+      </w:pPr>
+      <w:r>
+        <w:rPr>
+          <w:b/>
+        </w:rPr>
         <w:t>COMPARE</w:t>
       </w:r>
     </w:p>
@@ -2037,7 +3663,13 @@
       </w:r>
     </w:p>
     <w:p>
-      <w:r>
+      <w:pPr>
+        <w:spacing w:line="336" w:lineRule="auto" w:after="180"/>
+      </w:pPr>
+      <w:r>
+        <w:rPr>
+          <w:b w:val="0"/>
+        </w:rPr>
         <w:t>A comparison helps reveal the true concept boundary.</w:t>
       </w:r>
     </w:p>
@@ -2225,53 +3857,262 @@
       </w:r>
     </w:p>
     <w:p>
-      <w:r>
-        <w:t>CLAIM A  If the output changes, the system must be learning.</w:t>
-      </w:r>
-    </w:p>
-    <w:p>
-      <w:r>
+      <w:pPr>
+        <w:pStyle w:val="Heading3"/>
+      </w:pPr>
+      <w:r>
+        <w:t>Challenge claim A</w:t>
+      </w:r>
+    </w:p>
+    <w:p>
+      <w:pPr>
+        <w:spacing w:line="336" w:lineRule="auto" w:after="180"/>
+        <w:shd w:fill="F5F1FB"/>
+      </w:pPr>
+      <w:r>
+        <w:rPr>
+          <w:b w:val="0"/>
+        </w:rPr>
+        <w:t xml:space="preserve">CLAIM A  If the </w:t>
+      </w:r>
+      <w:r>
+        <w:rPr>
+          <w:b/>
+        </w:rPr>
+        <w:t>output</w:t>
+      </w:r>
+      <w:r>
+        <w:rPr>
+          <w:b w:val="0"/>
+        </w:rPr>
+        <w:t xml:space="preserve"> changes, the system must be learning.</w:t>
+      </w:r>
+    </w:p>
+    <w:p>
+      <w:pPr>
+        <w:spacing w:line="336" w:lineRule="auto" w:after="180"/>
+      </w:pPr>
+      <w:r>
+        <w:rPr>
+          <w:b w:val="0"/>
+        </w:rPr>
         <w:t>Repair:</w:t>
       </w:r>
     </w:p>
     <w:p>
-      <w:r>
+      <w:pPr>
+        <w:pStyle w:val="Heading3"/>
+      </w:pPr>
+      <w:r>
+        <w:t>Challenge claim B</w:t>
+      </w:r>
+    </w:p>
+    <w:p>
+      <w:pPr>
+        <w:spacing w:line="336" w:lineRule="auto" w:after="180"/>
+        <w:shd w:fill="F5F1FB"/>
+      </w:pPr>
+      <w:r>
+        <w:rPr>
+          <w:b w:val="0"/>
+        </w:rPr>
         <w:t>CLAIM B  A fixed program can never be useful or intelligent-looking.</w:t>
       </w:r>
     </w:p>
     <w:p>
-      <w:r>
+      <w:pPr>
+        <w:spacing w:line="336" w:lineRule="auto" w:after="180"/>
+      </w:pPr>
+      <w:r>
+        <w:rPr>
+          <w:b w:val="0"/>
+        </w:rPr>
         <w:t>Repair:</w:t>
       </w:r>
     </w:p>
     <w:p>
-      <w:r>
-        <w:t>STRONG ANSWER FRAME  I claim ______ because the evidence shows ______. The process is ______. One limit is ______.</w:t>
-      </w:r>
-    </w:p>
-    <w:p>
       <w:pPr>
         <w:pStyle w:val="Heading3"/>
       </w:pPr>
       <w:r>
+        <w:t>A frame for explaining</w:t>
+      </w:r>
+    </w:p>
+    <w:p>
+      <w:pPr>
+        <w:spacing w:line="336" w:lineRule="auto" w:after="180"/>
+        <w:shd w:fill="F1F6FC"/>
+      </w:pPr>
+      <w:r>
+        <w:rPr>
+          <w:b w:val="0"/>
+        </w:rPr>
+        <w:t xml:space="preserve">STRONG ANSWER FRAME  I claim ______ because the </w:t>
+      </w:r>
+      <w:r>
+        <w:rPr>
+          <w:b/>
+        </w:rPr>
+        <w:t>evidence</w:t>
+      </w:r>
+      <w:r>
+        <w:rPr>
+          <w:b w:val="0"/>
+        </w:rPr>
+        <w:t xml:space="preserve"> shows ______. The </w:t>
+      </w:r>
+      <w:r>
+        <w:rPr>
+          <w:b/>
+        </w:rPr>
+        <w:t>process</w:t>
+      </w:r>
+      <w:r>
+        <w:rPr>
+          <w:b w:val="0"/>
+        </w:rPr>
+        <w:t xml:space="preserve"> is ______. One limit is ______.</w:t>
+      </w:r>
+    </w:p>
+    <w:p>
+      <w:pPr>
+        <w:pStyle w:val="Heading3"/>
+      </w:pPr>
+      <w:r>
         <w:t>A closer explanation</w:t>
       </w:r>
     </w:p>
     <w:p>
-      <w:r>
-        <w:t>Suppose a new card has width 5 and its supplied task label is narrow. The selected threshold 5 predicts wide, so it disagrees on this case. Do not erase the example to preserve a perfect score. Record the error and investigate whether the labels follow a different definition, whether measurement matters or whether width alone is insufficient.</w:t>
-      </w:r>
-    </w:p>
-    <w:p>
-      <w:r>
-        <w:t>For this week's paper task, a prediction is only a proposed category. It does not authorise a physical action. More consequential applications require additional checks and human decisions that a small fitting exercise cannot establish.</w:t>
-      </w:r>
-    </w:p>
-    <w:p>
       <w:pPr>
         <w:pStyle w:val="Heading3"/>
       </w:pPr>
       <w:r>
+        <w:t>Check the claim against the facts</w:t>
+      </w:r>
+    </w:p>
+    <w:p>
+      <w:pPr>
+        <w:spacing w:line="336" w:lineRule="auto" w:after="180"/>
+        <w:shd w:fill="FFF5E6"/>
+      </w:pPr>
+      <w:r>
+        <w:rPr>
+          <w:b w:val="0"/>
+        </w:rPr>
+        <w:t xml:space="preserve">Suppose a new card has width 5 and its supplied task </w:t>
+      </w:r>
+      <w:r>
+        <w:rPr>
+          <w:b/>
+        </w:rPr>
+        <w:t>label</w:t>
+      </w:r>
+      <w:r>
+        <w:rPr>
+          <w:b w:val="0"/>
+        </w:rPr>
+        <w:t xml:space="preserve"> is narrow. The selected </w:t>
+      </w:r>
+      <w:r>
+        <w:rPr>
+          <w:b/>
+        </w:rPr>
+        <w:t>threshold</w:t>
+      </w:r>
+      <w:r>
+        <w:rPr>
+          <w:b w:val="0"/>
+        </w:rPr>
+        <w:t xml:space="preserve"> 5 predicts wide, so it disagrees on this case. Do not erase the example to preserve a perfect score.</w:t>
+      </w:r>
+    </w:p>
+    <w:p>
+      <w:pPr>
+        <w:spacing w:line="336" w:lineRule="auto" w:after="180"/>
+        <w:shd w:fill="FFF5E6"/>
+      </w:pPr>
+      <w:r>
+        <w:rPr>
+          <w:b w:val="0"/>
+        </w:rPr>
+        <w:t xml:space="preserve">Record the error and investigate whether the </w:t>
+      </w:r>
+      <w:r>
+        <w:rPr>
+          <w:b/>
+        </w:rPr>
+        <w:t>label</w:t>
+      </w:r>
+      <w:r>
+        <w:rPr>
+          <w:b w:val="0"/>
+        </w:rPr>
+        <w:t>s follow a different definition, whether measurement matters or whether width alone is insufficient.</w:t>
+      </w:r>
+    </w:p>
+    <w:p>
+      <w:pPr>
+        <w:spacing w:line="336" w:lineRule="auto" w:after="180"/>
+      </w:pPr>
+      <w:r>
+        <w:rPr>
+          <w:b w:val="0"/>
+        </w:rPr>
+        <w:t xml:space="preserve">For this week's paper task, a </w:t>
+      </w:r>
+      <w:r>
+        <w:rPr>
+          <w:b/>
+        </w:rPr>
+        <w:t>prediction</w:t>
+      </w:r>
+      <w:r>
+        <w:rPr>
+          <w:b w:val="0"/>
+        </w:rPr>
+        <w:t xml:space="preserve"> is only a proposed category. It does not authorise a physical action.</w:t>
+      </w:r>
+    </w:p>
+    <w:p>
+      <w:pPr>
+        <w:spacing w:line="336" w:lineRule="auto" w:after="180"/>
+      </w:pPr>
+      <w:r>
+        <w:rPr>
+          <w:b w:val="0"/>
+        </w:rPr>
+        <w:t xml:space="preserve">More consequential applications require additional checks and </w:t>
+      </w:r>
+      <w:r>
+        <w:rPr>
+          <w:b/>
+        </w:rPr>
+        <w:t>human decision</w:t>
+      </w:r>
+      <w:r>
+        <w:rPr>
+          <w:b w:val="0"/>
+        </w:rPr>
+        <w:t xml:space="preserve">s that a small </w:t>
+      </w:r>
+      <w:r>
+        <w:rPr>
+          <w:b/>
+        </w:rPr>
+        <w:t>fitting</w:t>
+      </w:r>
+      <w:r>
+        <w:rPr>
+          <w:b w:val="0"/>
+        </w:rPr>
+        <w:t xml:space="preserve"> exercise cannot establish.</w:t>
+      </w:r>
+    </w:p>
+    <w:p>
+      <w:pPr>
+        <w:pStyle w:val="Heading3"/>
+      </w:pPr>
+      <w:r>
         <w:t>Explain the difference between choosing a threshold using examples and applying that threshold to a new card</w:t>
       </w:r>
     </w:p>
@@ -2305,6 +4146,17 @@
     </w:p>
     <w:p>
       <w:r>
+        <w:t>Practise Rules or Learned Patterns? with support, then explain the deciding step in your own words.</w:t>
+      </w:r>
+    </w:p>
+    <w:p>
+      <w:pPr>
+        <w:spacing w:line="336" w:lineRule="auto" w:after="180"/>
+      </w:pPr>
+      <w:r>
+        <w:rPr>
+          <w:b/>
+        </w:rPr>
         <w:t>GUIDED PRACTICE</w:t>
       </w:r>
     </w:p>
@@ -2317,7 +4169,13 @@
       </w:r>
     </w:p>
     <w:p>
-      <w:r>
+      <w:pPr>
+        <w:spacing w:line="336" w:lineRule="auto" w:after="180"/>
+      </w:pPr>
+      <w:r>
+        <w:rPr>
+          <w:b w:val="0"/>
+        </w:rPr>
         <w:t>Use support now so you can succeed independently later.</w:t>
       </w:r>
     </w:p>
@@ -2358,46 +4216,192 @@
       </w:r>
     </w:p>
     <w:p>
-      <w:r>
+      <w:pPr>
+        <w:spacing w:line="336" w:lineRule="auto" w:after="180"/>
+      </w:pPr>
+      <w:r>
+        <w:rPr>
+          <w:b w:val="0"/>
+        </w:rPr>
         <w:t>Explain how the picture story demonstrates this idea: Fixed instructions and learned behavior can look similar but arise differently.</w:t>
       </w:r>
     </w:p>
     <w:p>
-      <w:r>
-        <w:t>Use a fresh example to explain fixed rule.</w:t>
-      </w:r>
-    </w:p>
-    <w:p>
-      <w:r>
-        <w:t>Trace a new input → process → output example.</w:t>
-      </w:r>
-    </w:p>
-    <w:p>
-      <w:r>
+      <w:pPr>
+        <w:spacing w:line="336" w:lineRule="auto" w:after="180"/>
+      </w:pPr>
+      <w:r>
+        <w:rPr>
+          <w:b w:val="0"/>
+        </w:rPr>
+        <w:t xml:space="preserve">Use a fresh example to explain </w:t>
+      </w:r>
+      <w:r>
+        <w:rPr>
+          <w:b/>
+        </w:rPr>
+        <w:t>fixed rule</w:t>
+      </w:r>
+      <w:r>
+        <w:rPr>
+          <w:b w:val="0"/>
+        </w:rPr>
+        <w:t>.</w:t>
+      </w:r>
+    </w:p>
+    <w:p>
+      <w:pPr>
+        <w:spacing w:line="336" w:lineRule="auto" w:after="180"/>
+      </w:pPr>
+      <w:r>
+        <w:rPr>
+          <w:b w:val="0"/>
+        </w:rPr>
+        <w:t xml:space="preserve">Trace a new </w:t>
+      </w:r>
+      <w:r>
+        <w:rPr>
+          <w:b/>
+        </w:rPr>
+        <w:t>input</w:t>
+      </w:r>
+      <w:r>
+        <w:rPr>
+          <w:b w:val="0"/>
+        </w:rPr>
+        <w:t xml:space="preserve"> → </w:t>
+      </w:r>
+      <w:r>
+        <w:rPr>
+          <w:b/>
+        </w:rPr>
+        <w:t>process</w:t>
+      </w:r>
+      <w:r>
+        <w:rPr>
+          <w:b w:val="0"/>
+        </w:rPr>
+        <w:t xml:space="preserve"> → </w:t>
+      </w:r>
+      <w:r>
+        <w:rPr>
+          <w:b/>
+        </w:rPr>
+        <w:t>output</w:t>
+      </w:r>
+      <w:r>
+        <w:rPr>
+          <w:b w:val="0"/>
+        </w:rPr>
+        <w:t xml:space="preserve"> example.</w:t>
+      </w:r>
+    </w:p>
+    <w:p>
+      <w:pPr>
+        <w:spacing w:line="336" w:lineRule="auto" w:after="180"/>
+      </w:pPr>
+      <w:r>
+        <w:rPr>
+          <w:b w:val="0"/>
+        </w:rPr>
         <w:t>Find and repair the error in: A fixed program can never be useful or intelligent-looking.</w:t>
       </w:r>
     </w:p>
     <w:p>
-      <w:r>
+      <w:pPr>
+        <w:spacing w:line="336" w:lineRule="auto" w:after="180"/>
+      </w:pPr>
+      <w:r>
+        <w:rPr>
+          <w:b w:val="0"/>
+        </w:rPr>
         <w:t>Invent one edge case and name the safe response.</w:t>
       </w:r>
     </w:p>
     <w:p>
-      <w:r>
-        <w:t>PARTNER CHECK  Point to the evidence. Do not accept an answer that only repeats the vocabulary word.</w:t>
-      </w:r>
-    </w:p>
-    <w:p>
       <w:pPr>
         <w:pStyle w:val="Heading3"/>
       </w:pPr>
       <w:r>
+        <w:t>Check with a partner</w:t>
+      </w:r>
+    </w:p>
+    <w:p>
+      <w:pPr>
+        <w:spacing w:line="336" w:lineRule="auto" w:after="180"/>
+        <w:shd w:fill="F5F1FB"/>
+      </w:pPr>
+      <w:r>
+        <w:rPr>
+          <w:b w:val="0"/>
+        </w:rPr>
+        <w:t xml:space="preserve">PARTNER CHECK  Point to the </w:t>
+      </w:r>
+      <w:r>
+        <w:rPr>
+          <w:b/>
+        </w:rPr>
+        <w:t>evidence</w:t>
+      </w:r>
+      <w:r>
+        <w:rPr>
+          <w:b w:val="0"/>
+        </w:rPr>
+        <w:t>. Do not accept an answer that only repeats the vocabulary word.</w:t>
+      </w:r>
+    </w:p>
+    <w:p>
+      <w:pPr>
+        <w:pStyle w:val="Heading3"/>
+      </w:pPr>
+      <w:r>
         <w:t>A closer explanation</w:t>
       </w:r>
     </w:p>
     <w:p>
-      <w:r>
-        <w:t>Now use widths 1, 3, 5 and 7 with labels narrow, narrow, wide and wide. Compare candidates 3 and 5, using the same at least rule. Write all four predictions for each candidate before you count. This prevents a plausible-looking total from hiding a boundary mistake.</w:t>
+      <w:pPr>
+        <w:spacing w:line="336" w:lineRule="auto" w:after="180"/>
+      </w:pPr>
+      <w:r>
+        <w:rPr>
+          <w:b w:val="0"/>
+        </w:rPr>
+        <w:t xml:space="preserve">Now use widths 1, 3, 5 and 7 with </w:t>
+      </w:r>
+      <w:r>
+        <w:rPr>
+          <w:b/>
+        </w:rPr>
+        <w:t>label</w:t>
+      </w:r>
+      <w:r>
+        <w:rPr>
+          <w:b w:val="0"/>
+        </w:rPr>
+        <w:t xml:space="preserve">s narrow, narrow, wide and wide. Compare candidates 3 and 5, using the same at least rule. Write all four </w:t>
+      </w:r>
+      <w:r>
+        <w:rPr>
+          <w:b/>
+        </w:rPr>
+        <w:t>prediction</w:t>
+      </w:r>
+      <w:r>
+        <w:rPr>
+          <w:b w:val="0"/>
+        </w:rPr>
+        <w:t>s for each candidate before you count.</w:t>
+      </w:r>
+    </w:p>
+    <w:p>
+      <w:pPr>
+        <w:spacing w:line="336" w:lineRule="auto" w:after="180"/>
+      </w:pPr>
+      <w:r>
+        <w:rPr>
+          <w:b w:val="0"/>
+        </w:rPr>
+        <w:t>This prevents a plausible-looking total from hiding a boundary mistake.</w:t>
       </w:r>
     </w:p>
     <w:p>
@@ -2439,8 +4443,37 @@
       </w:r>
     </w:p>
     <w:p>
-      <w:r>
-        <w:t>Keep this comparison separate from a final check on unseen cases. If we repeatedly choose a threshold after looking at the check answers, those cases have helped us fit the rule. They no longer provide an independent check of our finished choice.</w:t>
+      <w:pPr>
+        <w:spacing w:line="336" w:lineRule="auto" w:after="180"/>
+      </w:pPr>
+      <w:r>
+        <w:rPr>
+          <w:b w:val="0"/>
+        </w:rPr>
+        <w:t xml:space="preserve">Keep this comparison separate from a final check on unseen cases. If we repeatedly choose a </w:t>
+      </w:r>
+      <w:r>
+        <w:rPr>
+          <w:b/>
+        </w:rPr>
+        <w:t>threshold</w:t>
+      </w:r>
+      <w:r>
+        <w:rPr>
+          <w:b w:val="0"/>
+        </w:rPr>
+        <w:t xml:space="preserve"> after looking at the check answers, those cases have helped us fit the rule.</w:t>
+      </w:r>
+    </w:p>
+    <w:p>
+      <w:pPr>
+        <w:spacing w:line="336" w:lineRule="auto" w:after="180"/>
+      </w:pPr>
+      <w:r>
+        <w:rPr>
+          <w:b w:val="0"/>
+        </w:rPr>
+        <w:t>They no longer provide an independent check of our finished choice.</w:t>
       </w:r>
     </w:p>
     <w:p>
@@ -2452,8 +4485,38 @@
       </w:r>
     </w:p>
     <w:p>
-      <w:r>
-        <w:t>Use workbook W2 for the connected example “Rules and learned patterns”. First fill the input and rule boxes. Try the middle steps before asking for a hint. After a hint, try the next step yourself.</w:t>
+      <w:pPr>
+        <w:spacing w:line="336" w:lineRule="auto" w:after="180"/>
+      </w:pPr>
+      <w:r>
+        <w:rPr>
+          <w:b w:val="0"/>
+        </w:rPr>
+        <w:t xml:space="preserve">Use workbook W2 for the connected example “Rules and </w:t>
+      </w:r>
+      <w:r>
+        <w:rPr>
+          <w:b/>
+        </w:rPr>
+        <w:t>learned pattern</w:t>
+      </w:r>
+      <w:r>
+        <w:rPr>
+          <w:b w:val="0"/>
+        </w:rPr>
+        <w:t xml:space="preserve">s”. First fill the </w:t>
+      </w:r>
+      <w:r>
+        <w:rPr>
+          <w:b/>
+        </w:rPr>
+        <w:t>input</w:t>
+      </w:r>
+      <w:r>
+        <w:rPr>
+          <w:b w:val="0"/>
+        </w:rPr>
+        <w:t xml:space="preserve"> and rule boxes. Try the middle steps before asking for a hint. After a hint, try the next step yourself.</w:t>
       </w:r>
     </w:p>
     <w:tbl>
@@ -2536,7 +4599,13 @@
       </w:tr>
     </w:tbl>
     <w:p>
-      <w:r>
+      <w:pPr>
+        <w:spacing w:line="336" w:lineRule="auto" w:after="180"/>
+      </w:pPr>
+      <w:r>
+        <w:rPr>
+          <w:b w:val="0"/>
+        </w:rPr>
         <w:t>Explain your trace to a partner. Your partner points to one step to check. Swap roles on the next case. Each person writes their own explanation.</w:t>
       </w:r>
     </w:p>
@@ -2549,12 +4618,47 @@
       </w:r>
     </w:p>
     <w:p>
-      <w:r>
-        <w:t>Use the worked case for Rules and learned patterns. Proposed explanation: “A learned rule cannot be written simply”. Decide whether this explanation is supported. Point to the step or supplied fact that decides; explain your repair if needed.</w:t>
-      </w:r>
-    </w:p>
-    <w:p>
-      <w:r>
+      <w:pPr>
+        <w:spacing w:line="336" w:lineRule="auto" w:after="180"/>
+      </w:pPr>
+      <w:r>
+        <w:rPr>
+          <w:b w:val="0"/>
+        </w:rPr>
+        <w:t xml:space="preserve">Use the worked case for Rules and </w:t>
+      </w:r>
+      <w:r>
+        <w:rPr>
+          <w:b/>
+        </w:rPr>
+        <w:t>learned pattern</w:t>
+      </w:r>
+      <w:r>
+        <w:rPr>
+          <w:b w:val="0"/>
+        </w:rPr>
+        <w:t>s. Proposed explanation: “A learned rule cannot be written simply”. Decide whether this explanation is supported.</w:t>
+      </w:r>
+    </w:p>
+    <w:p>
+      <w:pPr>
+        <w:spacing w:line="336" w:lineRule="auto" w:after="180"/>
+      </w:pPr>
+      <w:r>
+        <w:rPr>
+          <w:b w:val="0"/>
+        </w:rPr>
+        <w:t>Point to the step or supplied fact that decides; explain your repair if needed.</w:t>
+      </w:r>
+    </w:p>
+    <w:p>
+      <w:pPr>
+        <w:spacing w:line="336" w:lineRule="auto" w:after="180"/>
+      </w:pPr>
+      <w:r>
+        <w:rPr>
+          <w:b w:val="0"/>
+        </w:rPr>
         <w:t>Answer on your own before discussion. If you are unsure, say which step you need help with.</w:t>
       </w:r>
     </w:p>
@@ -2567,8 +4671,26 @@
       </w:r>
     </w:p>
     <w:p>
-      <w:r>
-        <w:t>Show which stage used labels and which stage used only the new measurement.</w:t>
+      <w:pPr>
+        <w:spacing w:line="336" w:lineRule="auto" w:after="180"/>
+      </w:pPr>
+      <w:r>
+        <w:rPr>
+          <w:b w:val="0"/>
+        </w:rPr>
+        <w:t xml:space="preserve">Show which stage used </w:t>
+      </w:r>
+      <w:r>
+        <w:rPr>
+          <w:b/>
+        </w:rPr>
+        <w:t>label</w:t>
+      </w:r>
+      <w:r>
+        <w:rPr>
+          <w:b w:val="0"/>
+        </w:rPr>
+        <w:t>s and which stage used only the new measurement.</w:t>
       </w:r>
     </w:p>
     <w:p>
@@ -2600,7 +4722,13 @@
       </w:r>
     </w:p>
     <w:p>
-      <w:r>
+      <w:pPr>
+        <w:spacing w:line="336" w:lineRule="auto" w:after="180"/>
+      </w:pPr>
+      <w:r>
+        <w:rPr>
+          <w:b w:val="0"/>
+        </w:rPr>
         <w:t>This is supported practice. Keep the separately named independent case for an attempt before feedback.</w:t>
       </w:r>
     </w:p>
@@ -2614,6 +4742,17 @@
     </w:p>
     <w:p>
       <w:r>
+        <w:t>Investigate Rules or Learned Patterns?. Record the prediction, actual observation or labelled paper trace, explanation and next test separately.</w:t>
+      </w:r>
+    </w:p>
+    <w:p>
+      <w:pPr>
+        <w:spacing w:line="336" w:lineRule="auto" w:after="180"/>
+      </w:pPr>
+      <w:r>
+        <w:rPr>
+          <w:b/>
+        </w:rPr>
         <w:t>EXPLORER LAB</w:t>
       </w:r>
     </w:p>
@@ -2626,8 +4765,26 @@
       </w:r>
     </w:p>
     <w:p>
-      <w:r>
-        <w:t>Predict first, test honestly, and explain what the evidence means.</w:t>
+      <w:pPr>
+        <w:spacing w:line="336" w:lineRule="auto" w:after="180"/>
+      </w:pPr>
+      <w:r>
+        <w:rPr>
+          <w:b w:val="0"/>
+        </w:rPr>
+        <w:t xml:space="preserve">Predict first, test honestly, and explain what the </w:t>
+      </w:r>
+      <w:r>
+        <w:rPr>
+          <w:b/>
+        </w:rPr>
+        <w:t>evidence</w:t>
+      </w:r>
+      <w:r>
+        <w:rPr>
+          <w:b w:val="0"/>
+        </w:rPr>
+        <w:t xml:space="preserve"> means.</w:t>
       </w:r>
     </w:p>
     <w:p>
@@ -2667,27 +4824,126 @@
       </w:r>
     </w:p>
     <w:p>
-      <w:r>
-        <w:t>State your prediction before the result is known.</w:t>
-      </w:r>
-    </w:p>
-    <w:p>
-      <w:r>
+      <w:pPr>
+        <w:pStyle w:val="Heading3"/>
+      </w:pPr>
+      <w:r>
+        <w:t>1. Predict</w:t>
+      </w:r>
+    </w:p>
+    <w:p>
+      <w:pPr>
+        <w:spacing w:line="336" w:lineRule="auto" w:after="180"/>
+        <w:shd w:fill="F4F9FC"/>
+      </w:pPr>
+      <w:r>
+        <w:rPr>
+          <w:b w:val="0"/>
+        </w:rPr>
+        <w:t xml:space="preserve">State your </w:t>
+      </w:r>
+      <w:r>
+        <w:rPr>
+          <w:b/>
+        </w:rPr>
+        <w:t>prediction</w:t>
+      </w:r>
+      <w:r>
+        <w:rPr>
+          <w:b w:val="0"/>
+        </w:rPr>
+        <w:t xml:space="preserve"> before the result is known.</w:t>
+      </w:r>
+    </w:p>
+    <w:p>
+      <w:pPr>
+        <w:pStyle w:val="Heading3"/>
+      </w:pPr>
+      <w:r>
+        <w:t>2. Investigate</w:t>
+      </w:r>
+    </w:p>
+    <w:p>
+      <w:pPr>
+        <w:spacing w:line="336" w:lineRule="auto" w:after="180"/>
+        <w:shd w:fill="F4F9FC"/>
+      </w:pPr>
+      <w:r>
+        <w:rPr>
+          <w:b w:val="0"/>
+        </w:rPr>
         <w:t>Complete the task: Compare a motion light with an animal recognizer.</w:t>
       </w:r>
     </w:p>
     <w:p>
-      <w:r>
+      <w:pPr>
+        <w:pStyle w:val="Heading3"/>
+      </w:pPr>
+      <w:r>
+        <w:t>3. Compare cases</w:t>
+      </w:r>
+    </w:p>
+    <w:p>
+      <w:pPr>
+        <w:spacing w:line="336" w:lineRule="auto" w:after="180"/>
+        <w:shd w:fill="F4F9FC"/>
+      </w:pPr>
+      <w:r>
+        <w:rPr>
+          <w:b w:val="0"/>
+        </w:rPr>
         <w:t>Keep a normal case and an edge case clearly separated.</w:t>
       </w:r>
     </w:p>
     <w:p>
-      <w:r>
-        <w:t>Record what happened—even when it does not match your prediction.</w:t>
-      </w:r>
-    </w:p>
-    <w:p>
-      <w:r>
+      <w:pPr>
+        <w:pStyle w:val="Heading3"/>
+      </w:pPr>
+      <w:r>
+        <w:t>4. Record honestly</w:t>
+      </w:r>
+    </w:p>
+    <w:p>
+      <w:pPr>
+        <w:spacing w:line="336" w:lineRule="auto" w:after="180"/>
+        <w:shd w:fill="F4F9FC"/>
+      </w:pPr>
+      <w:r>
+        <w:rPr>
+          <w:b w:val="0"/>
+        </w:rPr>
+        <w:t xml:space="preserve">Record what happened—even when it does not match your </w:t>
+      </w:r>
+      <w:r>
+        <w:rPr>
+          <w:b/>
+        </w:rPr>
+        <w:t>prediction</w:t>
+      </w:r>
+      <w:r>
+        <w:rPr>
+          <w:b w:val="0"/>
+        </w:rPr>
+        <w:t>.</w:t>
+      </w:r>
+    </w:p>
+    <w:p>
+      <w:pPr>
+        <w:pStyle w:val="Heading3"/>
+      </w:pPr>
+      <w:r>
+        <w:t>5. Explain and plan the next test</w:t>
+      </w:r>
+    </w:p>
+    <w:p>
+      <w:pPr>
+        <w:spacing w:line="336" w:lineRule="auto" w:after="180"/>
+        <w:shd w:fill="F4F9FC"/>
+      </w:pPr>
+      <w:r>
+        <w:rPr>
+          <w:b w:val="0"/>
+        </w:rPr>
         <w:t>Explain the result, one limitation, and the next useful test.</w:t>
       </w:r>
     </w:p>
@@ -2822,7 +5078,22 @@
       </w:tr>
     </w:tbl>
     <w:p>
-      <w:r>
+      <w:pPr>
+        <w:pStyle w:val="Heading3"/>
+      </w:pPr>
+      <w:r>
+        <w:t>Use a fresh case after support</w:t>
+      </w:r>
+    </w:p>
+    <w:p>
+      <w:pPr>
+        <w:spacing w:line="336" w:lineRule="auto" w:after="180"/>
+        <w:shd w:fill="FFF5E6"/>
+      </w:pPr>
+      <w:r>
+        <w:rPr>
+          <w:b w:val="0"/>
+        </w:rPr>
         <w:t>INDEPENDENCE  After support is removed, repeat the proof with a fresh case.</w:t>
       </w:r>
     </w:p>
@@ -2835,7 +5106,13 @@
       </w:r>
     </w:p>
     <w:p>
-      <w:r>
+      <w:pPr>
+        <w:spacing w:line="336" w:lineRule="auto" w:after="180"/>
+      </w:pPr>
+      <w:r>
+        <w:rPr>
+          <w:b w:val="0"/>
+        </w:rPr>
         <w:t>Before trying: what do I expect, and why? While trying: which step could first go wrong? Afterwards: what did I actually observe, and what should change? Keep “not run” if you only traced the procedure.</w:t>
       </w:r>
     </w:p>
@@ -2849,6 +5126,17 @@
     </w:p>
     <w:p>
       <w:r>
+        <w:t>Move from recall to tracing, diagnosis and transfer in Rules or Learned Patterns?. Explain why each step is justified.</w:t>
+      </w:r>
+    </w:p>
+    <w:p>
+      <w:pPr>
+        <w:spacing w:line="336" w:lineRule="auto" w:after="180"/>
+      </w:pPr>
+      <w:r>
+        <w:rPr>
+          <w:b/>
+        </w:rPr>
         <w:t>PRACTICE LADDER</w:t>
       </w:r>
     </w:p>
@@ -2861,7 +5149,13 @@
       </w:r>
     </w:p>
     <w:p>
-      <w:r>
+      <w:pPr>
+        <w:spacing w:line="336" w:lineRule="auto" w:after="180"/>
+      </w:pPr>
+      <w:r>
+        <w:rPr>
+          <w:b w:val="0"/>
+        </w:rPr>
         <w:t>Each step asks for a stronger kind of understanding.</w:t>
       </w:r>
     </w:p>
@@ -2902,42 +5196,190 @@
       </w:r>
     </w:p>
     <w:p>
-      <w:r>
-        <w:t>RECALL  Define fixed rule.</w:t>
-      </w:r>
-    </w:p>
-    <w:p>
-      <w:r>
+      <w:pPr>
+        <w:spacing w:line="336" w:lineRule="auto" w:after="180"/>
+        <w:shd w:fill="F4F9FC"/>
+      </w:pPr>
+      <w:r>
+        <w:rPr>
+          <w:b w:val="0"/>
+        </w:rPr>
+        <w:t xml:space="preserve">RECALL  Define </w:t>
+      </w:r>
+      <w:r>
+        <w:rPr>
+          <w:b/>
+        </w:rPr>
+        <w:t>fixed rule</w:t>
+      </w:r>
+      <w:r>
+        <w:rPr>
+          <w:b w:val="0"/>
+        </w:rPr>
+        <w:t>.</w:t>
+      </w:r>
+    </w:p>
+    <w:p>
+      <w:pPr>
+        <w:spacing w:line="336" w:lineRule="auto" w:after="180"/>
+        <w:shd w:fill="F4F9FC"/>
+      </w:pPr>
+      <w:r>
+        <w:rPr>
+          <w:b w:val="0"/>
+        </w:rPr>
         <w:t>EXPLAIN  Fixed instructions and learned behavior can look similar but arise differently.</w:t>
       </w:r>
     </w:p>
     <w:p>
-      <w:r>
-        <w:t>TRACE  Show the input, process, and output.</w:t>
-      </w:r>
-    </w:p>
-    <w:p>
-      <w:r>
-        <w:t>DIAGNOSE  Repair: If the output changes, the system must be learning.</w:t>
-      </w:r>
-    </w:p>
-    <w:p>
-      <w:r>
+      <w:pPr>
+        <w:spacing w:line="336" w:lineRule="auto" w:after="180"/>
+        <w:shd w:fill="F4F9FC"/>
+      </w:pPr>
+      <w:r>
+        <w:rPr>
+          <w:b w:val="0"/>
+        </w:rPr>
+        <w:t xml:space="preserve">TRACE  Show the </w:t>
+      </w:r>
+      <w:r>
+        <w:rPr>
+          <w:b/>
+        </w:rPr>
+        <w:t>input</w:t>
+      </w:r>
+      <w:r>
+        <w:rPr>
+          <w:b w:val="0"/>
+        </w:rPr>
+        <w:t xml:space="preserve">, </w:t>
+      </w:r>
+      <w:r>
+        <w:rPr>
+          <w:b/>
+        </w:rPr>
+        <w:t>process</w:t>
+      </w:r>
+      <w:r>
+        <w:rPr>
+          <w:b w:val="0"/>
+        </w:rPr>
+        <w:t xml:space="preserve">, and </w:t>
+      </w:r>
+      <w:r>
+        <w:rPr>
+          <w:b/>
+        </w:rPr>
+        <w:t>output</w:t>
+      </w:r>
+      <w:r>
+        <w:rPr>
+          <w:b w:val="0"/>
+        </w:rPr>
+        <w:t>.</w:t>
+      </w:r>
+    </w:p>
+    <w:p>
+      <w:pPr>
+        <w:spacing w:line="336" w:lineRule="auto" w:after="180"/>
+        <w:shd w:fill="F4F9FC"/>
+      </w:pPr>
+      <w:r>
+        <w:rPr>
+          <w:b w:val="0"/>
+        </w:rPr>
+        <w:t xml:space="preserve">DIAGNOSE  Repair: If the </w:t>
+      </w:r>
+      <w:r>
+        <w:rPr>
+          <w:b/>
+        </w:rPr>
+        <w:t>output</w:t>
+      </w:r>
+      <w:r>
+        <w:rPr>
+          <w:b w:val="0"/>
+        </w:rPr>
+        <w:t xml:space="preserve"> changes, the system must be learning.</w:t>
+      </w:r>
+    </w:p>
+    <w:p>
+      <w:pPr>
+        <w:spacing w:line="336" w:lineRule="auto" w:after="180"/>
+        <w:shd w:fill="F4F9FC"/>
+      </w:pPr>
+      <w:r>
+        <w:rPr>
+          <w:b w:val="0"/>
+        </w:rPr>
         <w:t>TRANSFER  Apply the idea to a new home or classroom case.</w:t>
       </w:r>
     </w:p>
     <w:p>
-      <w:r>
+      <w:pPr>
+        <w:spacing w:line="336" w:lineRule="auto" w:after="180"/>
+        <w:shd w:fill="F4F9FC"/>
+      </w:pPr>
+      <w:r>
+        <w:rPr>
+          <w:b w:val="0"/>
+        </w:rPr>
         <w:t>CREATE  Design one revealing test.</w:t>
       </w:r>
     </w:p>
     <w:p>
-      <w:r>
-        <w:t>DEFEND  Give a claim, evidence, mechanism, limit, and safe action.</w:t>
-      </w:r>
-    </w:p>
-    <w:p>
-      <w:r>
+      <w:pPr>
+        <w:spacing w:line="336" w:lineRule="auto" w:after="180"/>
+        <w:shd w:fill="F4F9FC"/>
+      </w:pPr>
+      <w:r>
+        <w:rPr>
+          <w:b w:val="0"/>
+        </w:rPr>
+        <w:t xml:space="preserve">DEFEND  Give a claim, </w:t>
+      </w:r>
+      <w:r>
+        <w:rPr>
+          <w:b/>
+        </w:rPr>
+        <w:t>evidence</w:t>
+      </w:r>
+      <w:r>
+        <w:rPr>
+          <w:b w:val="0"/>
+        </w:rPr>
+        <w:t xml:space="preserve">, </w:t>
+      </w:r>
+      <w:r>
+        <w:rPr>
+          <w:b/>
+        </w:rPr>
+        <w:t>mechanism</w:t>
+      </w:r>
+      <w:r>
+        <w:rPr>
+          <w:b w:val="0"/>
+        </w:rPr>
+        <w:t>, limit, and safe action.</w:t>
+      </w:r>
+    </w:p>
+    <w:p>
+      <w:pPr>
+        <w:pStyle w:val="Heading3"/>
+      </w:pPr>
+      <w:r>
+        <w:t>When to retry</w:t>
+      </w:r>
+    </w:p>
+    <w:p>
+      <w:pPr>
+        <w:spacing w:line="336" w:lineRule="auto" w:after="180"/>
+        <w:shd w:fill="F1F6F8"/>
+      </w:pPr>
+      <w:r>
+        <w:rPr>
+          <w:b w:val="0"/>
+        </w:rPr>
         <w:t>RETRY RULE  A coached answer becomes mastery only after you solve a different case independently.</w:t>
       </w:r>
     </w:p>
@@ -2951,6 +5393,17 @@
     </w:p>
     <w:p>
       <w:r>
+        <w:t>Apply this week’s idea to Helpful Classroom Sorter. Keep an annotated decision and the evidence supporting it.</w:t>
+      </w:r>
+    </w:p>
+    <w:p>
+      <w:pPr>
+        <w:spacing w:line="336" w:lineRule="auto" w:after="180"/>
+      </w:pPr>
+      <w:r>
+        <w:rPr>
+          <w:b/>
+        </w:rPr>
         <w:t>PROJECT</w:t>
       </w:r>
     </w:p>
@@ -2963,8 +5416,26 @@
       </w:r>
     </w:p>
     <w:p>
-      <w:r>
-        <w:t>Build one coherent system across the year, one evidence-based decision at a time.</w:t>
+      <w:pPr>
+        <w:spacing w:line="336" w:lineRule="auto" w:after="180"/>
+      </w:pPr>
+      <w:r>
+        <w:rPr>
+          <w:b w:val="0"/>
+        </w:rPr>
+        <w:t xml:space="preserve">Build one coherent system across the year, one </w:t>
+      </w:r>
+      <w:r>
+        <w:rPr>
+          <w:b/>
+        </w:rPr>
+        <w:t>evidence</w:t>
+      </w:r>
+      <w:r>
+        <w:rPr>
+          <w:b w:val="0"/>
+        </w:rPr>
+        <w:t>-based decision at a time.</w:t>
       </w:r>
     </w:p>
     <w:p>
@@ -3004,32 +5475,98 @@
       </w:r>
     </w:p>
     <w:p>
-      <w:r>
-        <w:t>THIS WEEK'S CHECKPOINT  Draw a fixed-rule version and a learned-pattern version of the Classroom Sorter; state what evidence would justify the learned version.</w:t>
-      </w:r>
-    </w:p>
-    <w:p>
-      <w:r>
+      <w:pPr>
+        <w:spacing w:line="336" w:lineRule="auto" w:after="180"/>
+        <w:shd w:fill="EDF7F3"/>
+      </w:pPr>
+      <w:r>
+        <w:rPr>
+          <w:b w:val="0"/>
+        </w:rPr>
+        <w:t xml:space="preserve">THIS WEEK'S CHECKPOINT  Draw a fixed-rule version and a learned-pattern version of the Classroom Sorter; state what </w:t>
+      </w:r>
+      <w:r>
+        <w:rPr>
+          <w:b/>
+        </w:rPr>
+        <w:t>evidence</w:t>
+      </w:r>
+      <w:r>
+        <w:rPr>
+          <w:b w:val="0"/>
+        </w:rPr>
+        <w:t xml:space="preserve"> would justify the learned version.</w:t>
+      </w:r>
+    </w:p>
+    <w:p>
+      <w:pPr>
+        <w:spacing w:line="336" w:lineRule="auto" w:after="180"/>
+        <w:shd w:fill="F5F1FB"/>
+      </w:pPr>
+      <w:r>
+        <w:rPr>
+          <w:b w:val="0"/>
+        </w:rPr>
         <w:t>What real classroom need does this serve?</w:t>
       </w:r>
     </w:p>
     <w:p>
-      <w:r>
+      <w:pPr>
+        <w:spacing w:line="336" w:lineRule="auto" w:after="180"/>
+        <w:shd w:fill="F5F1FB"/>
+      </w:pPr>
+      <w:r>
+        <w:rPr>
+          <w:b w:val="0"/>
+        </w:rPr>
         <w:t>What information is necessary—and what should stay private?</w:t>
       </w:r>
     </w:p>
     <w:p>
-      <w:r>
-        <w:t>What happens inside the process?</w:t>
-      </w:r>
-    </w:p>
-    <w:p>
-      <w:r>
+      <w:pPr>
+        <w:spacing w:line="336" w:lineRule="auto" w:after="180"/>
+        <w:shd w:fill="F5F1FB"/>
+      </w:pPr>
+      <w:r>
+        <w:rPr>
+          <w:b w:val="0"/>
+        </w:rPr>
+        <w:t xml:space="preserve">What happens inside the </w:t>
+      </w:r>
+      <w:r>
+        <w:rPr>
+          <w:b/>
+        </w:rPr>
+        <w:t>process</w:t>
+      </w:r>
+      <w:r>
+        <w:rPr>
+          <w:b w:val="0"/>
+        </w:rPr>
+        <w:t>?</w:t>
+      </w:r>
+    </w:p>
+    <w:p>
+      <w:pPr>
+        <w:spacing w:line="336" w:lineRule="auto" w:after="180"/>
+        <w:shd w:fill="F5F1FB"/>
+      </w:pPr>
+      <w:r>
+        <w:rPr>
+          <w:b w:val="0"/>
+        </w:rPr>
         <w:t>What normal and edge cases will you test?</w:t>
       </w:r>
     </w:p>
     <w:p>
-      <w:r>
+      <w:pPr>
+        <w:spacing w:line="336" w:lineRule="auto" w:after="180"/>
+        <w:shd w:fill="F5F1FB"/>
+      </w:pPr>
+      <w:r>
+        <w:rPr>
+          <w:b w:val="0"/>
+        </w:rPr>
         <w:t>When should it say not sure or ask a person?</w:t>
       </w:r>
     </w:p>
@@ -3070,12 +5607,33 @@
       </w:r>
     </w:p>
     <w:p>
-      <w:r>
+      <w:pPr>
+        <w:pStyle w:val="Heading3"/>
+      </w:pPr>
+      <w:r>
+        <w:t>Responsible design</w:t>
+      </w:r>
+    </w:p>
+    <w:p>
+      <w:pPr>
+        <w:spacing w:line="336" w:lineRule="auto" w:after="180"/>
+        <w:shd w:fill="FFF5E6"/>
+      </w:pPr>
+      <w:r>
+        <w:rPr>
+          <w:b w:val="0"/>
+        </w:rPr>
         <w:t>RESPONSIBLE DESIGN  Do not use complicated versus simple as a substitute for fixed versus learned.</w:t>
       </w:r>
     </w:p>
     <w:p>
-      <w:r>
+      <w:pPr>
+        <w:spacing w:line="336" w:lineRule="auto" w:after="180"/>
+      </w:pPr>
+      <w:r>
+        <w:rPr>
+          <w:b w:val="0"/>
+        </w:rPr>
         <w:t>My project decision:</w:t>
       </w:r>
     </w:p>
@@ -3088,7 +5646,13 @@
       </w:r>
     </w:p>
     <w:p>
-      <w:r>
+      <w:pPr>
+        <w:spacing w:line="336" w:lineRule="auto" w:after="180"/>
+      </w:pPr>
+      <w:r>
+        <w:rPr>
+          <w:b w:val="0"/>
+        </w:rPr>
         <w:t>Document whether the sorter’s rules were teacher-written or chosen from examples, retaining candidate errors.</w:t>
       </w:r>
     </w:p>
@@ -3102,6 +5666,17 @@
     </w:p>
     <w:p>
       <w:r>
+        <w:t>Use a genuinely new case for independent evidence. Previously discussed examples remain practice; use the separately named independent case before feedback.</w:t>
+      </w:r>
+    </w:p>
+    <w:p>
+      <w:pPr>
+        <w:spacing w:line="336" w:lineRule="auto" w:after="180"/>
+      </w:pPr>
+      <w:r>
+        <w:rPr>
+          <w:b/>
+        </w:rPr>
         <w:t>MASTERY</w:t>
       </w:r>
     </w:p>
@@ -3114,7 +5689,13 @@
       </w:r>
     </w:p>
     <w:p>
-      <w:r>
+      <w:pPr>
+        <w:spacing w:line="336" w:lineRule="auto" w:after="180"/>
+      </w:pPr>
+      <w:r>
+        <w:rPr>
+          <w:b w:val="0"/>
+        </w:rPr>
         <w:t>Complete this after teaching and guided practice have ended.</w:t>
       </w:r>
     </w:p>
@@ -3155,53 +5736,248 @@
       </w:r>
     </w:p>
     <w:p>
-      <w:r>
-        <w:t>REQUIRED PROOF  Two feeders release food at noon. One checks the clock; the other predicts a feeding time from past activity. Explain the mechanism difference.</w:t>
-      </w:r>
-    </w:p>
-    <w:p>
-      <w:r>
+      <w:pPr>
+        <w:pStyle w:val="Heading3"/>
+      </w:pPr>
+      <w:r>
+        <w:t>What success looks like</w:t>
+      </w:r>
+    </w:p>
+    <w:p>
+      <w:pPr>
+        <w:spacing w:line="336" w:lineRule="auto" w:after="180"/>
+        <w:shd w:fill="EDF7F3"/>
+      </w:pPr>
+      <w:r>
+        <w:rPr>
+          <w:b w:val="0"/>
+        </w:rPr>
+        <w:t xml:space="preserve">REQUIRED PROOF  Two feeders release food at noon. One checks the clock; the other predicts a feeding time from past activity. Explain the </w:t>
+      </w:r>
+      <w:r>
+        <w:rPr>
+          <w:b/>
+        </w:rPr>
+        <w:t>mechanism</w:t>
+      </w:r>
+      <w:r>
+        <w:rPr>
+          <w:b w:val="0"/>
+        </w:rPr>
+        <w:t xml:space="preserve"> difference.</w:t>
+      </w:r>
+    </w:p>
+    <w:p>
+      <w:pPr>
+        <w:spacing w:line="336" w:lineRule="auto" w:after="180"/>
+      </w:pPr>
+      <w:r>
+        <w:rPr>
+          <w:b w:val="0"/>
+        </w:rPr>
         <w:t>□ Name or draw the fresh case.</w:t>
       </w:r>
     </w:p>
     <w:p>
-      <w:r>
-        <w:t>□ Trace input, process, and output.</w:t>
-      </w:r>
-    </w:p>
-    <w:p>
-      <w:r>
-        <w:t>□ State the conclusion and strongest evidence.</w:t>
-      </w:r>
-    </w:p>
-    <w:p>
-      <w:r>
+      <w:pPr>
+        <w:spacing w:line="336" w:lineRule="auto" w:after="180"/>
+      </w:pPr>
+      <w:r>
+        <w:rPr>
+          <w:b w:val="0"/>
+        </w:rPr>
+        <w:t xml:space="preserve">□ Trace </w:t>
+      </w:r>
+      <w:r>
+        <w:rPr>
+          <w:b/>
+        </w:rPr>
+        <w:t>input</w:t>
+      </w:r>
+      <w:r>
+        <w:rPr>
+          <w:b w:val="0"/>
+        </w:rPr>
+        <w:t xml:space="preserve">, </w:t>
+      </w:r>
+      <w:r>
+        <w:rPr>
+          <w:b/>
+        </w:rPr>
+        <w:t>process</w:t>
+      </w:r>
+      <w:r>
+        <w:rPr>
+          <w:b w:val="0"/>
+        </w:rPr>
+        <w:t xml:space="preserve">, and </w:t>
+      </w:r>
+      <w:r>
+        <w:rPr>
+          <w:b/>
+        </w:rPr>
+        <w:t>output</w:t>
+      </w:r>
+      <w:r>
+        <w:rPr>
+          <w:b w:val="0"/>
+        </w:rPr>
+        <w:t>.</w:t>
+      </w:r>
+    </w:p>
+    <w:p>
+      <w:pPr>
+        <w:spacing w:line="336" w:lineRule="auto" w:after="180"/>
+      </w:pPr>
+      <w:r>
+        <w:rPr>
+          <w:b w:val="0"/>
+        </w:rPr>
+        <w:t xml:space="preserve">□ State the conclusion and strongest </w:t>
+      </w:r>
+      <w:r>
+        <w:rPr>
+          <w:b/>
+        </w:rPr>
+        <w:t>evidence</w:t>
+      </w:r>
+      <w:r>
+        <w:rPr>
+          <w:b w:val="0"/>
+        </w:rPr>
+        <w:t>.</w:t>
+      </w:r>
+    </w:p>
+    <w:p>
+      <w:pPr>
+        <w:spacing w:line="336" w:lineRule="auto" w:after="180"/>
+      </w:pPr>
+      <w:r>
+        <w:rPr>
+          <w:b w:val="0"/>
+        </w:rPr>
         <w:t>□ Name one limit, failure, missing clue, or fairness/privacy concern.</w:t>
       </w:r>
     </w:p>
     <w:p>
-      <w:r>
+      <w:pPr>
+        <w:spacing w:line="336" w:lineRule="auto" w:after="180"/>
+      </w:pPr>
+      <w:r>
+        <w:rPr>
+          <w:b w:val="0"/>
+        </w:rPr>
         <w:t>□ Explain one safe next action or improvement.</w:t>
       </w:r>
     </w:p>
     <w:p>
-      <w:r>
-        <w:t>Independent evidence:</w:t>
-      </w:r>
-    </w:p>
-    <w:p>
-      <w:r>
-        <w:t>SELF-CHECK  The motion light follows a directly written sensor condition. The animal recogniser uses a model fitted on labelled examples. Observing that both react to input does not tell us how their decisions were produced.</w:t>
-      </w:r>
-    </w:p>
-    <w:p>
-      <w:r>
+      <w:pPr>
+        <w:spacing w:line="336" w:lineRule="auto" w:after="180"/>
+      </w:pPr>
+      <w:r>
+        <w:rPr>
+          <w:b w:val="0"/>
+        </w:rPr>
+        <w:t xml:space="preserve">Independent </w:t>
+      </w:r>
+      <w:r>
+        <w:rPr>
+          <w:b/>
+        </w:rPr>
+        <w:t>evidence</w:t>
+      </w:r>
+      <w:r>
+        <w:rPr>
+          <w:b w:val="0"/>
+        </w:rPr>
+        <w:t>:</w:t>
+      </w:r>
+    </w:p>
+    <w:p>
+      <w:pPr>
+        <w:pStyle w:val="Heading3"/>
+      </w:pPr>
+      <w:r>
+        <w:t>Check your explanation</w:t>
+      </w:r>
+    </w:p>
+    <w:p>
+      <w:pPr>
+        <w:spacing w:line="336" w:lineRule="auto" w:after="180"/>
+        <w:shd w:fill="F5F1FB"/>
+      </w:pPr>
+      <w:r>
+        <w:rPr>
+          <w:b w:val="0"/>
+        </w:rPr>
+        <w:t xml:space="preserve">SELF-CHECK  The motion light follows a directly written sensor condition. The animal recogniser uses a model fitted on </w:t>
+      </w:r>
+      <w:r>
+        <w:rPr>
+          <w:b/>
+        </w:rPr>
+        <w:t>label</w:t>
+      </w:r>
+      <w:r>
+        <w:rPr>
+          <w:b w:val="0"/>
+        </w:rPr>
+        <w:t xml:space="preserve">led examples. Observing that both react to </w:t>
+      </w:r>
+      <w:r>
+        <w:rPr>
+          <w:b/>
+        </w:rPr>
+        <w:t>input</w:t>
+      </w:r>
+      <w:r>
+        <w:rPr>
+          <w:b w:val="0"/>
+        </w:rPr>
+        <w:t xml:space="preserve"> does not tell us how their decisions were produced.</w:t>
+      </w:r>
+    </w:p>
+    <w:p>
+      <w:pPr>
+        <w:spacing w:line="336" w:lineRule="auto" w:after="180"/>
+      </w:pPr>
+      <w:r>
+        <w:rPr>
+          <w:b w:val="0"/>
+        </w:rPr>
         <w:t>My level:  □ Not yet  □ With one hint  □ Independently  □ I can teach it</w:t>
       </w:r>
     </w:p>
     <w:p>
-      <w:r>
-        <w:t>NEXT BRIDGE  Carry today's evidence habit into: Pictures Become Numbers.</w:t>
+      <w:pPr>
+        <w:pStyle w:val="Heading3"/>
+      </w:pPr>
+      <w:r>
+        <w:t>Connect to the next lesson</w:t>
+      </w:r>
+    </w:p>
+    <w:p>
+      <w:pPr>
+        <w:spacing w:line="336" w:lineRule="auto" w:after="180"/>
+        <w:shd w:fill="F1F6F8"/>
+      </w:pPr>
+      <w:r>
+        <w:rPr>
+          <w:b w:val="0"/>
+        </w:rPr>
+        <w:t xml:space="preserve">NEXT BRIDGE  Carry today's </w:t>
+      </w:r>
+      <w:r>
+        <w:rPr>
+          <w:b/>
+        </w:rPr>
+        <w:t>evidence</w:t>
+      </w:r>
+      <w:r>
+        <w:rPr>
+          <w:b w:val="0"/>
+        </w:rPr>
+        <w:t xml:space="preserve"> habit into: Pictures Become Numbers.</w:t>
       </w:r>
     </w:p>
     <w:p>
@@ -3213,6 +5989,11 @@
       </w:r>
     </w:p>
     <w:p>
+      <w:r>
+        <w:t>Revisit the complete Rules or Learned Patterns? case for supported practice. Repeated examples do not become fresh assessments.</w:t>
+      </w:r>
+    </w:p>
+    <w:p>
       <w:pPr>
         <w:pStyle w:val="Heading3"/>
       </w:pPr>
@@ -3221,7 +6002,13 @@
       </w:r>
     </w:p>
     <w:p>
-      <w:r>
+      <w:pPr>
+        <w:spacing w:line="336" w:lineRule="auto" w:after="180"/>
+      </w:pPr>
+      <w:r>
+        <w:rPr>
+          <w:b w:val="0"/>
+        </w:rPr>
         <w:t>Use the supplied details to practise the weekly concept before attempting the independent question. This case extends the illustrated lesson.</w:t>
       </w:r>
     </w:p>
@@ -3234,8 +6021,26 @@
       </w:r>
     </w:p>
     <w:p>
-      <w:r>
-        <w:t>Sorter A follows a written red-card-left rule. Sorter B is fitted using labelled leaves.</w:t>
+      <w:pPr>
+        <w:spacing w:line="336" w:lineRule="auto" w:after="180"/>
+      </w:pPr>
+      <w:r>
+        <w:rPr>
+          <w:b w:val="0"/>
+        </w:rPr>
+        <w:t xml:space="preserve">Sorter A follows a written red-card-left rule. Sorter B is fitted using </w:t>
+      </w:r>
+      <w:r>
+        <w:rPr>
+          <w:b/>
+        </w:rPr>
+        <w:t>label</w:t>
+      </w:r>
+      <w:r>
+        <w:rPr>
+          <w:b w:val="0"/>
+        </w:rPr>
+        <w:t>led leaves.</w:t>
       </w:r>
     </w:p>
     <w:p>
@@ -3247,8 +6052,27 @@
       </w:r>
     </w:p>
     <w:p>
-      <w:r>
-        <w:t>How were their decision processes obtained? Where should A send blue cards?</w:t>
+      <w:pPr>
+        <w:spacing w:line="336" w:lineRule="auto" w:after="180"/>
+        <w:shd w:fill="F5F1FB"/>
+      </w:pPr>
+      <w:r>
+        <w:rPr>
+          <w:b w:val="0"/>
+        </w:rPr>
+        <w:t xml:space="preserve">How were their decision </w:t>
+      </w:r>
+      <w:r>
+        <w:rPr>
+          <w:b/>
+        </w:rPr>
+        <w:t>process</w:t>
+      </w:r>
+      <w:r>
+        <w:rPr>
+          <w:b w:val="0"/>
+        </w:rPr>
+        <w:t>es obtained? Where should A send blue cards?</w:t>
       </w:r>
     </w:p>
     <w:p>
@@ -3260,7 +6084,13 @@
       </w:r>
     </w:p>
     <w:p>
-      <w:r>
+      <w:pPr>
+        <w:spacing w:line="336" w:lineRule="auto" w:after="180"/>
+      </w:pPr>
+      <w:r>
+        <w:rPr>
+          <w:b w:val="0"/>
+        </w:rPr>
         <w:t>A was explicitly programmed; B learned parameters from examples. Blue-card handling is unspecified, so request a rule. Both systems can fail.</w:t>
       </w:r>
     </w:p>
@@ -3273,7 +6103,14 @@
       </w:r>
     </w:p>
     <w:p>
-      <w:r>
+      <w:pPr>
+        <w:spacing w:line="336" w:lineRule="auto" w:after="180"/>
+        <w:shd w:fill="F5F1FB"/>
+      </w:pPr>
+      <w:r>
+        <w:rPr>
+          <w:b w:val="0"/>
+        </w:rPr>
         <w:t>Which detail supports the answer, and why does it matter?</w:t>
       </w:r>
     </w:p>
@@ -3311,8 +6148,26 @@
       </w:r>
     </w:p>
     <w:p>
-      <w:r>
-        <w:t>Scope note: this course mainly studies learning from examples. AI also includes symbolic and rule-based approaches. Ask how a system reasons or learns; a robot body or a simple automatic switch is insufficient evidence.</w:t>
+      <w:pPr>
+        <w:spacing w:line="336" w:lineRule="auto" w:after="180"/>
+      </w:pPr>
+      <w:r>
+        <w:rPr>
+          <w:b w:val="0"/>
+        </w:rPr>
+        <w:t xml:space="preserve">Scope note: this course mainly studies learning from examples. AI also includes symbolic and rule-based approaches. Ask how a system reasons or learns; a robot body or a simple automatic switch is insufficient </w:t>
+      </w:r>
+      <w:r>
+        <w:rPr>
+          <w:b/>
+        </w:rPr>
+        <w:t>evidence</w:t>
+      </w:r>
+      <w:r>
+        <w:rPr>
+          <w:b w:val="0"/>
+        </w:rPr>
+        <w:t>.</w:t>
       </w:r>
     </w:p>
     <w:p>
@@ -3434,17 +6289,60 @@
       </w:tr>
     </w:tbl>
     <w:p>
-      <w:r>
-        <w:t>Sorter A follows a written red-card-left rule. Sorter B is fitted using labelled leaves.</w:t>
-      </w:r>
-    </w:p>
-    <w:p>
-      <w:r>
-        <w:t>How were their decision processes obtained? Where should A send blue cards?</w:t>
-      </w:r>
-    </w:p>
-    <w:p>
-      <w:r>
+      <w:pPr>
+        <w:spacing w:line="336" w:lineRule="auto" w:after="180"/>
+      </w:pPr>
+      <w:r>
+        <w:rPr>
+          <w:b w:val="0"/>
+        </w:rPr>
+        <w:t xml:space="preserve">Sorter A follows a written red-card-left rule. Sorter B is fitted using </w:t>
+      </w:r>
+      <w:r>
+        <w:rPr>
+          <w:b/>
+        </w:rPr>
+        <w:t>label</w:t>
+      </w:r>
+      <w:r>
+        <w:rPr>
+          <w:b w:val="0"/>
+        </w:rPr>
+        <w:t>led leaves.</w:t>
+      </w:r>
+    </w:p>
+    <w:p>
+      <w:pPr>
+        <w:spacing w:line="336" w:lineRule="auto" w:after="180"/>
+        <w:shd w:fill="F5F1FB"/>
+      </w:pPr>
+      <w:r>
+        <w:rPr>
+          <w:b w:val="0"/>
+        </w:rPr>
+        <w:t xml:space="preserve">How were their decision </w:t>
+      </w:r>
+      <w:r>
+        <w:rPr>
+          <w:b/>
+        </w:rPr>
+        <w:t>process</w:t>
+      </w:r>
+      <w:r>
+        <w:rPr>
+          <w:b w:val="0"/>
+        </w:rPr>
+        <w:t>es obtained? Where should A send blue cards?</w:t>
+      </w:r>
+    </w:p>
+    <w:p>
+      <w:pPr>
+        <w:spacing w:line="336" w:lineRule="auto" w:after="180"/>
+      </w:pPr>
+      <w:r>
+        <w:rPr>
+          <w:b w:val="0"/>
+        </w:rPr>
         <w:t>A was explicitly programmed; B learned parameters from examples. Blue-card handling is unspecified, so request a rule. Both systems can fail.</w:t>
       </w:r>
     </w:p>
@@ -3457,6 +6355,11 @@
       </w:r>
     </w:p>
     <w:p>
+      <w:r>
+        <w:t>Attempt the reserved new case before feedback. Record support; the earlier examples below remain additional practice.</w:t>
+      </w:r>
+    </w:p>
+    <w:p>
       <w:pPr>
         <w:pStyle w:val="Heading3"/>
       </w:pPr>
@@ -3465,8 +6368,61 @@
       </w:r>
     </w:p>
     <w:p>
-      <w:r>
-        <w:t>A fictional sorting task has lengths 2, 5, 7, 9 cm with labels short, short, long, long. Candidate rules predict long when length is at least 5 or at least 7. List predictions and errors for both, choose one, and predict a new length of 6 before any label is revealed. State one limit of your conclusion.</w:t>
+      <w:pPr>
+        <w:spacing w:line="336" w:lineRule="auto" w:after="180"/>
+      </w:pPr>
+      <w:r>
+        <w:rPr>
+          <w:b w:val="0"/>
+        </w:rPr>
+        <w:t xml:space="preserve">A fictional sorting task has lengths 2, 5, 7, 9 cm with </w:t>
+      </w:r>
+      <w:r>
+        <w:rPr>
+          <w:b/>
+        </w:rPr>
+        <w:t>label</w:t>
+      </w:r>
+      <w:r>
+        <w:rPr>
+          <w:b w:val="0"/>
+        </w:rPr>
+        <w:t>s short, short, long, long. Candidate rules predict long when length is at least 5 or at least 7.</w:t>
+      </w:r>
+    </w:p>
+    <w:p>
+      <w:pPr>
+        <w:spacing w:line="336" w:lineRule="auto" w:after="180"/>
+      </w:pPr>
+      <w:r>
+        <w:rPr>
+          <w:b w:val="0"/>
+        </w:rPr>
+        <w:t xml:space="preserve">List </w:t>
+      </w:r>
+      <w:r>
+        <w:rPr>
+          <w:b/>
+        </w:rPr>
+        <w:t>prediction</w:t>
+      </w:r>
+      <w:r>
+        <w:rPr>
+          <w:b w:val="0"/>
+        </w:rPr>
+        <w:t xml:space="preserve">s and errors for both, choose one, and predict a new length of 6 before any </w:t>
+      </w:r>
+      <w:r>
+        <w:rPr>
+          <w:b/>
+        </w:rPr>
+        <w:t>label</w:t>
+      </w:r>
+      <w:r>
+        <w:rPr>
+          <w:b w:val="0"/>
+        </w:rPr>
+        <w:t xml:space="preserve"> is revealed. State one limit of your conclusion.</w:t>
       </w:r>
     </w:p>
     <w:p>
@@ -3513,7 +6469,13 @@
       </w:r>
     </w:p>
     <w:p>
-      <w:r>
+      <w:pPr>
+        <w:spacing w:line="336" w:lineRule="auto" w:after="180"/>
+      </w:pPr>
+      <w:r>
+        <w:rPr>
+          <w:b w:val="0"/>
+        </w:rPr>
         <w:t>Attempt this case before feedback. Record any help. Earlier examples below are further practice; a case already practised with feedback cannot establish fresh transfer.</w:t>
       </w:r>
     </w:p>
@@ -3526,18 +6488,67 @@
       </w:r>
     </w:p>
     <w:p>
-      <w:r>
+      <w:pPr>
+        <w:spacing w:line="336" w:lineRule="auto" w:after="180"/>
+      </w:pPr>
+      <w:r>
+        <w:rPr>
+          <w:b w:val="0"/>
+        </w:rPr>
         <w:t>Close the worked explanation. Apply the idea to this different question without copying.</w:t>
       </w:r>
     </w:p>
     <w:p>
-      <w:r>
-        <w:t>System A uses the written rule green means go. System B learns fruit labels from example photographs. Who supplies A's rule? What changes when B is trained on different examples?</w:t>
-      </w:r>
-    </w:p>
-    <w:p>
-      <w:r>
-        <w:t>My answer, with a trace, calculation or supporting evidence</w:t>
+      <w:pPr>
+        <w:spacing w:line="336" w:lineRule="auto" w:after="180"/>
+        <w:shd w:fill="F5F1FB"/>
+      </w:pPr>
+      <w:r>
+        <w:rPr>
+          <w:b w:val="0"/>
+        </w:rPr>
+        <w:t xml:space="preserve">System A uses the </w:t>
+      </w:r>
+      <w:r>
+        <w:rPr>
+          <w:b/>
+        </w:rPr>
+        <w:t>written rule</w:t>
+      </w:r>
+      <w:r>
+        <w:rPr>
+          <w:b w:val="0"/>
+        </w:rPr>
+        <w:t xml:space="preserve"> green means go. System B learns fruit </w:t>
+      </w:r>
+      <w:r>
+        <w:rPr>
+          <w:b/>
+        </w:rPr>
+        <w:t>label</w:t>
+      </w:r>
+      <w:r>
+        <w:rPr>
+          <w:b w:val="0"/>
+        </w:rPr>
+        <w:t>s from example photographs. Who supplies A's rule? What changes when B is trained on different examples?</w:t>
+      </w:r>
+    </w:p>
+    <w:p>
+      <w:pPr>
+        <w:spacing w:line="336" w:lineRule="auto" w:after="180"/>
+      </w:pPr>
+      <w:r>
+        <w:rPr>
+          <w:b w:val="0"/>
+        </w:rPr>
+        <w:t xml:space="preserve">My answer, with a trace, calculation or supporting </w:t>
+      </w:r>
+      <w:r>
+        <w:rPr>
+          <w:b/>
+        </w:rPr>
+        <w:t>evidence</w:t>
       </w:r>
     </w:p>
     <w:p>
@@ -3582,13 +6593,37 @@
       </w:r>
     </w:p>
     <w:p>
-      <w:r>
+      <w:pPr>
+        <w:spacing w:line="336" w:lineRule="auto" w:after="180"/>
+      </w:pPr>
+      <w:r>
+        <w:rPr>
+          <w:b w:val="0"/>
+        </w:rPr>
         <w:t>Change one relevant detail. Predict the result before testing. Include a boundary or missing-information case when it helps reveal a limit.</w:t>
       </w:r>
     </w:p>
     <w:p>
-      <w:r>
-        <w:t>My changed input and expected result</w:t>
+      <w:pPr>
+        <w:spacing w:line="336" w:lineRule="auto" w:after="180"/>
+      </w:pPr>
+      <w:r>
+        <w:rPr>
+          <w:b w:val="0"/>
+        </w:rPr>
+        <w:t xml:space="preserve">My changed </w:t>
+      </w:r>
+      <w:r>
+        <w:rPr>
+          <w:b/>
+        </w:rPr>
+        <w:t>input</w:t>
+      </w:r>
+      <w:r>
+        <w:rPr>
+          <w:b w:val="0"/>
+        </w:rPr>
+        <w:t xml:space="preserve"> and expected result</w:t>
       </w:r>
     </w:p>
     <w:p>
@@ -3633,13 +6668,49 @@
       </w:r>
     </w:p>
     <w:p>
-      <w:r>
-        <w:t>Draw a fixed-rule version and a learned-pattern version of the Classroom Sorter; state what evidence would justify the learned version.</w:t>
-      </w:r>
-    </w:p>
-    <w:p>
-      <w:r>
-        <w:t>The evidence I will keep</w:t>
+      <w:pPr>
+        <w:spacing w:line="336" w:lineRule="auto" w:after="180"/>
+      </w:pPr>
+      <w:r>
+        <w:rPr>
+          <w:b w:val="0"/>
+        </w:rPr>
+        <w:t xml:space="preserve">Draw a fixed-rule version and a learned-pattern version of the Classroom Sorter; state what </w:t>
+      </w:r>
+      <w:r>
+        <w:rPr>
+          <w:b/>
+        </w:rPr>
+        <w:t>evidence</w:t>
+      </w:r>
+      <w:r>
+        <w:rPr>
+          <w:b w:val="0"/>
+        </w:rPr>
+        <w:t xml:space="preserve"> would justify the learned version.</w:t>
+      </w:r>
+    </w:p>
+    <w:p>
+      <w:pPr>
+        <w:spacing w:line="336" w:lineRule="auto" w:after="180"/>
+      </w:pPr>
+      <w:r>
+        <w:rPr>
+          <w:b w:val="0"/>
+        </w:rPr>
+        <w:t xml:space="preserve">The </w:t>
+      </w:r>
+      <w:r>
+        <w:rPr>
+          <w:b/>
+        </w:rPr>
+        <w:t>evidence</w:t>
+      </w:r>
+      <w:r>
+        <w:rPr>
+          <w:b w:val="0"/>
+        </w:rPr>
+        <w:t xml:space="preserve"> I will keep</w:t>
       </w:r>
     </w:p>
     <w:p>
@@ -3676,8 +6747,26 @@
       </w:r>
     </w:p>
     <w:p>
-      <w:r>
-        <w:t>Your teacher has the independent answer and scoring criteria. Complete the matching workbook week to keep your practice evidence together.</w:t>
+      <w:pPr>
+        <w:spacing w:line="336" w:lineRule="auto" w:after="180"/>
+      </w:pPr>
+      <w:r>
+        <w:rPr>
+          <w:b w:val="0"/>
+        </w:rPr>
+        <w:t xml:space="preserve">Your teacher has the independent answer and scoring criteria. Complete the matching workbook week to keep your practice </w:t>
+      </w:r>
+      <w:r>
+        <w:rPr>
+          <w:b/>
+        </w:rPr>
+        <w:t>evidence</w:t>
+      </w:r>
+      <w:r>
+        <w:rPr>
+          <w:b w:val="0"/>
+        </w:rPr>
+        <w:t xml:space="preserve"> together.</w:t>
       </w:r>
     </w:p>
     <w:p>
@@ -3689,8 +6778,63 @@
       </w:r>
     </w:p>
     <w:p>
-      <w:r>
-        <w:t>Sorter A follows 'red left, blue right'. Sorter B was trained using labelled red and blue cards. Both send a purple card left. Does their shared output show that they used the same process? What evidence is missing?</w:t>
+      <w:pPr>
+        <w:spacing w:line="336" w:lineRule="auto" w:after="180"/>
+        <w:shd w:fill="F5F1FB"/>
+      </w:pPr>
+      <w:r>
+        <w:rPr>
+          <w:b w:val="0"/>
+        </w:rPr>
+        <w:t xml:space="preserve">Sorter A follows 'red left, blue right'. Sorter B was trained using </w:t>
+      </w:r>
+      <w:r>
+        <w:rPr>
+          <w:b/>
+        </w:rPr>
+        <w:t>label</w:t>
+      </w:r>
+      <w:r>
+        <w:rPr>
+          <w:b w:val="0"/>
+        </w:rPr>
+        <w:t xml:space="preserve">led red and blue cards. Both send a purple card left. Does their shared </w:t>
+      </w:r>
+      <w:r>
+        <w:rPr>
+          <w:b/>
+        </w:rPr>
+        <w:t>output</w:t>
+      </w:r>
+      <w:r>
+        <w:rPr>
+          <w:b w:val="0"/>
+        </w:rPr>
+        <w:t xml:space="preserve"> show that they used the same </w:t>
+      </w:r>
+      <w:r>
+        <w:rPr>
+          <w:b/>
+        </w:rPr>
+        <w:t>process</w:t>
+      </w:r>
+      <w:r>
+        <w:rPr>
+          <w:b w:val="0"/>
+        </w:rPr>
+        <w:t xml:space="preserve">? What </w:t>
+      </w:r>
+      <w:r>
+        <w:rPr>
+          <w:b/>
+        </w:rPr>
+        <w:t>evidence</w:t>
+      </w:r>
+      <w:r>
+        <w:rPr>
+          <w:b w:val="0"/>
+        </w:rPr>
+        <w:t xml:space="preserve"> is missing?</w:t>
       </w:r>
     </w:p>
     <w:p>
@@ -3745,8 +6889,25 @@
       </w:r>
     </w:p>
     <w:p>
-      <w:r>
-        <w:t>Attempt the independent case before hints. Record whether you worked alone, used a hint or followed a model. After feedback, fix the first unsupported step and explain why it changed. A later check uses a changed case, not a copied answer.</w:t>
+      <w:pPr>
+        <w:spacing w:line="336" w:lineRule="auto" w:after="180"/>
+      </w:pPr>
+      <w:r>
+        <w:rPr>
+          <w:b w:val="0"/>
+        </w:rPr>
+        <w:t>Attempt the independent case before hints. Record whether you worked alone, used a hint or followed a model. After feedback, fix the first unsupported step and explain why it changed.</w:t>
+      </w:r>
+    </w:p>
+    <w:p>
+      <w:pPr>
+        <w:spacing w:line="336" w:lineRule="auto" w:after="180"/>
+      </w:pPr>
+      <w:r>
+        <w:rPr>
+          <w:b w:val="0"/>
+        </w:rPr>
+        <w:t>A later check uses a changed case, not a copied answer.</w:t>
       </w:r>
     </w:p>
     <w:p>
@@ -3759,6 +6920,17 @@
     </w:p>
     <w:p>
       <w:r>
+        <w:t>Use this map to navigate Rules or Learned Patterns?, connect the goals to tasks and keep one evidence record for each attempt.</w:t>
+      </w:r>
+    </w:p>
+    <w:p>
+      <w:pPr>
+        <w:spacing w:line="336" w:lineRule="auto" w:after="180"/>
+      </w:pPr>
+      <w:r>
+        <w:rPr>
+          <w:b w:val="0"/>
+        </w:rPr>
         <w:t>Start with this question: A fictional paper sorter learns a size boundary for toy pebbles.</w:t>
       </w:r>
     </w:p>
@@ -3865,13 +7037,61 @@
       </w:tr>
     </w:tbl>
     <w:p>
-      <w:r>
-        <w:t>Remember → watch and explain → try with help → investigate → try independently → keep project evidence. Your teacher may spread this lesson across several classes.</w:t>
-      </w:r>
-    </w:p>
-    <w:p>
-      <w:r>
-        <w:t>Keep your first prediction. Compare it with what the evidence shows and explain any change.</w:t>
+      <w:pPr>
+        <w:spacing w:line="336" w:lineRule="auto" w:after="180"/>
+      </w:pPr>
+      <w:r>
+        <w:rPr>
+          <w:b w:val="0"/>
+        </w:rPr>
+        <w:t xml:space="preserve">Remember → watch and explain → try with help → investigate → try independently → keep project </w:t>
+      </w:r>
+      <w:r>
+        <w:rPr>
+          <w:b/>
+        </w:rPr>
+        <w:t>evidence</w:t>
+      </w:r>
+      <w:r>
+        <w:rPr>
+          <w:b w:val="0"/>
+        </w:rPr>
+        <w:t>. Your teacher may spread this lesson across several classes.</w:t>
+      </w:r>
+    </w:p>
+    <w:p>
+      <w:pPr>
+        <w:spacing w:line="336" w:lineRule="auto" w:after="180"/>
+      </w:pPr>
+      <w:r>
+        <w:rPr>
+          <w:b w:val="0"/>
+        </w:rPr>
+        <w:t xml:space="preserve">Keep your first </w:t>
+      </w:r>
+      <w:r>
+        <w:rPr>
+          <w:b/>
+        </w:rPr>
+        <w:t>prediction</w:t>
+      </w:r>
+      <w:r>
+        <w:rPr>
+          <w:b w:val="0"/>
+        </w:rPr>
+        <w:t xml:space="preserve">. Compare it with what the </w:t>
+      </w:r>
+      <w:r>
+        <w:rPr>
+          <w:b/>
+        </w:rPr>
+        <w:t>evidence</w:t>
+      </w:r>
+      <w:r>
+        <w:rPr>
+          <w:b w:val="0"/>
+        </w:rPr>
+        <w:t xml:space="preserve"> shows and explain any change.</w:t>
       </w:r>
     </w:p>
     <w:p>
@@ -3884,6 +7104,17 @@
     </w:p>
     <w:p>
       <w:r>
+        <w:t>Explain Rules or Learned Patterns? without notes, identify a remaining question and plan a later check with a changed case.</w:t>
+      </w:r>
+    </w:p>
+    <w:p>
+      <w:pPr>
+        <w:spacing w:line="336" w:lineRule="auto" w:after="180"/>
+      </w:pPr>
+      <w:r>
+        <w:rPr>
+          <w:b w:val="0"/>
+        </w:rPr>
         <w:t>Close your notes. Explain this goal in your own words: Execute a stated rule including its boundary</w:t>
       </w:r>
     </w:p>
@@ -3921,13 +7152,61 @@
       </w:r>
     </w:p>
     <w:p>
-      <w:r>
-        <w:t>If you are unsure, return to the worked picture and explain one arrow. If you are ready, change an input or assumption and justify your prediction.</w:t>
-      </w:r>
-    </w:p>
-    <w:p>
-      <w:r>
-        <w:t>Save your workbook evidence. At the next review, try a different case before opening your old answer.</w:t>
+      <w:pPr>
+        <w:spacing w:line="336" w:lineRule="auto" w:after="180"/>
+      </w:pPr>
+      <w:r>
+        <w:rPr>
+          <w:b w:val="0"/>
+        </w:rPr>
+        <w:t xml:space="preserve">If you are unsure, return to the worked picture and explain one arrow. If you are ready, change an </w:t>
+      </w:r>
+      <w:r>
+        <w:rPr>
+          <w:b/>
+        </w:rPr>
+        <w:t>input</w:t>
+      </w:r>
+      <w:r>
+        <w:rPr>
+          <w:b w:val="0"/>
+        </w:rPr>
+        <w:t xml:space="preserve"> or assumption and justify your </w:t>
+      </w:r>
+      <w:r>
+        <w:rPr>
+          <w:b/>
+        </w:rPr>
+        <w:t>prediction</w:t>
+      </w:r>
+      <w:r>
+        <w:rPr>
+          <w:b w:val="0"/>
+        </w:rPr>
+        <w:t>.</w:t>
+      </w:r>
+    </w:p>
+    <w:p>
+      <w:pPr>
+        <w:spacing w:line="336" w:lineRule="auto" w:after="180"/>
+      </w:pPr>
+      <w:r>
+        <w:rPr>
+          <w:b w:val="0"/>
+        </w:rPr>
+        <w:t xml:space="preserve">Save your workbook </w:t>
+      </w:r>
+      <w:r>
+        <w:rPr>
+          <w:b/>
+        </w:rPr>
+        <w:t>evidence</w:t>
+      </w:r>
+      <w:r>
+        <w:rPr>
+          <w:b w:val="0"/>
+        </w:rPr>
+        <w:t>. At the next review, try a different case before opening your old answer.</w:t>
       </w:r>
     </w:p>
     <w:p>
@@ -3940,11 +7219,28 @@
     </w:p>
     <w:p>
       <w:r>
+        <w:t>Attempt supported questions before using hints or feedback. Review a missing building block, then keep the completed work.</w:t>
+      </w:r>
+    </w:p>
+    <w:p>
+      <w:pPr>
+        <w:spacing w:line="336" w:lineRule="auto" w:after="180"/>
+      </w:pPr>
+      <w:r>
+        <w:rPr>
+          <w:b w:val="0"/>
+        </w:rPr>
         <w:t>Use this supported practice once, in the browser or on paper. Keep the reserved independent assessment for a separate first attempt before teacher feedback.</w:t>
       </w:r>
     </w:p>
     <w:p>
-      <w:r>
+      <w:pPr>
+        <w:spacing w:line="336" w:lineRule="auto" w:after="180"/>
+      </w:pPr>
+      <w:r>
+        <w:rPr>
+          <w:b w:val="0"/>
+        </w:rPr>
         <w:t>A fictional paper sorter learns a size boundary for toy pebbles.</w:t>
       </w:r>
     </w:p>
@@ -3957,27 +7253,85 @@
       </w:r>
     </w:p>
     <w:p>
-      <w:r>
-        <w:t>Which labelled step matches this detail? Selected boundary 5 predicts small for a new diameter 4.</w:t>
-      </w:r>
-    </w:p>
-    <w:p>
-      <w:r>
-        <w:t>1. Training examples</w:t>
-      </w:r>
-    </w:p>
-    <w:p>
-      <w:r>
+      <w:pPr>
+        <w:spacing w:line="336" w:lineRule="auto" w:after="180"/>
+      </w:pPr>
+      <w:r>
+        <w:rPr>
+          <w:b w:val="0"/>
+        </w:rPr>
+        <w:t xml:space="preserve">Which </w:t>
+      </w:r>
+      <w:r>
+        <w:rPr>
+          <w:b/>
+        </w:rPr>
+        <w:t>label</w:t>
+      </w:r>
+      <w:r>
+        <w:rPr>
+          <w:b w:val="0"/>
+        </w:rPr>
+        <w:t>led step matches this detail? Selected boundary 5 predicts small for a new diameter 4.</w:t>
+      </w:r>
+    </w:p>
+    <w:p>
+      <w:pPr>
+        <w:spacing w:line="336" w:lineRule="auto" w:after="180"/>
+        <w:shd w:fill="F4F9FC"/>
+      </w:pPr>
+      <w:r>
+        <w:rPr>
+          <w:b w:val="0"/>
+        </w:rPr>
+        <w:t xml:space="preserve">1. </w:t>
+      </w:r>
+      <w:r>
+        <w:rPr>
+          <w:b/>
+        </w:rPr>
+        <w:t>Training</w:t>
+      </w:r>
+      <w:r>
+        <w:rPr>
+          <w:b w:val="0"/>
+        </w:rPr>
+        <w:t xml:space="preserve"> examples</w:t>
+      </w:r>
+    </w:p>
+    <w:p>
+      <w:pPr>
+        <w:spacing w:line="336" w:lineRule="auto" w:after="180"/>
+        <w:shd w:fill="F4F9FC"/>
+      </w:pPr>
+      <w:r>
+        <w:rPr>
+          <w:b w:val="0"/>
+        </w:rPr>
         <w:t>2. Candidate 3</w:t>
       </w:r>
     </w:p>
     <w:p>
-      <w:r>
+      <w:pPr>
+        <w:spacing w:line="336" w:lineRule="auto" w:after="180"/>
+        <w:shd w:fill="F4F9FC"/>
+      </w:pPr>
+      <w:r>
+        <w:rPr>
+          <w:b w:val="0"/>
+        </w:rPr>
         <w:t>3. Candidate 5</w:t>
       </w:r>
     </w:p>
     <w:p>
-      <w:r>
+      <w:pPr>
+        <w:spacing w:line="336" w:lineRule="auto" w:after="180"/>
+        <w:shd w:fill="F4F9FC"/>
+      </w:pPr>
+      <w:r>
+        <w:rPr>
+          <w:b w:val="0"/>
+        </w:rPr>
         <w:t>4. New pebble</w:t>
       </w:r>
     </w:p>
@@ -4015,41 +7369,167 @@
       </w:r>
     </w:p>
     <w:p>
-      <w:r>
+      <w:pPr>
+        <w:pStyle w:val="Heading3"/>
+      </w:pPr>
+      <w:r>
+        <w:t>Hint · try first</w:t>
+      </w:r>
+    </w:p>
+    <w:p>
+      <w:pPr>
+        <w:spacing w:line="336" w:lineRule="auto" w:after="180"/>
+        <w:shd w:fill="F1F6F8"/>
+      </w:pPr>
+      <w:r>
+        <w:rPr>
+          <w:b w:val="0"/>
+        </w:rPr>
         <w:t>Hint if needed: Read the steps in the pictorial case. Match the supplied detail to the stage that performs or records it.</w:t>
       </w:r>
     </w:p>
     <w:p>
-      <w:r>
-        <w:t>After your attempt, compare with the supported explanation: New pebble Selected boundary 5 predicts small for a new diameter 4. The learning procedure compares candidate rules against supplied examples and selects boundary 5. Applying that boundary to diameter 4 is a later prediction step. An explicit threshold can be selected from data; being easy to write does not make its origin unknowable.</w:t>
-      </w:r>
-    </w:p>
-    <w:p>
       <w:pPr>
         <w:pStyle w:val="Heading3"/>
       </w:pPr>
       <w:r>
+        <w:t>Feedback · compare after trying</w:t>
+      </w:r>
+    </w:p>
+    <w:p>
+      <w:pPr>
+        <w:spacing w:line="336" w:lineRule="auto" w:after="180"/>
+        <w:shd w:fill="F1F6FC"/>
+      </w:pPr>
+      <w:r>
+        <w:rPr>
+          <w:b w:val="0"/>
+        </w:rPr>
+        <w:t>After your attempt, compare with the supported explanation: New pebble Selected boundary 5 predicts small for a new diameter 4. The learning procedure compares candidate rules against supplied examples and selects boundary 5.</w:t>
+      </w:r>
+    </w:p>
+    <w:p>
+      <w:pPr>
+        <w:spacing w:line="336" w:lineRule="auto" w:after="180"/>
+        <w:shd w:fill="F1F6FC"/>
+      </w:pPr>
+      <w:r>
+        <w:rPr>
+          <w:b w:val="0"/>
+        </w:rPr>
+        <w:t xml:space="preserve">Applying that boundary to diameter 4 is a later </w:t>
+      </w:r>
+      <w:r>
+        <w:rPr>
+          <w:b/>
+        </w:rPr>
+        <w:t>prediction</w:t>
+      </w:r>
+      <w:r>
+        <w:rPr>
+          <w:b w:val="0"/>
+        </w:rPr>
+        <w:t xml:space="preserve"> step. An explicit </w:t>
+      </w:r>
+      <w:r>
+        <w:rPr>
+          <w:b/>
+        </w:rPr>
+        <w:t>threshold</w:t>
+      </w:r>
+      <w:r>
+        <w:rPr>
+          <w:b w:val="0"/>
+        </w:rPr>
+        <w:t xml:space="preserve"> can be selected from data; being easy to write does not make its origin unknowable.</w:t>
+      </w:r>
+    </w:p>
+    <w:p>
+      <w:pPr>
+        <w:pStyle w:val="Heading3"/>
+      </w:pPr>
+      <w:r>
         <w:t>Practice 2: explain the deciding evidence</w:t>
       </w:r>
     </w:p>
     <w:p>
-      <w:r>
+      <w:pPr>
+        <w:pStyle w:val="Heading3"/>
+      </w:pPr>
+      <w:r>
+        <w:t>Changed case · predict first</w:t>
+      </w:r>
+    </w:p>
+    <w:p>
+      <w:pPr>
+        <w:spacing w:line="336" w:lineRule="auto" w:after="180"/>
+        <w:shd w:fill="F5F1FB"/>
+      </w:pPr>
+      <w:r>
+        <w:rPr>
+          <w:b w:val="0"/>
+        </w:rPr>
         <w:t>Changed-case practice: Give a new pebble diameter 5 instead of 4. Which conclusion is supported by the supplied facts?</w:t>
       </w:r>
     </w:p>
     <w:p>
-      <w:r>
+      <w:pPr>
+        <w:spacing w:line="336" w:lineRule="auto" w:after="180"/>
+        <w:shd w:fill="F4F9FC"/>
+      </w:pPr>
+      <w:r>
+        <w:rPr>
+          <w:b w:val="0"/>
+        </w:rPr>
         <w:t>1. The selected rule predicts large.</w:t>
       </w:r>
     </w:p>
     <w:p>
-      <w:r>
-        <w:t>2. We can decide the result without examining the changed input or the procedure.</w:t>
-      </w:r>
-    </w:p>
-    <w:p>
-      <w:r>
-        <w:t>3. This one example guarantees correct results for every future input.</w:t>
+      <w:pPr>
+        <w:spacing w:line="336" w:lineRule="auto" w:after="180"/>
+        <w:shd w:fill="F4F9FC"/>
+      </w:pPr>
+      <w:r>
+        <w:rPr>
+          <w:b w:val="0"/>
+        </w:rPr>
+        <w:t xml:space="preserve">2. We can decide the result without examining the changed </w:t>
+      </w:r>
+      <w:r>
+        <w:rPr>
+          <w:b/>
+        </w:rPr>
+        <w:t>input</w:t>
+      </w:r>
+      <w:r>
+        <w:rPr>
+          <w:b w:val="0"/>
+        </w:rPr>
+        <w:t xml:space="preserve"> or the procedure.</w:t>
+      </w:r>
+    </w:p>
+    <w:p>
+      <w:pPr>
+        <w:spacing w:line="336" w:lineRule="auto" w:after="180"/>
+        <w:shd w:fill="F4F9FC"/>
+      </w:pPr>
+      <w:r>
+        <w:rPr>
+          <w:b w:val="0"/>
+        </w:rPr>
+        <w:t xml:space="preserve">3. This one example guarantees correct results for every future </w:t>
+      </w:r>
+      <w:r>
+        <w:rPr>
+          <w:b/>
+        </w:rPr>
+        <w:t>input</w:t>
+      </w:r>
+      <w:r>
+        <w:rPr>
+          <w:b w:val="0"/>
+        </w:rPr>
+        <w:t>.</w:t>
       </w:r>
     </w:p>
     <w:p>
@@ -4086,12 +7566,42 @@
       </w:r>
     </w:p>
     <w:p>
-      <w:r>
+      <w:pPr>
+        <w:pStyle w:val="Heading3"/>
+      </w:pPr>
+      <w:r>
+        <w:t>Hint · try first</w:t>
+      </w:r>
+    </w:p>
+    <w:p>
+      <w:pPr>
+        <w:spacing w:line="336" w:lineRule="auto" w:after="180"/>
+        <w:shd w:fill="F1F6F8"/>
+      </w:pPr>
+      <w:r>
+        <w:rPr>
+          <w:b w:val="0"/>
+        </w:rPr>
         <w:t>Hint if needed: Use the changed condition and the deciding step in the pictorial trace. The answer must say what follows from those facts.</w:t>
       </w:r>
     </w:p>
     <w:p>
-      <w:r>
+      <w:pPr>
+        <w:pStyle w:val="Heading3"/>
+      </w:pPr>
+      <w:r>
+        <w:t>Feedback · compare after trying</w:t>
+      </w:r>
+    </w:p>
+    <w:p>
+      <w:pPr>
+        <w:spacing w:line="336" w:lineRule="auto" w:after="180"/>
+        <w:shd w:fill="F1F6FC"/>
+      </w:pPr>
+      <w:r>
+        <w:rPr>
+          <w:b w:val="0"/>
+        </w:rPr>
         <w:t>After your attempt, compare with the supported explanation: The selected rule predicts large. At least includes equality, so 5 meets the boundary.</w:t>
       </w:r>
     </w:p>
@@ -4104,13 +7614,47 @@
       </w:r>
     </w:p>
     <w:p>
-      <w:r>
-        <w:t>Review Sensors Are Messengers (ai-1/3). Goal: Describe a measurement using its quantity, value, unit and conditions. Short practice: Why can we calculate the earlier gap but not predict an exact new B reading?. Return to this week and explain what you changed.</w:t>
-      </w:r>
-    </w:p>
-    <w:p>
-      <w:r>
-        <w:t>Review AI or Not? (ai-1/1). Goal: Distinguish an observed result from an explanation of how it was produced. Short practice: Point to the learned stage. Does the changed display prove the weather forecast changed?. Return to this week and explain what you changed.</w:t>
+      <w:pPr>
+        <w:spacing w:line="336" w:lineRule="auto" w:after="180"/>
+      </w:pPr>
+      <w:r>
+        <w:rPr>
+          <w:b w:val="0"/>
+        </w:rPr>
+        <w:t>Review Sensors Are Messengers (ai-1/3). Goal: Describe a measurement using its quantity, value, unit and conditions. Short practice: Why can we calculate the earlier gap but not predict an exact new B reading?.</w:t>
+      </w:r>
+    </w:p>
+    <w:p>
+      <w:pPr>
+        <w:spacing w:line="336" w:lineRule="auto" w:after="180"/>
+      </w:pPr>
+      <w:r>
+        <w:rPr>
+          <w:b w:val="0"/>
+        </w:rPr>
+        <w:t>Return to this week and explain what you changed.</w:t>
+      </w:r>
+    </w:p>
+    <w:p>
+      <w:pPr>
+        <w:spacing w:line="336" w:lineRule="auto" w:after="180"/>
+      </w:pPr>
+      <w:r>
+        <w:rPr>
+          <w:b w:val="0"/>
+        </w:rPr>
+        <w:t>Review AI or Not? (ai-1/1). Goal: Distinguish an observed result from an explanation of how it was produced. Short practice: Point to the learned stage. Does the changed display prove the weather forecast changed?.</w:t>
+      </w:r>
+    </w:p>
+    <w:p>
+      <w:pPr>
+        <w:spacing w:line="336" w:lineRule="auto" w:after="180"/>
+      </w:pPr>
+      <w:r>
+        <w:rPr>
+          <w:b w:val="0"/>
+        </w:rPr>
+        <w:t>Return to this week and explain what you changed.</w:t>
       </w:r>
     </w:p>
     <w:p>
@@ -4122,8 +7666,665 @@
       </w:r>
     </w:p>
     <w:p>
-      <w:r>
-        <w:t>Use Download completed work in the hosted lesson to export your answers, reflections, practice feedback and code-run evidence. Open the HTML copy to read or print it. Drafts stay in this browser when storage is available; clear drafts on a shared device.</w:t>
+      <w:pPr>
+        <w:spacing w:line="336" w:lineRule="auto" w:after="180"/>
+      </w:pPr>
+      <w:r>
+        <w:rPr>
+          <w:b w:val="0"/>
+        </w:rPr>
+        <w:t xml:space="preserve">Use Download completed work in the hosted lesson to export your answers, reflections, practice feedback and code-run </w:t>
+      </w:r>
+      <w:r>
+        <w:rPr>
+          <w:b/>
+        </w:rPr>
+        <w:t>evidence</w:t>
+      </w:r>
+      <w:r>
+        <w:rPr>
+          <w:b w:val="0"/>
+        </w:rPr>
+        <w:t>. Open the HTML copy to read or print it.</w:t>
+      </w:r>
+    </w:p>
+    <w:p>
+      <w:pPr>
+        <w:spacing w:line="336" w:lineRule="auto" w:after="180"/>
+      </w:pPr>
+      <w:r>
+        <w:rPr>
+          <w:b w:val="0"/>
+        </w:rPr>
+        <w:t>Drafts stay in this browser when storage is available; clear drafts on a shared device.</w:t>
+      </w:r>
+    </w:p>
+    <w:p>
+      <w:pPr>
+        <w:pStyle w:val="Heading1"/>
+      </w:pPr>
+      <w:r>
+        <w:t>18. Visual concept journey</w:t>
+      </w:r>
+    </w:p>
+    <w:p>
+      <w:r>
+        <w:t>Explain each Rules or Learned Patterns? graphic using its labels, deciding evidence and relevant limitation.</w:t>
+      </w:r>
+    </w:p>
+    <w:p>
+      <w:pPr>
+        <w:pStyle w:val="Heading3"/>
+      </w:pPr>
+      <w:r>
+        <w:t>01. Rules or Learned Patterns?: the case</w:t>
+      </w:r>
+    </w:p>
+    <w:p>
+      <w:r>
+        <w:drawing>
+          <wp:inline xmlns:a="http://schemas.openxmlformats.org/drawingml/2006/main" xmlns:pic="http://schemas.openxmlformats.org/drawingml/2006/picture">
+            <wp:extent cx="5486400" cy="2834640"/>
+            <wp:docPr id="23" name="Picture 23" descr="A fictional paper sorter learns a size boundary for toy pebbles. Supplied facts: Training diameters are 1,3,5,7 cm with labels small,small,large,large. Compare large-at-least-3 with large-at-least-5; choose fewer errors."/>
+            <wp:cNvGraphicFramePr>
+              <a:graphicFrameLocks noChangeAspect="1"/>
+            </wp:cNvGraphicFramePr>
+            <a:graphic>
+              <a:graphicData uri="http://schemas.openxmlformats.org/drawingml/2006/picture">
+                <pic:pic>
+                  <pic:nvPicPr>
+                    <pic:cNvPr id="0" name="academy-story-ai-1-4-01.png"/>
+                    <pic:cNvPicPr/>
+                  </pic:nvPicPr>
+                  <pic:blipFill>
+                    <a:blip r:embed="rId31"/>
+                    <a:stretch>
+                      <a:fillRect/>
+                    </a:stretch>
+                  </pic:blipFill>
+                  <pic:spPr>
+                    <a:xfrm>
+                      <a:off x="0" y="0"/>
+                      <a:ext cx="5486400" cy="2834640"/>
+                    </a:xfrm>
+                    <a:prstGeom prst="rect"/>
+                  </pic:spPr>
+                </pic:pic>
+              </a:graphicData>
+            </a:graphic>
+          </wp:inline>
+        </w:drawing>
+      </w:r>
+    </w:p>
+    <w:p>
+      <w:pPr>
+        <w:spacing w:line="336" w:lineRule="auto" w:after="180"/>
+      </w:pPr>
+      <w:r>
+        <w:rPr>
+          <w:b w:val="0"/>
+        </w:rPr>
+        <w:t xml:space="preserve">A fictional paper sorter learns a size boundary for toy pebbles. Supplied facts: </w:t>
+      </w:r>
+      <w:r>
+        <w:rPr>
+          <w:b/>
+        </w:rPr>
+        <w:t>Training</w:t>
+      </w:r>
+      <w:r>
+        <w:rPr>
+          <w:b w:val="0"/>
+        </w:rPr>
+        <w:t xml:space="preserve"> diameters are 1,3,5,7 cm with </w:t>
+      </w:r>
+      <w:r>
+        <w:rPr>
+          <w:b/>
+        </w:rPr>
+        <w:t>label</w:t>
+      </w:r>
+      <w:r>
+        <w:rPr>
+          <w:b w:val="0"/>
+        </w:rPr>
+        <w:t>s small,small,large,large. Compare large-at-least-3 with large-at-least-5; choose fewer errors.</w:t>
+      </w:r>
+    </w:p>
+    <w:p>
+      <w:pPr>
+        <w:spacing w:line="336" w:lineRule="auto" w:after="180"/>
+        <w:shd w:fill="F5F1FB"/>
+      </w:pPr>
+      <w:r>
+        <w:rPr>
+          <w:b w:val="0"/>
+        </w:rPr>
+        <w:t>Point to the given fact that matters most. Explain why it matters.</w:t>
+      </w:r>
+    </w:p>
+    <w:p>
+      <w:pPr>
+        <w:pStyle w:val="Heading3"/>
+      </w:pPr>
+      <w:r>
+        <w:t>02. Follow the deciding steps</w:t>
+      </w:r>
+    </w:p>
+    <w:p>
+      <w:r>
+        <w:drawing>
+          <wp:inline xmlns:a="http://schemas.openxmlformats.org/drawingml/2006/main" xmlns:pic="http://schemas.openxmlformats.org/drawingml/2006/picture">
+            <wp:extent cx="5486400" cy="4005072"/>
+            <wp:docPr id="24" name="Picture 24" descr="Training examples: Diameters 1,3,5,7 have reference labels S,S,L,L. → Candidate 3: Predictions S,L,L,L: one disagreement at 3. → Candidate 5: Predictions S,S,L,L: zero disagreements. → New pebble: Selected boundary 5 predicts small for a new diameter 4."/>
+            <wp:cNvGraphicFramePr>
+              <a:graphicFrameLocks noChangeAspect="1"/>
+            </wp:cNvGraphicFramePr>
+            <a:graphic>
+              <a:graphicData uri="http://schemas.openxmlformats.org/drawingml/2006/picture">
+                <pic:pic>
+                  <pic:nvPicPr>
+                    <pic:cNvPr id="0" name="academy-story-ai-1-4-02.png"/>
+                    <pic:cNvPicPr/>
+                  </pic:nvPicPr>
+                  <pic:blipFill>
+                    <a:blip r:embed="rId32"/>
+                    <a:stretch>
+                      <a:fillRect/>
+                    </a:stretch>
+                  </pic:blipFill>
+                  <pic:spPr>
+                    <a:xfrm>
+                      <a:off x="0" y="0"/>
+                      <a:ext cx="5486400" cy="4005072"/>
+                    </a:xfrm>
+                    <a:prstGeom prst="rect"/>
+                  </pic:spPr>
+                </pic:pic>
+              </a:graphicData>
+            </a:graphic>
+          </wp:inline>
+        </w:drawing>
+      </w:r>
+    </w:p>
+    <w:p>
+      <w:pPr>
+        <w:spacing w:line="336" w:lineRule="auto" w:after="180"/>
+      </w:pPr>
+      <w:r>
+        <w:rPr>
+          <w:b/>
+        </w:rPr>
+        <w:t>Training</w:t>
+      </w:r>
+      <w:r>
+        <w:rPr>
+          <w:b w:val="0"/>
+        </w:rPr>
+        <w:t xml:space="preserve"> examples: Diameters 1,3,5,7 have reference </w:t>
+      </w:r>
+      <w:r>
+        <w:rPr>
+          <w:b/>
+        </w:rPr>
+        <w:t>label</w:t>
+      </w:r>
+      <w:r>
+        <w:rPr>
+          <w:b w:val="0"/>
+        </w:rPr>
+        <w:t xml:space="preserve">s S,S,L,L. → Candidate 3: </w:t>
+      </w:r>
+      <w:r>
+        <w:rPr>
+          <w:b/>
+        </w:rPr>
+        <w:t>Prediction</w:t>
+      </w:r>
+      <w:r>
+        <w:rPr>
+          <w:b w:val="0"/>
+        </w:rPr>
+        <w:t xml:space="preserve">s S,L,L,L: one disagreement at 3. → Candidate 5: </w:t>
+      </w:r>
+      <w:r>
+        <w:rPr>
+          <w:b/>
+        </w:rPr>
+        <w:t>Prediction</w:t>
+      </w:r>
+      <w:r>
+        <w:rPr>
+          <w:b w:val="0"/>
+        </w:rPr>
+        <w:t>s S,S,L,L: zero disagreements. → New pebble: Selected boundary 5 predicts small for a new diameter 4.</w:t>
+      </w:r>
+    </w:p>
+    <w:p>
+      <w:pPr>
+        <w:spacing w:line="336" w:lineRule="auto" w:after="180"/>
+        <w:shd w:fill="F5F1FB"/>
+      </w:pPr>
+      <w:r>
+        <w:rPr>
+          <w:b w:val="0"/>
+        </w:rPr>
+        <w:t xml:space="preserve">Point to each numbered stage and explain which recorded </w:t>
+      </w:r>
+      <w:r>
+        <w:rPr>
+          <w:b/>
+        </w:rPr>
+        <w:t>input</w:t>
+      </w:r>
+      <w:r>
+        <w:rPr>
+          <w:b w:val="0"/>
+        </w:rPr>
+        <w:t xml:space="preserve"> it uses.</w:t>
+      </w:r>
+    </w:p>
+    <w:p>
+      <w:pPr>
+        <w:pStyle w:val="Heading3"/>
+      </w:pPr>
+      <w:r>
+        <w:t>03. Training errors by candidate boundary</w:t>
+      </w:r>
+    </w:p>
+    <w:p>
+      <w:r>
+        <w:drawing>
+          <wp:inline xmlns:a="http://schemas.openxmlformats.org/drawingml/2006/main" xmlns:pic="http://schemas.openxmlformats.org/drawingml/2006/picture">
+            <wp:extent cx="5486400" cy="2834640"/>
+            <wp:docPr id="25" name="Picture 25" descr="Training errors by candidate boundary. Units: disagreements. Boundary 3: 1. Boundary 5: 0."/>
+            <wp:cNvGraphicFramePr>
+              <a:graphicFrameLocks noChangeAspect="1"/>
+            </wp:cNvGraphicFramePr>
+            <a:graphic>
+              <a:graphicData uri="http://schemas.openxmlformats.org/drawingml/2006/picture">
+                <pic:pic>
+                  <pic:nvPicPr>
+                    <pic:cNvPr id="0" name="academy-story-ai-1-4-03.png"/>
+                    <pic:cNvPicPr/>
+                  </pic:nvPicPr>
+                  <pic:blipFill>
+                    <a:blip r:embed="rId33"/>
+                    <a:stretch>
+                      <a:fillRect/>
+                    </a:stretch>
+                  </pic:blipFill>
+                  <pic:spPr>
+                    <a:xfrm>
+                      <a:off x="0" y="0"/>
+                      <a:ext cx="5486400" cy="2834640"/>
+                    </a:xfrm>
+                    <a:prstGeom prst="rect"/>
+                  </pic:spPr>
+                </pic:pic>
+              </a:graphicData>
+            </a:graphic>
+          </wp:inline>
+        </w:drawing>
+      </w:r>
+    </w:p>
+    <w:p>
+      <w:pPr>
+        <w:spacing w:line="336" w:lineRule="auto" w:after="180"/>
+      </w:pPr>
+      <w:r>
+        <w:rPr>
+          <w:b/>
+        </w:rPr>
+        <w:t>Training</w:t>
+      </w:r>
+      <w:r>
+        <w:rPr>
+          <w:b w:val="0"/>
+        </w:rPr>
+        <w:t xml:space="preserve"> errors by candidate boundary. Units: disagreements. Boundary 3: 1. Boundary 5: 0.</w:t>
+      </w:r>
+    </w:p>
+    <w:p>
+      <w:pPr>
+        <w:spacing w:line="336" w:lineRule="auto" w:after="180"/>
+        <w:shd w:fill="F5F1FB"/>
+      </w:pPr>
+      <w:r>
+        <w:rPr>
+          <w:b w:val="0"/>
+        </w:rPr>
+        <w:t xml:space="preserve">Read the </w:t>
+      </w:r>
+      <w:r>
+        <w:rPr>
+          <w:b/>
+        </w:rPr>
+        <w:t>label</w:t>
+      </w:r>
+      <w:r>
+        <w:rPr>
+          <w:b w:val="0"/>
+        </w:rPr>
+        <w:t>s and values. Explain the relationship the model shows.</w:t>
+      </w:r>
+    </w:p>
+    <w:p>
+      <w:pPr>
+        <w:pStyle w:val="Heading3"/>
+      </w:pPr>
+      <w:r>
+        <w:t>04. Change one thing. Trace what follows.</w:t>
+      </w:r>
+    </w:p>
+    <w:p>
+      <w:r>
+        <w:drawing>
+          <wp:inline xmlns:a="http://schemas.openxmlformats.org/drawingml/2006/main" xmlns:pic="http://schemas.openxmlformats.org/drawingml/2006/picture">
+            <wp:extent cx="5486400" cy="3026664"/>
+            <wp:docPr id="26" name="Picture 26" descr="Original case: Selected boundary 5 predicts small for a new diameter 4. Changed condition: Give a new pebble diameter 5 instead of 4. Expected result: The selected rule predicts large. Reason: At least includes equality, so 5 meets the boundary."/>
+            <wp:cNvGraphicFramePr>
+              <a:graphicFrameLocks noChangeAspect="1"/>
+            </wp:cNvGraphicFramePr>
+            <a:graphic>
+              <a:graphicData uri="http://schemas.openxmlformats.org/drawingml/2006/picture">
+                <pic:pic>
+                  <pic:nvPicPr>
+                    <pic:cNvPr id="0" name="academy-story-ai-1-4-04.png"/>
+                    <pic:cNvPicPr/>
+                  </pic:nvPicPr>
+                  <pic:blipFill>
+                    <a:blip r:embed="rId34"/>
+                    <a:stretch>
+                      <a:fillRect/>
+                    </a:stretch>
+                  </pic:blipFill>
+                  <pic:spPr>
+                    <a:xfrm>
+                      <a:off x="0" y="0"/>
+                      <a:ext cx="5486400" cy="3026664"/>
+                    </a:xfrm>
+                    <a:prstGeom prst="rect"/>
+                  </pic:spPr>
+                </pic:pic>
+              </a:graphicData>
+            </a:graphic>
+          </wp:inline>
+        </w:drawing>
+      </w:r>
+    </w:p>
+    <w:p>
+      <w:pPr>
+        <w:spacing w:line="336" w:lineRule="auto" w:after="180"/>
+      </w:pPr>
+      <w:r>
+        <w:rPr>
+          <w:b w:val="0"/>
+        </w:rPr>
+        <w:t>Original case: Selected boundary 5 predicts small for a new diameter 4. Changed condition: Give a new pebble diameter 5 instead of 4. Expected result: The selected rule predicts large.</w:t>
+      </w:r>
+    </w:p>
+    <w:p>
+      <w:pPr>
+        <w:spacing w:line="336" w:lineRule="auto" w:after="180"/>
+      </w:pPr>
+      <w:r>
+        <w:rPr>
+          <w:b w:val="0"/>
+        </w:rPr>
+        <w:t>Reason: At least includes equality, so 5 meets the boundary.</w:t>
+      </w:r>
+    </w:p>
+    <w:p>
+      <w:pPr>
+        <w:spacing w:line="336" w:lineRule="auto" w:after="180"/>
+        <w:shd w:fill="F5F1FB"/>
+      </w:pPr>
+      <w:r>
+        <w:rPr>
+          <w:b w:val="0"/>
+        </w:rPr>
+        <w:t>Predict before checking the worked changed-case result. Name what changed and what the supplied facts allow you to conclude.</w:t>
+      </w:r>
+    </w:p>
+    <w:p>
+      <w:pPr>
+        <w:pStyle w:val="Heading3"/>
+      </w:pPr>
+      <w:r>
+        <w:t>05. Connect the explanation to its limit</w:t>
+      </w:r>
+    </w:p>
+    <w:p>
+      <w:r>
+        <w:drawing>
+          <wp:inline xmlns:a="http://schemas.openxmlformats.org/drawingml/2006/main" xmlns:pic="http://schemas.openxmlformats.org/drawingml/2006/picture">
+            <wp:extent cx="5486400" cy="2834640"/>
+            <wp:docPr id="27" name="Picture 27" descr="The learning procedure compares candidate rules against supplied examples and selects boundary 5. Applying that boundary to diameter 4 is a later prediction step. An explicit threshold can be selected from data; being easy to write does not make its origin unknowable. Limit: Zero training disagreements do not prove every future pebble receives the correct label."/>
+            <wp:cNvGraphicFramePr>
+              <a:graphicFrameLocks noChangeAspect="1"/>
+            </wp:cNvGraphicFramePr>
+            <a:graphic>
+              <a:graphicData uri="http://schemas.openxmlformats.org/drawingml/2006/picture">
+                <pic:pic>
+                  <pic:nvPicPr>
+                    <pic:cNvPr id="0" name="academy-story-ai-1-4-05.png"/>
+                    <pic:cNvPicPr/>
+                  </pic:nvPicPr>
+                  <pic:blipFill>
+                    <a:blip r:embed="rId35"/>
+                    <a:stretch>
+                      <a:fillRect/>
+                    </a:stretch>
+                  </pic:blipFill>
+                  <pic:spPr>
+                    <a:xfrm>
+                      <a:off x="0" y="0"/>
+                      <a:ext cx="5486400" cy="2834640"/>
+                    </a:xfrm>
+                    <a:prstGeom prst="rect"/>
+                  </pic:spPr>
+                </pic:pic>
+              </a:graphicData>
+            </a:graphic>
+          </wp:inline>
+        </w:drawing>
+      </w:r>
+    </w:p>
+    <w:p>
+      <w:pPr>
+        <w:spacing w:line="336" w:lineRule="auto" w:after="180"/>
+      </w:pPr>
+      <w:r>
+        <w:rPr>
+          <w:b w:val="0"/>
+        </w:rPr>
+        <w:t xml:space="preserve">The learning procedure compares candidate rules against supplied examples and selects boundary 5. Applying that boundary to diameter 4 is a later </w:t>
+      </w:r>
+      <w:r>
+        <w:rPr>
+          <w:b/>
+        </w:rPr>
+        <w:t>prediction</w:t>
+      </w:r>
+      <w:r>
+        <w:rPr>
+          <w:b w:val="0"/>
+        </w:rPr>
+        <w:t xml:space="preserve"> step.</w:t>
+      </w:r>
+    </w:p>
+    <w:p>
+      <w:pPr>
+        <w:spacing w:line="336" w:lineRule="auto" w:after="180"/>
+      </w:pPr>
+      <w:r>
+        <w:rPr>
+          <w:b w:val="0"/>
+        </w:rPr>
+        <w:t xml:space="preserve">An explicit </w:t>
+      </w:r>
+      <w:r>
+        <w:rPr>
+          <w:b/>
+        </w:rPr>
+        <w:t>threshold</w:t>
+      </w:r>
+      <w:r>
+        <w:rPr>
+          <w:b w:val="0"/>
+        </w:rPr>
+        <w:t xml:space="preserve"> can be selected from data; being easy to write does not make its origin unknowable. Limit: Zero </w:t>
+      </w:r>
+      <w:r>
+        <w:rPr>
+          <w:b/>
+        </w:rPr>
+        <w:t>training</w:t>
+      </w:r>
+      <w:r>
+        <w:rPr>
+          <w:b w:val="0"/>
+        </w:rPr>
+        <w:t xml:space="preserve"> disagreements do not prove every future pebble receives the correct </w:t>
+      </w:r>
+      <w:r>
+        <w:rPr>
+          <w:b/>
+        </w:rPr>
+        <w:t>label</w:t>
+      </w:r>
+      <w:r>
+        <w:rPr>
+          <w:b w:val="0"/>
+        </w:rPr>
+        <w:t>.</w:t>
+      </w:r>
+    </w:p>
+    <w:p>
+      <w:pPr>
+        <w:spacing w:line="336" w:lineRule="auto" w:after="180"/>
+        <w:shd w:fill="F5F1FB"/>
+      </w:pPr>
+      <w:r>
+        <w:rPr>
+          <w:b w:val="0"/>
+        </w:rPr>
+        <w:t>Explain the case, then point to a limit on the claim.</w:t>
+      </w:r>
+    </w:p>
+    <w:p>
+      <w:pPr>
+        <w:pStyle w:val="Heading3"/>
+      </w:pPr>
+      <w:r>
+        <w:t>06. Make the idea visible in your project</w:t>
+      </w:r>
+    </w:p>
+    <w:p>
+      <w:r>
+        <w:drawing>
+          <wp:inline xmlns:a="http://schemas.openxmlformats.org/drawingml/2006/main" xmlns:pic="http://schemas.openxmlformats.org/drawingml/2006/picture">
+            <wp:extent cx="5486400" cy="3380232"/>
+            <wp:docPr id="28" name="Picture 28" descr="Document whether the sorter’s rules were teacher-written or chosen from examples, retaining candidate errors. Draw your input, deciding step, result and limit. Supported question: Show which stage used labels and which stage used only the new measurement."/>
+            <wp:cNvGraphicFramePr>
+              <a:graphicFrameLocks noChangeAspect="1"/>
+            </wp:cNvGraphicFramePr>
+            <a:graphic>
+              <a:graphicData uri="http://schemas.openxmlformats.org/drawingml/2006/picture">
+                <pic:pic>
+                  <pic:nvPicPr>
+                    <pic:cNvPr id="0" name="academy-story-ai-1-4-06.png"/>
+                    <pic:cNvPicPr/>
+                  </pic:nvPicPr>
+                  <pic:blipFill>
+                    <a:blip r:embed="rId36"/>
+                    <a:stretch>
+                      <a:fillRect/>
+                    </a:stretch>
+                  </pic:blipFill>
+                  <pic:spPr>
+                    <a:xfrm>
+                      <a:off x="0" y="0"/>
+                      <a:ext cx="5486400" cy="3380232"/>
+                    </a:xfrm>
+                    <a:prstGeom prst="rect"/>
+                  </pic:spPr>
+                </pic:pic>
+              </a:graphicData>
+            </a:graphic>
+          </wp:inline>
+        </w:drawing>
+      </w:r>
+    </w:p>
+    <w:p>
+      <w:pPr>
+        <w:spacing w:line="336" w:lineRule="auto" w:after="180"/>
+      </w:pPr>
+      <w:r>
+        <w:rPr>
+          <w:b w:val="0"/>
+        </w:rPr>
+        <w:t xml:space="preserve">Document whether the sorter’s rules were teacher-written or chosen from examples, retaining candidate errors. Draw your </w:t>
+      </w:r>
+      <w:r>
+        <w:rPr>
+          <w:b/>
+        </w:rPr>
+        <w:t>input</w:t>
+      </w:r>
+      <w:r>
+        <w:rPr>
+          <w:b w:val="0"/>
+        </w:rPr>
+        <w:t>, deciding step, result and limit.</w:t>
+      </w:r>
+    </w:p>
+    <w:p>
+      <w:pPr>
+        <w:spacing w:line="336" w:lineRule="auto" w:after="180"/>
+      </w:pPr>
+      <w:r>
+        <w:rPr>
+          <w:b w:val="0"/>
+        </w:rPr>
+        <w:t xml:space="preserve">Supported question: Show which stage used </w:t>
+      </w:r>
+      <w:r>
+        <w:rPr>
+          <w:b/>
+        </w:rPr>
+        <w:t>label</w:t>
+      </w:r>
+      <w:r>
+        <w:rPr>
+          <w:b w:val="0"/>
+        </w:rPr>
+        <w:t>s and which stage used only the new measurement.</w:t>
+      </w:r>
+    </w:p>
+    <w:p>
+      <w:pPr>
+        <w:spacing w:line="336" w:lineRule="auto" w:after="180"/>
+        <w:shd w:fill="F5F1FB"/>
+      </w:pPr>
+      <w:r>
+        <w:rPr>
+          <w:b w:val="0"/>
+        </w:rPr>
+        <w:t xml:space="preserve">Draw your project trace and justify the deciding step using </w:t>
+      </w:r>
+      <w:r>
+        <w:rPr>
+          <w:b/>
+        </w:rPr>
+        <w:t>evidence</w:t>
+      </w:r>
+      <w:r>
+        <w:rPr>
+          <w:b w:val="0"/>
+        </w:rPr>
+        <w:t>.</w:t>
       </w:r>
     </w:p>
     <w:sectPr>
